--- a/DOC/EN/NF-DOC-006_Telegram_Bot_Guide_EN.docx
+++ b/DOC/EN/NF-DOC-006_Telegram_Bot_Guide_EN.docx
@@ -1011,7 +1011,7 @@
                 <w:color w:val="0B1F2E"/>
                 <w:sz w:val="19"/>
               </w:rPr>
-              <w:t>Link your Telegram account to NexusFinance</w:t>
+              <w:t>Link your Telegram account — emails a verification code</w:t>
             </w:r>
           </w:p>
         </w:tc>
@@ -1042,6 +1042,65 @@
                 <w:color w:val="0B1F2E"/>
                 <w:sz w:val="19"/>
               </w:rPr>
+              <w:t>/confirm &lt;code&gt;</w:t>
+            </w:r>
+          </w:p>
+        </w:tc>
+        <w:tc>
+          <w:tcPr>
+            <w:tcW w:type="dxa" w:w="6624"/>
+            <w:shd w:val="clear" w:fill="F4F8FA"/>
+            <w:tcMar>
+              <w:top w:w="80" w:type="dxa"/>
+              <w:start w:w="120" w:type="dxa"/>
+              <w:bottom w:w="80" w:type="dxa"/>
+              <w:end w:w="120" w:type="dxa"/>
+            </w:tcMar>
+            <w:vAlign w:val="center"/>
+          </w:tcPr>
+          <w:p>
+            <w:pPr>
+              <w:spacing w:after="20"/>
+            </w:pPr>
+            <w:r/>
+            <w:r>
+              <w:rPr>
+                <w:rFonts w:ascii="Segoe UI" w:hAnsi="Segoe UI" w:cs="Segoe UI"/>
+                <w:b w:val="0"/>
+                <w:i w:val="0"/>
+                <w:color w:val="0B1F2E"/>
+                <w:sz w:val="19"/>
+              </w:rPr>
+              <w:t>Complete linking with the code sent to your email</w:t>
+            </w:r>
+          </w:p>
+        </w:tc>
+      </w:tr>
+      <w:tr>
+        <w:tc>
+          <w:tcPr>
+            <w:tcW w:type="dxa" w:w="2592"/>
+            <w:tcMar>
+              <w:top w:w="80" w:type="dxa"/>
+              <w:start w:w="120" w:type="dxa"/>
+              <w:bottom w:w="80" w:type="dxa"/>
+              <w:end w:w="120" w:type="dxa"/>
+            </w:tcMar>
+            <w:vAlign w:val="center"/>
+          </w:tcPr>
+          <w:p>
+            <w:pPr>
+              <w:spacing w:after="20"/>
+            </w:pPr>
+            <w:r/>
+            <w:r>
+              <w:rPr>
+                <w:rFonts w:ascii="Segoe UI" w:hAnsi="Segoe UI" w:cs="Segoe UI"/>
+                <w:b w:val="0"/>
+                <w:i w:val="0"/>
+                <w:color w:val="0B1F2E"/>
+                <w:sz w:val="19"/>
+              </w:rPr>
               <w:t>/unlink</w:t>
             </w:r>
           </w:p>
@@ -1049,7 +1108,6 @@
         <w:tc>
           <w:tcPr>
             <w:tcW w:type="dxa" w:w="6624"/>
-            <w:shd w:val="clear" w:fill="F4F8FA"/>
             <w:tcMar>
               <w:top w:w="80" w:type="dxa"/>
               <w:start w:w="120" w:type="dxa"/>
@@ -1080,6 +1138,7 @@
         <w:tc>
           <w:tcPr>
             <w:tcW w:type="dxa" w:w="2592"/>
+            <w:shd w:val="clear" w:fill="F4F8FA"/>
             <w:tcMar>
               <w:top w:w="80" w:type="dxa"/>
               <w:start w:w="120" w:type="dxa"/>
@@ -1108,6 +1167,7 @@
         <w:tc>
           <w:tcPr>
             <w:tcW w:type="dxa" w:w="6624"/>
+            <w:shd w:val="clear" w:fill="F4F8FA"/>
             <w:tcMar>
               <w:top w:w="80" w:type="dxa"/>
               <w:start w:w="120" w:type="dxa"/>
@@ -1129,7 +1189,7 @@
                 <w:color w:val="0B1F2E"/>
                 <w:sz w:val="19"/>
               </w:rPr>
-              <w:t>View your linked account status</w:t>
+              <w:t>View your linked account and loan status</w:t>
             </w:r>
           </w:p>
         </w:tc>
@@ -1748,6 +1808,10 @@
       </w:r>
     </w:p>
     <w:p>
+      <w:pPr>
+        <w:pStyle w:val="ListNumber"/>
+        <w:spacing w:after="60"/>
+      </w:pPr>
       <w:r>
         <w:rPr>
           <w:rFonts w:ascii="Segoe UI" w:hAnsi="Segoe UI" w:cs="Segoe UI"/>
@@ -1756,7 +1820,67 @@
           <w:color w:val="0B1F2E"/>
           <w:sz w:val="21"/>
         </w:rPr>
-        <w:t>Send /link to the bot. You will be prompted to confirm. Once linked, you will receive payment notifications and reminders.</w:t>
+        <w:t>Send /link &lt;your-email&gt; to the bot</w:t>
+      </w:r>
+    </w:p>
+    <w:p>
+      <w:pPr>
+        <w:pStyle w:val="ListNumber"/>
+        <w:spacing w:after="60"/>
+      </w:pPr>
+      <w:r>
+        <w:rPr>
+          <w:rFonts w:ascii="Segoe UI" w:hAnsi="Segoe UI" w:cs="Segoe UI"/>
+          <w:b w:val="0"/>
+          <w:i w:val="0"/>
+          <w:color w:val="0B1F2E"/>
+          <w:sz w:val="21"/>
+        </w:rPr>
+        <w:t>A 6-digit verification code is sent to your registered email</w:t>
+      </w:r>
+    </w:p>
+    <w:p>
+      <w:pPr>
+        <w:pStyle w:val="ListNumber"/>
+        <w:spacing w:after="60"/>
+      </w:pPr>
+      <w:r>
+        <w:rPr>
+          <w:rFonts w:ascii="Segoe UI" w:hAnsi="Segoe UI" w:cs="Segoe UI"/>
+          <w:b w:val="0"/>
+          <w:i w:val="0"/>
+          <w:color w:val="0B1F2E"/>
+          <w:sz w:val="21"/>
+        </w:rPr>
+        <w:t>Send /confirm &lt;code&gt; to complete the link</w:t>
+      </w:r>
+    </w:p>
+    <w:p>
+      <w:pPr>
+        <w:pStyle w:val="ListNumber"/>
+        <w:spacing w:after="60"/>
+      </w:pPr>
+      <w:r>
+        <w:rPr>
+          <w:rFonts w:ascii="Segoe UI" w:hAnsi="Segoe UI" w:cs="Segoe UI"/>
+          <w:b w:val="0"/>
+          <w:i w:val="0"/>
+          <w:color w:val="0B1F2E"/>
+          <w:sz w:val="21"/>
+        </w:rPr>
+        <w:t>The code expires after 10 minutes — run /link again for a new one</w:t>
+      </w:r>
+    </w:p>
+    <w:p>
+      <w:r>
+        <w:rPr>
+          <w:rFonts w:ascii="Segoe UI" w:hAnsi="Segoe UI" w:cs="Segoe UI"/>
+          <w:b w:val="0"/>
+          <w:i w:val="0"/>
+          <w:color w:val="0B1F2E"/>
+          <w:sz w:val="21"/>
+        </w:rPr>
+        <w:t>Once linked, you will receive payment notifications and reminders.</w:t>
       </w:r>
     </w:p>
     <w:p>
@@ -1812,7 +1936,7 @@
           <w:color w:val="0B1F2E"/>
           <w:sz w:val="21"/>
         </w:rPr>
-        <w:t>Send /status to view your current link status and linked email.</w:t>
+        <w:t>Send /status to view your linked email and current loan status, including your monthly installment amount and next due date.</w:t>
       </w:r>
     </w:p>
     <w:p>
@@ -1866,6 +1990,23 @@
           <w:sz w:val="21"/>
         </w:rPr>
         <w:t>Daily reminders — scheduled at 9:00 AM Cambodia time (Asia/Phnom_Penh)</w:t>
+      </w:r>
+    </w:p>
+    <w:p>
+      <w:pPr>
+        <w:pStyle w:val="ListBullet"/>
+        <w:spacing w:after="60"/>
+        <w:ind w:left="432"/>
+      </w:pPr>
+      <w:r>
+        <w:rPr>
+          <w:rFonts w:ascii="Segoe UI" w:hAnsi="Segoe UI" w:cs="Segoe UI"/>
+          <w:b w:val="0"/>
+          <w:i w:val="0"/>
+          <w:color w:val="0B1F2E"/>
+          <w:sz w:val="21"/>
+        </w:rPr>
+        <w:t>Reminders are based on monthly installments (amortized at 5.4% APR), not the full loan amount</w:t>
       </w:r>
     </w:p>
     <w:p>

--- a/DOC/EN/NF-DOC-006_Telegram_Bot_Guide_EN.docx
+++ b/DOC/EN/NF-DOC-006_Telegram_Bot_Guide_EN.docx
@@ -2,2423 +2,391 @@
 <file path=word/document.xml><?xml version="1.0" encoding="utf-8"?>
 <w:document xmlns:wpc="http://schemas.microsoft.com/office/word/2010/wordprocessingCanvas" xmlns:mo="http://schemas.microsoft.com/office/mac/office/2008/main" xmlns:mc="http://schemas.openxmlformats.org/markup-compatibility/2006" xmlns:mv="urn:schemas-microsoft-com:mac:vml" xmlns:o="urn:schemas-microsoft-com:office:office" xmlns:r="http://schemas.openxmlformats.org/officeDocument/2006/relationships" xmlns:m="http://schemas.openxmlformats.org/officeDocument/2006/math" xmlns:v="urn:schemas-microsoft-com:vml" xmlns:wp14="http://schemas.microsoft.com/office/word/2010/wordprocessingDrawing" xmlns:wp="http://schemas.openxmlformats.org/drawingml/2006/wordprocessingDrawing" xmlns:w10="urn:schemas-microsoft-com:office:word" xmlns:w="http://schemas.openxmlformats.org/wordprocessingml/2006/main" xmlns:w14="http://schemas.microsoft.com/office/word/2010/wordml" xmlns:wpg="http://schemas.microsoft.com/office/word/2010/wordprocessingGroup" xmlns:wpi="http://schemas.microsoft.com/office/word/2010/wordprocessingInk" xmlns:wne="http://schemas.microsoft.com/office/word/2006/wordml" xmlns:wps="http://schemas.microsoft.com/office/word/2010/wordprocessingShape" mc:Ignorable="w14 wp14">
   <w:body>
-    <w:tbl>
-      <w:tblPr>
-        <w:tblStyle w:val="TableGrid"/>
-        <w:tblW w:type="auto" w:w="0"/>
-        <w:tblLook w:firstColumn="1" w:firstRow="1" w:lastColumn="0" w:lastRow="0" w:noHBand="0" w:noVBand="1" w:val="04A0"/>
-      </w:tblPr>
-      <w:tblGrid>
-        <w:gridCol w:w="9317"/>
-      </w:tblGrid>
-      <w:tr>
-        <w:tc>
-          <w:tcPr>
-            <w:tcW w:type="dxa" w:w="9317"/>
-            <w:shd w:val="clear" w:fill="0B1F2E"/>
-            <w:tcMar>
-              <w:top w:w="180" w:type="dxa"/>
-              <w:start w:w="240" w:type="dxa"/>
-              <w:bottom w:w="180" w:type="dxa"/>
-              <w:end w:w="240" w:type="dxa"/>
-            </w:tcMar>
-          </w:tcPr>
-          <w:p>
-            <w:r/>
-            <w:r>
-              <w:rPr>
-                <w:rFonts w:ascii="Segoe UI" w:hAnsi="Segoe UI" w:cs="Segoe UI"/>
-                <w:b/>
-                <w:i w:val="0"/>
-                <w:color w:val="00BDAA"/>
-                <w:sz w:val="26"/>
-              </w:rPr>
-              <w:t>NEXUSFINANCE</w:t>
-            </w:r>
-          </w:p>
-          <w:p>
-            <w:pPr>
-              <w:spacing w:after="0"/>
-            </w:pPr>
-            <w:r>
-              <w:rPr>
-                <w:rFonts w:ascii="Segoe UI" w:hAnsi="Segoe UI" w:cs="Segoe UI"/>
-                <w:b w:val="0"/>
-                <w:i w:val="0"/>
-                <w:color w:val="9FB4C4"/>
-                <w:sz w:val="18"/>
-              </w:rPr>
-              <w:t>Secure • Modern • Cutting-edge  |  Lending Platform for Cambodia</w:t>
-            </w:r>
-          </w:p>
-        </w:tc>
-      </w:tr>
-    </w:tbl>
     <w:p>
       <w:pPr>
-        <w:spacing w:after="40"/>
-      </w:pPr>
-    </w:p>
-    <w:p>
-      <w:pPr>
-        <w:spacing w:after="600"/>
-      </w:pPr>
-    </w:p>
-    <w:p>
-      <w:pPr>
-        <w:spacing w:after="120"/>
-        <w:jc w:val="left"/>
+        <w:pStyle w:val="Title"/>
       </w:pPr>
       <w:r>
-        <w:rPr>
-          <w:rFonts w:ascii="Segoe UI" w:hAnsi="Segoe UI" w:cs="Segoe UI"/>
-          <w:b/>
-          <w:i w:val="0"/>
-          <w:color w:val="0B1F2E"/>
-          <w:sz w:val="68"/>
-        </w:rPr>
         <w:t>NexusFinance — Telegram Bot Guide</w:t>
       </w:r>
     </w:p>
     <w:p>
-      <w:pPr>
-        <w:pBdr>
-          <w:bottom w:val="single" w:sz="24" w:space="4" w:color="00BDAA"/>
-        </w:pBdr>
-        <w:spacing w:after="240"/>
-      </w:pPr>
-    </w:p>
-    <w:p>
-      <w:pPr>
-        <w:spacing w:after="80"/>
-      </w:pPr>
       <w:r>
-        <w:rPr>
-          <w:rFonts w:ascii="Segoe UI" w:hAnsi="Segoe UI" w:cs="Segoe UI"/>
-          <w:b w:val="0"/>
-          <w:i w:val="0"/>
-          <w:color w:val="475A6B"/>
-          <w:sz w:val="26"/>
-        </w:rPr>
         <w:t>Digital Lending Platform for Cambodia</w:t>
       </w:r>
     </w:p>
     <w:p>
-      <w:pPr>
-        <w:spacing w:after="0"/>
-      </w:pPr>
       <w:r>
-        <w:rPr>
-          <w:rFonts w:ascii="Segoe UI" w:hAnsi="Segoe UI" w:cs="Segoe UI"/>
-          <w:b/>
-          <w:i w:val="0"/>
-          <w:color w:val="008A7C"/>
-          <w:sz w:val="20"/>
-        </w:rPr>
         <w:t>EN</w:t>
       </w:r>
     </w:p>
     <w:p>
-      <w:pPr>
-        <w:spacing w:after="600"/>
-      </w:pPr>
-    </w:p>
-    <w:tbl>
-      <w:tblPr>
-        <w:tblStyle w:val="TableGrid"/>
-        <w:tblW w:type="auto" w:w="0"/>
-        <w:tblLook w:firstColumn="1" w:firstRow="1" w:lastColumn="0" w:lastRow="0" w:noHBand="0" w:noVBand="1" w:val="04A0"/>
-      </w:tblPr>
-      <w:tblGrid>
-        <w:gridCol w:w="4658"/>
-        <w:gridCol w:w="4658"/>
-      </w:tblGrid>
-      <w:tr>
-        <w:tc>
-          <w:tcPr>
-            <w:tcW w:type="dxa" w:w="3168"/>
-            <w:shd w:val="clear" w:fill="F4F8FA"/>
-            <w:tcMar>
-              <w:top w:w="80" w:type="dxa"/>
-              <w:start w:w="120" w:type="dxa"/>
-              <w:bottom w:w="80" w:type="dxa"/>
-              <w:end w:w="120" w:type="dxa"/>
-            </w:tcMar>
-          </w:tcPr>
-          <w:p>
-            <w:r/>
-            <w:r>
-              <w:rPr>
-                <w:rFonts w:ascii="Segoe UI" w:hAnsi="Segoe UI" w:cs="Segoe UI"/>
-                <w:b/>
-                <w:i w:val="0"/>
-                <w:color w:val="0B1F2E"/>
-                <w:sz w:val="20"/>
-              </w:rPr>
-              <w:t>Document Number</w:t>
-            </w:r>
-          </w:p>
-        </w:tc>
-        <w:tc>
-          <w:tcPr>
-            <w:tcW w:type="dxa" w:w="6048"/>
-            <w:tcMar>
-              <w:top w:w="80" w:type="dxa"/>
-              <w:start w:w="120" w:type="dxa"/>
-              <w:bottom w:w="80" w:type="dxa"/>
-              <w:end w:w="120" w:type="dxa"/>
-            </w:tcMar>
-          </w:tcPr>
-          <w:p>
-            <w:r/>
-            <w:r>
-              <w:rPr>
-                <w:rFonts w:ascii="Segoe UI" w:hAnsi="Segoe UI" w:cs="Segoe UI"/>
-                <w:b w:val="0"/>
-                <w:i w:val="0"/>
-                <w:color w:val="475A6B"/>
-                <w:sz w:val="20"/>
-              </w:rPr>
-              <w:t>NF-DOC-006</w:t>
-            </w:r>
-          </w:p>
-        </w:tc>
-      </w:tr>
-      <w:tr>
-        <w:tc>
-          <w:tcPr>
-            <w:tcW w:type="dxa" w:w="3168"/>
-            <w:shd w:val="clear" w:fill="F4F8FA"/>
-            <w:tcMar>
-              <w:top w:w="80" w:type="dxa"/>
-              <w:start w:w="120" w:type="dxa"/>
-              <w:bottom w:w="80" w:type="dxa"/>
-              <w:end w:w="120" w:type="dxa"/>
-            </w:tcMar>
-          </w:tcPr>
-          <w:p>
-            <w:r/>
-            <w:r>
-              <w:rPr>
-                <w:rFonts w:ascii="Segoe UI" w:hAnsi="Segoe UI" w:cs="Segoe UI"/>
-                <w:b/>
-                <w:i w:val="0"/>
-                <w:color w:val="0B1F2E"/>
-                <w:sz w:val="20"/>
-              </w:rPr>
-              <w:t>Version</w:t>
-            </w:r>
-          </w:p>
-        </w:tc>
-        <w:tc>
-          <w:tcPr>
-            <w:tcW w:type="dxa" w:w="6048"/>
-            <w:tcMar>
-              <w:top w:w="80" w:type="dxa"/>
-              <w:start w:w="120" w:type="dxa"/>
-              <w:bottom w:w="80" w:type="dxa"/>
-              <w:end w:w="120" w:type="dxa"/>
-            </w:tcMar>
-          </w:tcPr>
-          <w:p>
-            <w:r/>
-            <w:r>
-              <w:rPr>
-                <w:rFonts w:ascii="Segoe UI" w:hAnsi="Segoe UI" w:cs="Segoe UI"/>
-                <w:b w:val="0"/>
-                <w:i w:val="0"/>
-                <w:color w:val="475A6B"/>
-                <w:sz w:val="20"/>
-              </w:rPr>
-              <w:t>1.0</w:t>
-            </w:r>
-          </w:p>
-        </w:tc>
-      </w:tr>
-      <w:tr>
-        <w:tc>
-          <w:tcPr>
-            <w:tcW w:type="dxa" w:w="3168"/>
-            <w:shd w:val="clear" w:fill="F4F8FA"/>
-            <w:tcMar>
-              <w:top w:w="80" w:type="dxa"/>
-              <w:start w:w="120" w:type="dxa"/>
-              <w:bottom w:w="80" w:type="dxa"/>
-              <w:end w:w="120" w:type="dxa"/>
-            </w:tcMar>
-          </w:tcPr>
-          <w:p>
-            <w:r/>
-            <w:r>
-              <w:rPr>
-                <w:rFonts w:ascii="Segoe UI" w:hAnsi="Segoe UI" w:cs="Segoe UI"/>
-                <w:b/>
-                <w:i w:val="0"/>
-                <w:color w:val="0B1F2E"/>
-                <w:sz w:val="20"/>
-              </w:rPr>
-              <w:t>Date</w:t>
-            </w:r>
-          </w:p>
-        </w:tc>
-        <w:tc>
-          <w:tcPr>
-            <w:tcW w:type="dxa" w:w="6048"/>
-            <w:tcMar>
-              <w:top w:w="80" w:type="dxa"/>
-              <w:start w:w="120" w:type="dxa"/>
-              <w:bottom w:w="80" w:type="dxa"/>
-              <w:end w:w="120" w:type="dxa"/>
-            </w:tcMar>
-          </w:tcPr>
-          <w:p>
-            <w:r/>
-            <w:r>
-              <w:rPr>
-                <w:rFonts w:ascii="Segoe UI" w:hAnsi="Segoe UI" w:cs="Segoe UI"/>
-                <w:b w:val="0"/>
-                <w:i w:val="0"/>
-                <w:color w:val="475A6B"/>
-                <w:sz w:val="20"/>
-              </w:rPr>
-              <w:t>August 2026</w:t>
-            </w:r>
-          </w:p>
-        </w:tc>
-      </w:tr>
-      <w:tr>
-        <w:tc>
-          <w:tcPr>
-            <w:tcW w:type="dxa" w:w="3168"/>
-            <w:shd w:val="clear" w:fill="F4F8FA"/>
-            <w:tcMar>
-              <w:top w:w="80" w:type="dxa"/>
-              <w:start w:w="120" w:type="dxa"/>
-              <w:bottom w:w="80" w:type="dxa"/>
-              <w:end w:w="120" w:type="dxa"/>
-            </w:tcMar>
-          </w:tcPr>
-          <w:p>
-            <w:r/>
-            <w:r>
-              <w:rPr>
-                <w:rFonts w:ascii="Segoe UI" w:hAnsi="Segoe UI" w:cs="Segoe UI"/>
-                <w:b/>
-                <w:i w:val="0"/>
-                <w:color w:val="0B1F2E"/>
-                <w:sz w:val="20"/>
-              </w:rPr>
-              <w:t>Prepared By</w:t>
-            </w:r>
-          </w:p>
-        </w:tc>
-        <w:tc>
-          <w:tcPr>
-            <w:tcW w:type="dxa" w:w="6048"/>
-            <w:tcMar>
-              <w:top w:w="80" w:type="dxa"/>
-              <w:start w:w="120" w:type="dxa"/>
-              <w:bottom w:w="80" w:type="dxa"/>
-              <w:end w:w="120" w:type="dxa"/>
-            </w:tcMar>
-          </w:tcPr>
-          <w:p>
-            <w:r/>
-            <w:r>
-              <w:rPr>
-                <w:rFonts w:ascii="Segoe UI" w:hAnsi="Segoe UI" w:cs="Segoe UI"/>
-                <w:b w:val="0"/>
-                <w:i w:val="0"/>
-                <w:color w:val="475A6B"/>
-                <w:sz w:val="20"/>
-              </w:rPr>
-              <w:t>NDX Digital Support</w:t>
-            </w:r>
-          </w:p>
-        </w:tc>
-      </w:tr>
-      <w:tr>
-        <w:tc>
-          <w:tcPr>
-            <w:tcW w:type="dxa" w:w="3168"/>
-            <w:shd w:val="clear" w:fill="F4F8FA"/>
-            <w:tcMar>
-              <w:top w:w="80" w:type="dxa"/>
-              <w:start w:w="120" w:type="dxa"/>
-              <w:bottom w:w="80" w:type="dxa"/>
-              <w:end w:w="120" w:type="dxa"/>
-            </w:tcMar>
-          </w:tcPr>
-          <w:p>
-            <w:r/>
-            <w:r>
-              <w:rPr>
-                <w:rFonts w:ascii="Segoe UI" w:hAnsi="Segoe UI" w:cs="Segoe UI"/>
-                <w:b/>
-                <w:i w:val="0"/>
-                <w:color w:val="0B1F2E"/>
-                <w:sz w:val="20"/>
-              </w:rPr>
-              <w:t>Classification</w:t>
-            </w:r>
-          </w:p>
-        </w:tc>
-        <w:tc>
-          <w:tcPr>
-            <w:tcW w:type="dxa" w:w="6048"/>
-            <w:tcMar>
-              <w:top w:w="80" w:type="dxa"/>
-              <w:start w:w="120" w:type="dxa"/>
-              <w:bottom w:w="80" w:type="dxa"/>
-              <w:end w:w="120" w:type="dxa"/>
-            </w:tcMar>
-          </w:tcPr>
-          <w:p>
-            <w:r/>
-            <w:r>
-              <w:rPr>
-                <w:rFonts w:ascii="Segoe UI" w:hAnsi="Segoe UI" w:cs="Segoe UI"/>
-                <w:b w:val="0"/>
-                <w:i w:val="0"/>
-                <w:color w:val="475A6B"/>
-                <w:sz w:val="20"/>
-              </w:rPr>
-              <w:t>Internal &amp; Confidential</w:t>
-            </w:r>
-          </w:p>
-        </w:tc>
-      </w:tr>
-    </w:tbl>
-    <w:p>
-      <w:pPr>
-        <w:spacing w:after="280"/>
-      </w:pPr>
-    </w:p>
-    <w:p>
       <w:r>
-        <w:rPr>
-          <w:rFonts w:ascii="Segoe UI" w:hAnsi="Segoe UI" w:cs="Segoe UI"/>
-          <w:b w:val="0"/>
-          <w:i w:val="0"/>
-          <w:color w:val="6B7A89"/>
-          <w:sz w:val="18"/>
-        </w:rPr>
         <w:t>Telegram  •  Bot  •  Notifications  •  Admin Commands</w:t>
-      </w:r>
-    </w:p>
-    <w:p>
-      <w:r>
-        <w:br w:type="page"/>
-      </w:r>
-    </w:p>
-    <w:p>
-      <w:pPr>
-        <w:spacing w:after="120"/>
-        <w:pBdr>
-          <w:bottom w:val="single" w:sz="12" w:space="4" w:color="00BDAA"/>
-        </w:pBdr>
-      </w:pPr>
-      <w:r>
-        <w:rPr>
-          <w:rFonts w:ascii="Segoe UI" w:hAnsi="Segoe UI" w:cs="Segoe UI"/>
-          <w:b/>
-          <w:i w:val="0"/>
-          <w:color w:val="0B1F2E"/>
-          <w:sz w:val="32"/>
-        </w:rPr>
-        <w:t>Table of Contents</w:t>
-      </w:r>
-    </w:p>
-    <w:p>
-      <w:pPr>
-        <w:spacing w:after="160"/>
-      </w:pPr>
-    </w:p>
-    <w:p>
-      <w:pPr>
-        <w:tabs>
-          <w:tab w:pos="9360" w:val="right" w:leader="hyphen"/>
-        </w:tabs>
-        <w:spacing w:after="80"/>
-      </w:pPr>
-      <w:r>
-        <w:rPr>
-          <w:rFonts w:ascii="Segoe UI" w:hAnsi="Segoe UI" w:cs="Segoe UI"/>
-          <w:b/>
-          <w:i w:val="0"/>
-          <w:color w:val="008A7C"/>
-          <w:sz w:val="22"/>
-        </w:rPr>
-        <w:t xml:space="preserve">1.  </w:t>
-      </w:r>
-      <w:r>
-        <w:rPr>
-          <w:rFonts w:ascii="Segoe UI" w:hAnsi="Segoe UI" w:cs="Segoe UI"/>
-          <w:b w:val="0"/>
-          <w:i w:val="0"/>
-          <w:color w:val="0B1F2E"/>
-          <w:sz w:val="22"/>
-        </w:rPr>
-        <w:t>Overview</w:t>
-      </w:r>
-    </w:p>
-    <w:p>
-      <w:pPr>
-        <w:tabs>
-          <w:tab w:pos="9360" w:val="right" w:leader="hyphen"/>
-        </w:tabs>
-        <w:spacing w:after="80"/>
-      </w:pPr>
-      <w:r>
-        <w:rPr>
-          <w:rFonts w:ascii="Segoe UI" w:hAnsi="Segoe UI" w:cs="Segoe UI"/>
-          <w:b/>
-          <w:i w:val="0"/>
-          <w:color w:val="008A7C"/>
-          <w:sz w:val="22"/>
-        </w:rPr>
-        <w:t xml:space="preserve">2.  </w:t>
-      </w:r>
-      <w:r>
-        <w:rPr>
-          <w:rFonts w:ascii="Segoe UI" w:hAnsi="Segoe UI" w:cs="Segoe UI"/>
-          <w:b w:val="0"/>
-          <w:i w:val="0"/>
-          <w:color w:val="0B1F2E"/>
-          <w:sz w:val="22"/>
-        </w:rPr>
-        <w:t>Getting Started</w:t>
-      </w:r>
-    </w:p>
-    <w:p>
-      <w:pPr>
-        <w:tabs>
-          <w:tab w:pos="9360" w:val="right" w:leader="hyphen"/>
-        </w:tabs>
-        <w:spacing w:after="80"/>
-      </w:pPr>
-      <w:r>
-        <w:rPr>
-          <w:rFonts w:ascii="Segoe UI" w:hAnsi="Segoe UI" w:cs="Segoe UI"/>
-          <w:b/>
-          <w:i w:val="0"/>
-          <w:color w:val="008A7C"/>
-          <w:sz w:val="22"/>
-        </w:rPr>
-        <w:t xml:space="preserve">3.  </w:t>
-      </w:r>
-      <w:r>
-        <w:rPr>
-          <w:rFonts w:ascii="Segoe UI" w:hAnsi="Segoe UI" w:cs="Segoe UI"/>
-          <w:b w:val="0"/>
-          <w:i w:val="0"/>
-          <w:color w:val="0B1F2E"/>
-          <w:sz w:val="22"/>
-        </w:rPr>
-        <w:t>User Commands</w:t>
-      </w:r>
-    </w:p>
-    <w:p>
-      <w:pPr>
-        <w:tabs>
-          <w:tab w:pos="9360" w:val="right" w:leader="hyphen"/>
-        </w:tabs>
-        <w:spacing w:after="80"/>
-      </w:pPr>
-      <w:r>
-        <w:rPr>
-          <w:rFonts w:ascii="Segoe UI" w:hAnsi="Segoe UI" w:cs="Segoe UI"/>
-          <w:b/>
-          <w:i w:val="0"/>
-          <w:color w:val="008A7C"/>
-          <w:sz w:val="22"/>
-        </w:rPr>
-        <w:t xml:space="preserve">4.  </w:t>
-      </w:r>
-      <w:r>
-        <w:rPr>
-          <w:rFonts w:ascii="Segoe UI" w:hAnsi="Segoe UI" w:cs="Segoe UI"/>
-          <w:b w:val="0"/>
-          <w:i w:val="0"/>
-          <w:color w:val="0B1F2E"/>
-          <w:sz w:val="22"/>
-        </w:rPr>
-        <w:t>Admin Commands</w:t>
-      </w:r>
-    </w:p>
-    <w:p>
-      <w:pPr>
-        <w:tabs>
-          <w:tab w:pos="9360" w:val="right" w:leader="hyphen"/>
-        </w:tabs>
-        <w:spacing w:after="80"/>
-      </w:pPr>
-      <w:r>
-        <w:rPr>
-          <w:rFonts w:ascii="Segoe UI" w:hAnsi="Segoe UI" w:cs="Segoe UI"/>
-          <w:b/>
-          <w:i w:val="0"/>
-          <w:color w:val="008A7C"/>
-          <w:sz w:val="22"/>
-        </w:rPr>
-        <w:t xml:space="preserve">5.  </w:t>
-      </w:r>
-      <w:r>
-        <w:rPr>
-          <w:rFonts w:ascii="Segoe UI" w:hAnsi="Segoe UI" w:cs="Segoe UI"/>
-          <w:b w:val="0"/>
-          <w:i w:val="0"/>
-          <w:color w:val="0B1F2E"/>
-          <w:sz w:val="22"/>
-        </w:rPr>
-        <w:t>Account Linking</w:t>
-      </w:r>
-    </w:p>
-    <w:p>
-      <w:pPr>
-        <w:tabs>
-          <w:tab w:pos="9360" w:val="right" w:leader="hyphen"/>
-        </w:tabs>
-        <w:spacing w:after="80"/>
-      </w:pPr>
-      <w:r>
-        <w:rPr>
-          <w:rFonts w:ascii="Segoe UI" w:hAnsi="Segoe UI" w:cs="Segoe UI"/>
-          <w:b/>
-          <w:i w:val="0"/>
-          <w:color w:val="008A7C"/>
-          <w:sz w:val="22"/>
-        </w:rPr>
-        <w:t xml:space="preserve">6.  </w:t>
-      </w:r>
-      <w:r>
-        <w:rPr>
-          <w:rFonts w:ascii="Segoe UI" w:hAnsi="Segoe UI" w:cs="Segoe UI"/>
-          <w:b w:val="0"/>
-          <w:i w:val="0"/>
-          <w:color w:val="0B1F2E"/>
-          <w:sz w:val="22"/>
-        </w:rPr>
-        <w:t>Notifications &amp; Reminders</w:t>
-      </w:r>
-    </w:p>
-    <w:p>
-      <w:pPr>
-        <w:tabs>
-          <w:tab w:pos="9360" w:val="right" w:leader="hyphen"/>
-        </w:tabs>
-        <w:spacing w:after="80"/>
-      </w:pPr>
-      <w:r>
-        <w:rPr>
-          <w:rFonts w:ascii="Segoe UI" w:hAnsi="Segoe UI" w:cs="Segoe UI"/>
-          <w:b/>
-          <w:i w:val="0"/>
-          <w:color w:val="008A7C"/>
-          <w:sz w:val="22"/>
-        </w:rPr>
-        <w:t xml:space="preserve">7.  </w:t>
-      </w:r>
-      <w:r>
-        <w:rPr>
-          <w:rFonts w:ascii="Segoe UI" w:hAnsi="Segoe UI" w:cs="Segoe UI"/>
-          <w:b w:val="0"/>
-          <w:i w:val="0"/>
-          <w:color w:val="0B1F2E"/>
-          <w:sz w:val="22"/>
-        </w:rPr>
-        <w:t>Troubleshooting</w:t>
-      </w:r>
-    </w:p>
-    <w:p>
-      <w:r>
-        <w:br w:type="page"/>
       </w:r>
     </w:p>
     <w:p>
       <w:pPr>
         <w:pStyle w:val="Heading1"/>
-        <w:spacing w:before="360" w:after="120"/>
-        <w:pBdr>
-          <w:bottom w:val="single" w:sz="12" w:space="4" w:color="00BDAA"/>
-        </w:pBdr>
       </w:pPr>
       <w:r>
-        <w:rPr>
-          <w:rFonts w:ascii="Segoe UI" w:hAnsi="Segoe UI" w:cs="Segoe UI"/>
-          <w:b/>
-          <w:i w:val="0"/>
-          <w:color w:val="0B1F2E"/>
-          <w:sz w:val="32"/>
-        </w:rPr>
+        <w:t>Table of Contents</w:t>
+      </w:r>
+    </w:p>
+    <w:p>
+      <w:r>
+        <w:t>1.  Overview</w:t>
+      </w:r>
+    </w:p>
+    <w:p>
+      <w:r>
+        <w:t>2.  Getting Started</w:t>
+      </w:r>
+    </w:p>
+    <w:p>
+      <w:r>
+        <w:t>3.  User Commands</w:t>
+      </w:r>
+    </w:p>
+    <w:p>
+      <w:r>
+        <w:t>4.  Admin Commands</w:t>
+      </w:r>
+    </w:p>
+    <w:p>
+      <w:r>
+        <w:t>5.  Account Linking</w:t>
+      </w:r>
+    </w:p>
+    <w:p>
+      <w:r>
+        <w:t>6.  Notifications &amp; Reminders</w:t>
+      </w:r>
+    </w:p>
+    <w:p>
+      <w:r>
+        <w:t>7.  Troubleshooting</w:t>
+      </w:r>
+    </w:p>
+    <w:p>
+      <w:pPr>
+        <w:pStyle w:val="Heading1"/>
+      </w:pPr>
+      <w:r>
         <w:t>1. Overview</w:t>
       </w:r>
     </w:p>
     <w:p>
       <w:r>
-        <w:rPr>
-          <w:rFonts w:ascii="Segoe UI" w:hAnsi="Segoe UI" w:cs="Segoe UI"/>
-          <w:b w:val="0"/>
-          <w:i w:val="0"/>
-          <w:color w:val="0B1F2E"/>
-          <w:sz w:val="21"/>
-        </w:rPr>
-        <w:t>The NexusFinance Telegram bot (@nexusfinancefintech_bot) provides real-time notifications, payment reminders, and admin tools directly inside Telegram.</w:t>
+        <w:t>The NexusFinance Telegram bot (@nexusfinancefintech_bot) provides real-time notifications, payment reminders, phone-based OTP delivery, and admin tools directly inside Telegram.</w:t>
       </w:r>
     </w:p>
     <w:p>
       <w:pPr>
         <w:pStyle w:val="Heading1"/>
-        <w:spacing w:before="360" w:after="120"/>
-        <w:pBdr>
-          <w:bottom w:val="single" w:sz="12" w:space="4" w:color="00BDAA"/>
-        </w:pBdr>
       </w:pPr>
       <w:r>
-        <w:rPr>
-          <w:rFonts w:ascii="Segoe UI" w:hAnsi="Segoe UI" w:cs="Segoe UI"/>
-          <w:b/>
-          <w:i w:val="0"/>
-          <w:color w:val="0B1F2E"/>
-          <w:sz w:val="32"/>
-        </w:rPr>
         <w:t>2. Getting Started</w:t>
       </w:r>
     </w:p>
     <w:p>
       <w:pPr>
-        <w:pStyle w:val="ListNumber"/>
-        <w:spacing w:after="60"/>
+        <w:pStyle w:val="ListBullet"/>
       </w:pPr>
       <w:r>
-        <w:rPr>
-          <w:rFonts w:ascii="Segoe UI" w:hAnsi="Segoe UI" w:cs="Segoe UI"/>
-          <w:b w:val="0"/>
-          <w:i w:val="0"/>
-          <w:color w:val="0B1F2E"/>
-          <w:sz w:val="21"/>
-        </w:rPr>
         <w:t>Open Telegram and search for @nexusfinancefintech_bot</w:t>
       </w:r>
     </w:p>
     <w:p>
       <w:pPr>
-        <w:pStyle w:val="ListNumber"/>
-        <w:spacing w:after="60"/>
+        <w:pStyle w:val="ListBullet"/>
       </w:pPr>
       <w:r>
-        <w:rPr>
-          <w:rFonts w:ascii="Segoe UI" w:hAnsi="Segoe UI" w:cs="Segoe UI"/>
-          <w:b w:val="0"/>
-          <w:i w:val="0"/>
-          <w:color w:val="0B1F2E"/>
-          <w:sz w:val="21"/>
-        </w:rPr>
         <w:t>Click 'Start' or send /start</w:t>
       </w:r>
     </w:p>
     <w:p>
       <w:pPr>
-        <w:pStyle w:val="ListNumber"/>
-        <w:spacing w:after="60"/>
+        <w:pStyle w:val="ListBullet"/>
       </w:pPr>
       <w:r>
-        <w:rPr>
-          <w:rFonts w:ascii="Segoe UI" w:hAnsi="Segoe UI" w:cs="Segoe UI"/>
-          <w:b w:val="0"/>
-          <w:i w:val="0"/>
-          <w:color w:val="0B1F2E"/>
-          <w:sz w:val="21"/>
-        </w:rPr>
         <w:t>The bot will show available commands</w:t>
       </w:r>
     </w:p>
     <w:p>
       <w:pPr>
-        <w:pStyle w:val="ListNumber"/>
-        <w:spacing w:after="60"/>
+        <w:pStyle w:val="ListBullet"/>
       </w:pPr>
       <w:r>
-        <w:rPr>
-          <w:rFonts w:ascii="Segoe UI" w:hAnsi="Segoe UI" w:cs="Segoe UI"/>
-          <w:b w:val="0"/>
-          <w:i w:val="0"/>
-          <w:color w:val="0B1F2E"/>
-          <w:sz w:val="21"/>
-        </w:rPr>
-        <w:t>Use /link to connect your Telegram account to NexusFinance</w:t>
+        <w:t>Use the "Share Phone Number to Link" button to link your account (no email required)</w:t>
       </w:r>
     </w:p>
     <w:p>
       <w:pPr>
         <w:pStyle w:val="Heading1"/>
-        <w:spacing w:before="360" w:after="120"/>
-        <w:pBdr>
-          <w:bottom w:val="single" w:sz="12" w:space="4" w:color="00BDAA"/>
-        </w:pBdr>
       </w:pPr>
       <w:r>
-        <w:rPr>
-          <w:rFonts w:ascii="Segoe UI" w:hAnsi="Segoe UI" w:cs="Segoe UI"/>
-          <w:b/>
-          <w:i w:val="0"/>
-          <w:color w:val="0B1F2E"/>
-          <w:sz w:val="32"/>
-        </w:rPr>
         <w:t>3. User Commands</w:t>
       </w:r>
     </w:p>
-    <w:tbl>
-      <w:tblPr>
-        <w:tblStyle w:val="TableGrid"/>
-        <w:tblW w:type="auto" w:w="0"/>
-        <w:jc w:val="center"/>
-        <w:tblLayout w:type="fixed"/>
-        <w:tblLook w:firstColumn="1" w:firstRow="1" w:lastColumn="0" w:lastRow="0" w:noHBand="0" w:noVBand="1" w:val="04A0"/>
-      </w:tblPr>
-      <w:tblGrid>
-        <w:gridCol w:w="4658"/>
-        <w:gridCol w:w="4658"/>
-      </w:tblGrid>
-      <w:tr>
-        <w:tc>
-          <w:tcPr>
-            <w:tcW w:type="dxa" w:w="2592"/>
-            <w:shd w:val="clear" w:fill="0B1F2E"/>
-            <w:tcMar>
-              <w:top w:w="80" w:type="dxa"/>
-              <w:start w:w="120" w:type="dxa"/>
-              <w:bottom w:w="80" w:type="dxa"/>
-              <w:end w:w="120" w:type="dxa"/>
-            </w:tcMar>
-            <w:vAlign w:val="center"/>
-          </w:tcPr>
-          <w:p>
-            <w:pPr>
-              <w:jc w:val="left"/>
-            </w:pPr>
-            <w:r/>
-            <w:r>
-              <w:rPr>
-                <w:rFonts w:ascii="Segoe UI" w:hAnsi="Segoe UI" w:cs="Segoe UI"/>
-                <w:b/>
-                <w:i w:val="0"/>
-                <w:color w:val="FFFFFF"/>
-                <w:sz w:val="19"/>
-              </w:rPr>
-              <w:t>Command</w:t>
-            </w:r>
-          </w:p>
-        </w:tc>
-        <w:tc>
-          <w:tcPr>
-            <w:tcW w:type="dxa" w:w="6624"/>
-            <w:shd w:val="clear" w:fill="0B1F2E"/>
-            <w:tcMar>
-              <w:top w:w="80" w:type="dxa"/>
-              <w:start w:w="120" w:type="dxa"/>
-              <w:bottom w:w="80" w:type="dxa"/>
-              <w:end w:w="120" w:type="dxa"/>
-            </w:tcMar>
-            <w:vAlign w:val="center"/>
-          </w:tcPr>
-          <w:p>
-            <w:pPr>
-              <w:jc w:val="left"/>
-            </w:pPr>
-            <w:r/>
-            <w:r>
-              <w:rPr>
-                <w:rFonts w:ascii="Segoe UI" w:hAnsi="Segoe UI" w:cs="Segoe UI"/>
-                <w:b/>
-                <w:i w:val="0"/>
-                <w:color w:val="FFFFFF"/>
-                <w:sz w:val="19"/>
-              </w:rPr>
-              <w:t>Description</w:t>
-            </w:r>
-          </w:p>
-        </w:tc>
-      </w:tr>
-      <w:tr>
-        <w:tc>
-          <w:tcPr>
-            <w:tcW w:type="dxa" w:w="2592"/>
-            <w:tcMar>
-              <w:top w:w="80" w:type="dxa"/>
-              <w:start w:w="120" w:type="dxa"/>
-              <w:bottom w:w="80" w:type="dxa"/>
-              <w:end w:w="120" w:type="dxa"/>
-            </w:tcMar>
-            <w:vAlign w:val="center"/>
-          </w:tcPr>
-          <w:p>
-            <w:pPr>
-              <w:spacing w:after="20"/>
-            </w:pPr>
-            <w:r/>
-            <w:r>
-              <w:rPr>
-                <w:rFonts w:ascii="Segoe UI" w:hAnsi="Segoe UI" w:cs="Segoe UI"/>
-                <w:b w:val="0"/>
-                <w:i w:val="0"/>
-                <w:color w:val="0B1F2E"/>
-                <w:sz w:val="19"/>
-              </w:rPr>
-              <w:t>/start</w:t>
-            </w:r>
-          </w:p>
-        </w:tc>
-        <w:tc>
-          <w:tcPr>
-            <w:tcW w:type="dxa" w:w="6624"/>
-            <w:tcMar>
-              <w:top w:w="80" w:type="dxa"/>
-              <w:start w:w="120" w:type="dxa"/>
-              <w:bottom w:w="80" w:type="dxa"/>
-              <w:end w:w="120" w:type="dxa"/>
-            </w:tcMar>
-            <w:vAlign w:val="center"/>
-          </w:tcPr>
-          <w:p>
-            <w:pPr>
-              <w:spacing w:after="20"/>
-            </w:pPr>
-            <w:r/>
-            <w:r>
-              <w:rPr>
-                <w:rFonts w:ascii="Segoe UI" w:hAnsi="Segoe UI" w:cs="Segoe UI"/>
-                <w:b w:val="0"/>
-                <w:i w:val="0"/>
-                <w:color w:val="0B1F2E"/>
-                <w:sz w:val="19"/>
-              </w:rPr>
-              <w:t>Welcome message and quick actions</w:t>
-            </w:r>
-          </w:p>
-        </w:tc>
-      </w:tr>
-      <w:tr>
-        <w:tc>
-          <w:tcPr>
-            <w:tcW w:type="dxa" w:w="2592"/>
-            <w:shd w:val="clear" w:fill="F4F8FA"/>
-            <w:tcMar>
-              <w:top w:w="80" w:type="dxa"/>
-              <w:start w:w="120" w:type="dxa"/>
-              <w:bottom w:w="80" w:type="dxa"/>
-              <w:end w:w="120" w:type="dxa"/>
-            </w:tcMar>
-            <w:vAlign w:val="center"/>
-          </w:tcPr>
-          <w:p>
-            <w:pPr>
-              <w:spacing w:after="20"/>
-            </w:pPr>
-            <w:r/>
-            <w:r>
-              <w:rPr>
-                <w:rFonts w:ascii="Segoe UI" w:hAnsi="Segoe UI" w:cs="Segoe UI"/>
-                <w:b w:val="0"/>
-                <w:i w:val="0"/>
-                <w:color w:val="0B1F2E"/>
-                <w:sz w:val="19"/>
-              </w:rPr>
-              <w:t>/help</w:t>
-            </w:r>
-          </w:p>
-        </w:tc>
-        <w:tc>
-          <w:tcPr>
-            <w:tcW w:type="dxa" w:w="6624"/>
-            <w:shd w:val="clear" w:fill="F4F8FA"/>
-            <w:tcMar>
-              <w:top w:w="80" w:type="dxa"/>
-              <w:start w:w="120" w:type="dxa"/>
-              <w:bottom w:w="80" w:type="dxa"/>
-              <w:end w:w="120" w:type="dxa"/>
-            </w:tcMar>
-            <w:vAlign w:val="center"/>
-          </w:tcPr>
-          <w:p>
-            <w:pPr>
-              <w:spacing w:after="20"/>
-            </w:pPr>
-            <w:r/>
-            <w:r>
-              <w:rPr>
-                <w:rFonts w:ascii="Segoe UI" w:hAnsi="Segoe UI" w:cs="Segoe UI"/>
-                <w:b w:val="0"/>
-                <w:i w:val="0"/>
-                <w:color w:val="0B1F2E"/>
-                <w:sz w:val="19"/>
-              </w:rPr>
-              <w:t>Show all available commands</w:t>
-            </w:r>
-          </w:p>
-        </w:tc>
-      </w:tr>
-      <w:tr>
-        <w:tc>
-          <w:tcPr>
-            <w:tcW w:type="dxa" w:w="2592"/>
-            <w:tcMar>
-              <w:top w:w="80" w:type="dxa"/>
-              <w:start w:w="120" w:type="dxa"/>
-              <w:bottom w:w="80" w:type="dxa"/>
-              <w:end w:w="120" w:type="dxa"/>
-            </w:tcMar>
-            <w:vAlign w:val="center"/>
-          </w:tcPr>
-          <w:p>
-            <w:pPr>
-              <w:spacing w:after="20"/>
-            </w:pPr>
-            <w:r/>
-            <w:r>
-              <w:rPr>
-                <w:rFonts w:ascii="Segoe UI" w:hAnsi="Segoe UI" w:cs="Segoe UI"/>
-                <w:b w:val="0"/>
-                <w:i w:val="0"/>
-                <w:color w:val="0B1F2E"/>
-                <w:sz w:val="19"/>
-              </w:rPr>
-              <w:t>/link</w:t>
-            </w:r>
-          </w:p>
-        </w:tc>
-        <w:tc>
-          <w:tcPr>
-            <w:tcW w:type="dxa" w:w="6624"/>
-            <w:tcMar>
-              <w:top w:w="80" w:type="dxa"/>
-              <w:start w:w="120" w:type="dxa"/>
-              <w:bottom w:w="80" w:type="dxa"/>
-              <w:end w:w="120" w:type="dxa"/>
-            </w:tcMar>
-            <w:vAlign w:val="center"/>
-          </w:tcPr>
-          <w:p>
-            <w:pPr>
-              <w:spacing w:after="20"/>
-            </w:pPr>
-            <w:r/>
-            <w:r>
-              <w:rPr>
-                <w:rFonts w:ascii="Segoe UI" w:hAnsi="Segoe UI" w:cs="Segoe UI"/>
-                <w:b w:val="0"/>
-                <w:i w:val="0"/>
-                <w:color w:val="0B1F2E"/>
-                <w:sz w:val="19"/>
-              </w:rPr>
-              <w:t>Link your Telegram account — emails a verification code</w:t>
-            </w:r>
-          </w:p>
-        </w:tc>
-      </w:tr>
-      <w:tr>
-        <w:tc>
-          <w:tcPr>
-            <w:tcW w:type="dxa" w:w="2592"/>
-            <w:shd w:val="clear" w:fill="F4F8FA"/>
-            <w:tcMar>
-              <w:top w:w="80" w:type="dxa"/>
-              <w:start w:w="120" w:type="dxa"/>
-              <w:bottom w:w="80" w:type="dxa"/>
-              <w:end w:w="120" w:type="dxa"/>
-            </w:tcMar>
-            <w:vAlign w:val="center"/>
-          </w:tcPr>
-          <w:p>
-            <w:pPr>
-              <w:spacing w:after="20"/>
-            </w:pPr>
-            <w:r/>
-            <w:r>
-              <w:rPr>
-                <w:rFonts w:ascii="Segoe UI" w:hAnsi="Segoe UI" w:cs="Segoe UI"/>
-                <w:b w:val="0"/>
-                <w:i w:val="0"/>
-                <w:color w:val="0B1F2E"/>
-                <w:sz w:val="19"/>
-              </w:rPr>
-              <w:t>/confirm &lt;code&gt;</w:t>
-            </w:r>
-          </w:p>
-        </w:tc>
-        <w:tc>
-          <w:tcPr>
-            <w:tcW w:type="dxa" w:w="6624"/>
-            <w:shd w:val="clear" w:fill="F4F8FA"/>
-            <w:tcMar>
-              <w:top w:w="80" w:type="dxa"/>
-              <w:start w:w="120" w:type="dxa"/>
-              <w:bottom w:w="80" w:type="dxa"/>
-              <w:end w:w="120" w:type="dxa"/>
-            </w:tcMar>
-            <w:vAlign w:val="center"/>
-          </w:tcPr>
-          <w:p>
-            <w:pPr>
-              <w:spacing w:after="20"/>
-            </w:pPr>
-            <w:r/>
-            <w:r>
-              <w:rPr>
-                <w:rFonts w:ascii="Segoe UI" w:hAnsi="Segoe UI" w:cs="Segoe UI"/>
-                <w:b w:val="0"/>
-                <w:i w:val="0"/>
-                <w:color w:val="0B1F2E"/>
-                <w:sz w:val="19"/>
-              </w:rPr>
-              <w:t>Complete linking with the code sent to your email</w:t>
-            </w:r>
-          </w:p>
-        </w:tc>
-      </w:tr>
-      <w:tr>
-        <w:tc>
-          <w:tcPr>
-            <w:tcW w:type="dxa" w:w="2592"/>
-            <w:tcMar>
-              <w:top w:w="80" w:type="dxa"/>
-              <w:start w:w="120" w:type="dxa"/>
-              <w:bottom w:w="80" w:type="dxa"/>
-              <w:end w:w="120" w:type="dxa"/>
-            </w:tcMar>
-            <w:vAlign w:val="center"/>
-          </w:tcPr>
-          <w:p>
-            <w:pPr>
-              <w:spacing w:after="20"/>
-            </w:pPr>
-            <w:r/>
-            <w:r>
-              <w:rPr>
-                <w:rFonts w:ascii="Segoe UI" w:hAnsi="Segoe UI" w:cs="Segoe UI"/>
-                <w:b w:val="0"/>
-                <w:i w:val="0"/>
-                <w:color w:val="0B1F2E"/>
-                <w:sz w:val="19"/>
-              </w:rPr>
-              <w:t>/unlink</w:t>
-            </w:r>
-          </w:p>
-        </w:tc>
-        <w:tc>
-          <w:tcPr>
-            <w:tcW w:type="dxa" w:w="6624"/>
-            <w:tcMar>
-              <w:top w:w="80" w:type="dxa"/>
-              <w:start w:w="120" w:type="dxa"/>
-              <w:bottom w:w="80" w:type="dxa"/>
-              <w:end w:w="120" w:type="dxa"/>
-            </w:tcMar>
-            <w:vAlign w:val="center"/>
-          </w:tcPr>
-          <w:p>
-            <w:pPr>
-              <w:spacing w:after="20"/>
-            </w:pPr>
-            <w:r/>
-            <w:r>
-              <w:rPr>
-                <w:rFonts w:ascii="Segoe UI" w:hAnsi="Segoe UI" w:cs="Segoe UI"/>
-                <w:b w:val="0"/>
-                <w:i w:val="0"/>
-                <w:color w:val="0B1F2E"/>
-                <w:sz w:val="19"/>
-              </w:rPr>
-              <w:t>Unlink your Telegram account</w:t>
-            </w:r>
-          </w:p>
-        </w:tc>
-      </w:tr>
-      <w:tr>
-        <w:tc>
-          <w:tcPr>
-            <w:tcW w:type="dxa" w:w="2592"/>
-            <w:shd w:val="clear" w:fill="F4F8FA"/>
-            <w:tcMar>
-              <w:top w:w="80" w:type="dxa"/>
-              <w:start w:w="120" w:type="dxa"/>
-              <w:bottom w:w="80" w:type="dxa"/>
-              <w:end w:w="120" w:type="dxa"/>
-            </w:tcMar>
-            <w:vAlign w:val="center"/>
-          </w:tcPr>
-          <w:p>
-            <w:pPr>
-              <w:spacing w:after="20"/>
-            </w:pPr>
-            <w:r/>
-            <w:r>
-              <w:rPr>
-                <w:rFonts w:ascii="Segoe UI" w:hAnsi="Segoe UI" w:cs="Segoe UI"/>
-                <w:b w:val="0"/>
-                <w:i w:val="0"/>
-                <w:color w:val="0B1F2E"/>
-                <w:sz w:val="19"/>
-              </w:rPr>
-              <w:t>/status</w:t>
-            </w:r>
-          </w:p>
-        </w:tc>
-        <w:tc>
-          <w:tcPr>
-            <w:tcW w:type="dxa" w:w="6624"/>
-            <w:shd w:val="clear" w:fill="F4F8FA"/>
-            <w:tcMar>
-              <w:top w:w="80" w:type="dxa"/>
-              <w:start w:w="120" w:type="dxa"/>
-              <w:bottom w:w="80" w:type="dxa"/>
-              <w:end w:w="120" w:type="dxa"/>
-            </w:tcMar>
-            <w:vAlign w:val="center"/>
-          </w:tcPr>
-          <w:p>
-            <w:pPr>
-              <w:spacing w:after="20"/>
-            </w:pPr>
-            <w:r/>
-            <w:r>
-              <w:rPr>
-                <w:rFonts w:ascii="Segoe UI" w:hAnsi="Segoe UI" w:cs="Segoe UI"/>
-                <w:b w:val="0"/>
-                <w:i w:val="0"/>
-                <w:color w:val="0B1F2E"/>
-                <w:sz w:val="19"/>
-              </w:rPr>
-              <w:t>View your linked account and loan status</w:t>
-            </w:r>
-          </w:p>
-        </w:tc>
-      </w:tr>
-    </w:tbl>
     <w:p>
       <w:pPr>
-        <w:spacing w:after="40"/>
+        <w:pStyle w:val="ListBullet"/>
       </w:pPr>
+      <w:r>
+        <w:t>/start — Show available commands and welcome message</w:t>
+      </w:r>
+    </w:p>
+    <w:p>
+      <w:pPr>
+        <w:pStyle w:val="ListBullet"/>
+      </w:pPr>
+      <w:r>
+        <w:t>/link — Share your phone number via WebApp to link your Telegram account (single-trip flow)</w:t>
+      </w:r>
+    </w:p>
+    <w:p>
+      <w:pPr>
+        <w:pStyle w:val="ListBullet"/>
+      </w:pPr>
+      <w:r>
+        <w:t>/unlink — Disconnect your Telegram account from NexusFinance</w:t>
+      </w:r>
+    </w:p>
+    <w:p>
+      <w:pPr>
+        <w:pStyle w:val="ListBullet"/>
+      </w:pPr>
+      <w:r>
+        <w:t>/status — View your linked email, current loan status, monthly installment, and next due date</w:t>
+      </w:r>
     </w:p>
     <w:p>
       <w:pPr>
         <w:pStyle w:val="Heading1"/>
-        <w:spacing w:before="360" w:after="120"/>
-        <w:pBdr>
-          <w:bottom w:val="single" w:sz="12" w:space="4" w:color="00BDAA"/>
-        </w:pBdr>
       </w:pPr>
       <w:r>
-        <w:rPr>
-          <w:rFonts w:ascii="Segoe UI" w:hAnsi="Segoe UI" w:cs="Segoe UI"/>
-          <w:b/>
-          <w:i w:val="0"/>
-          <w:color w:val="0B1F2E"/>
-          <w:sz w:val="32"/>
-        </w:rPr>
         <w:t>4. Admin Commands</w:t>
       </w:r>
     </w:p>
-    <w:tbl>
-      <w:tblPr>
-        <w:tblStyle w:val="TableGrid"/>
-        <w:tblW w:type="auto" w:w="0"/>
-        <w:jc w:val="center"/>
-        <w:tblLayout w:type="fixed"/>
-        <w:tblLook w:firstColumn="1" w:firstRow="1" w:lastColumn="0" w:lastRow="0" w:noHBand="0" w:noVBand="1" w:val="04A0"/>
-      </w:tblPr>
-      <w:tblGrid>
-        <w:gridCol w:w="4658"/>
-        <w:gridCol w:w="4658"/>
-      </w:tblGrid>
-      <w:tr>
-        <w:tc>
-          <w:tcPr>
-            <w:tcW w:type="dxa" w:w="3456"/>
-            <w:shd w:val="clear" w:fill="0B1F2E"/>
-            <w:tcMar>
-              <w:top w:w="80" w:type="dxa"/>
-              <w:start w:w="120" w:type="dxa"/>
-              <w:bottom w:w="80" w:type="dxa"/>
-              <w:end w:w="120" w:type="dxa"/>
-            </w:tcMar>
-            <w:vAlign w:val="center"/>
-          </w:tcPr>
-          <w:p>
-            <w:pPr>
-              <w:jc w:val="left"/>
-            </w:pPr>
-            <w:r/>
-            <w:r>
-              <w:rPr>
-                <w:rFonts w:ascii="Segoe UI" w:hAnsi="Segoe UI" w:cs="Segoe UI"/>
-                <w:b/>
-                <w:i w:val="0"/>
-                <w:color w:val="FFFFFF"/>
-                <w:sz w:val="19"/>
-              </w:rPr>
-              <w:t>Command</w:t>
-            </w:r>
-          </w:p>
-        </w:tc>
-        <w:tc>
-          <w:tcPr>
-            <w:tcW w:type="dxa" w:w="5760"/>
-            <w:shd w:val="clear" w:fill="0B1F2E"/>
-            <w:tcMar>
-              <w:top w:w="80" w:type="dxa"/>
-              <w:start w:w="120" w:type="dxa"/>
-              <w:bottom w:w="80" w:type="dxa"/>
-              <w:end w:w="120" w:type="dxa"/>
-            </w:tcMar>
-            <w:vAlign w:val="center"/>
-          </w:tcPr>
-          <w:p>
-            <w:pPr>
-              <w:jc w:val="left"/>
-            </w:pPr>
-            <w:r/>
-            <w:r>
-              <w:rPr>
-                <w:rFonts w:ascii="Segoe UI" w:hAnsi="Segoe UI" w:cs="Segoe UI"/>
-                <w:b/>
-                <w:i w:val="0"/>
-                <w:color w:val="FFFFFF"/>
-                <w:sz w:val="19"/>
-              </w:rPr>
-              <w:t>Description</w:t>
-            </w:r>
-          </w:p>
-        </w:tc>
-      </w:tr>
-      <w:tr>
-        <w:tc>
-          <w:tcPr>
-            <w:tcW w:type="dxa" w:w="3456"/>
-            <w:tcMar>
-              <w:top w:w="80" w:type="dxa"/>
-              <w:start w:w="120" w:type="dxa"/>
-              <w:bottom w:w="80" w:type="dxa"/>
-              <w:end w:w="120" w:type="dxa"/>
-            </w:tcMar>
-            <w:vAlign w:val="center"/>
-          </w:tcPr>
-          <w:p>
-            <w:pPr>
-              <w:spacing w:after="20"/>
-            </w:pPr>
-            <w:r/>
-            <w:r>
-              <w:rPr>
-                <w:rFonts w:ascii="Segoe UI" w:hAnsi="Segoe UI" w:cs="Segoe UI"/>
-                <w:b w:val="0"/>
-                <w:i w:val="0"/>
-                <w:color w:val="0B1F2E"/>
-                <w:sz w:val="19"/>
-              </w:rPr>
-              <w:t>/stats</w:t>
-            </w:r>
-          </w:p>
-        </w:tc>
-        <w:tc>
-          <w:tcPr>
-            <w:tcW w:type="dxa" w:w="5760"/>
-            <w:tcMar>
-              <w:top w:w="80" w:type="dxa"/>
-              <w:start w:w="120" w:type="dxa"/>
-              <w:bottom w:w="80" w:type="dxa"/>
-              <w:end w:w="120" w:type="dxa"/>
-            </w:tcMar>
-            <w:vAlign w:val="center"/>
-          </w:tcPr>
-          <w:p>
-            <w:pPr>
-              <w:spacing w:after="20"/>
-            </w:pPr>
-            <w:r/>
-            <w:r>
-              <w:rPr>
-                <w:rFonts w:ascii="Segoe UI" w:hAnsi="Segoe UI" w:cs="Segoe UI"/>
-                <w:b w:val="0"/>
-                <w:i w:val="0"/>
-                <w:color w:val="0B1F2E"/>
-                <w:sz w:val="19"/>
-              </w:rPr>
-              <w:t>View platform statistics (volume, customers, loans)</w:t>
-            </w:r>
-          </w:p>
-        </w:tc>
-      </w:tr>
-      <w:tr>
-        <w:tc>
-          <w:tcPr>
-            <w:tcW w:type="dxa" w:w="3456"/>
-            <w:shd w:val="clear" w:fill="F4F8FA"/>
-            <w:tcMar>
-              <w:top w:w="80" w:type="dxa"/>
-              <w:start w:w="120" w:type="dxa"/>
-              <w:bottom w:w="80" w:type="dxa"/>
-              <w:end w:w="120" w:type="dxa"/>
-            </w:tcMar>
-            <w:vAlign w:val="center"/>
-          </w:tcPr>
-          <w:p>
-            <w:pPr>
-              <w:spacing w:after="20"/>
-            </w:pPr>
-            <w:r/>
-            <w:r>
-              <w:rPr>
-                <w:rFonts w:ascii="Segoe UI" w:hAnsi="Segoe UI" w:cs="Segoe UI"/>
-                <w:b w:val="0"/>
-                <w:i w:val="0"/>
-                <w:color w:val="0B1F2E"/>
-                <w:sz w:val="19"/>
-              </w:rPr>
-              <w:t>/loans</w:t>
-            </w:r>
-          </w:p>
-        </w:tc>
-        <w:tc>
-          <w:tcPr>
-            <w:tcW w:type="dxa" w:w="5760"/>
-            <w:shd w:val="clear" w:fill="F4F8FA"/>
-            <w:tcMar>
-              <w:top w:w="80" w:type="dxa"/>
-              <w:start w:w="120" w:type="dxa"/>
-              <w:bottom w:w="80" w:type="dxa"/>
-              <w:end w:w="120" w:type="dxa"/>
-            </w:tcMar>
-            <w:vAlign w:val="center"/>
-          </w:tcPr>
-          <w:p>
-            <w:pPr>
-              <w:spacing w:after="20"/>
-            </w:pPr>
-            <w:r/>
-            <w:r>
-              <w:rPr>
-                <w:rFonts w:ascii="Segoe UI" w:hAnsi="Segoe UI" w:cs="Segoe UI"/>
-                <w:b w:val="0"/>
-                <w:i w:val="0"/>
-                <w:color w:val="0B1F2E"/>
-                <w:sz w:val="19"/>
-              </w:rPr>
-              <w:t>List recent loan applications with status</w:t>
-            </w:r>
-          </w:p>
-        </w:tc>
-      </w:tr>
-      <w:tr>
-        <w:tc>
-          <w:tcPr>
-            <w:tcW w:type="dxa" w:w="3456"/>
-            <w:tcMar>
-              <w:top w:w="80" w:type="dxa"/>
-              <w:start w:w="120" w:type="dxa"/>
-              <w:bottom w:w="80" w:type="dxa"/>
-              <w:end w:w="120" w:type="dxa"/>
-            </w:tcMar>
-            <w:vAlign w:val="center"/>
-          </w:tcPr>
-          <w:p>
-            <w:pPr>
-              <w:spacing w:after="20"/>
-            </w:pPr>
-            <w:r/>
-            <w:r>
-              <w:rPr>
-                <w:rFonts w:ascii="Segoe UI" w:hAnsi="Segoe UI" w:cs="Segoe UI"/>
-                <w:b w:val="0"/>
-                <w:i w:val="0"/>
-                <w:color w:val="0B1F2E"/>
-                <w:sz w:val="19"/>
-              </w:rPr>
-              <w:t>/users</w:t>
-            </w:r>
-          </w:p>
-        </w:tc>
-        <w:tc>
-          <w:tcPr>
-            <w:tcW w:type="dxa" w:w="5760"/>
-            <w:tcMar>
-              <w:top w:w="80" w:type="dxa"/>
-              <w:start w:w="120" w:type="dxa"/>
-              <w:bottom w:w="80" w:type="dxa"/>
-              <w:end w:w="120" w:type="dxa"/>
-            </w:tcMar>
-            <w:vAlign w:val="center"/>
-          </w:tcPr>
-          <w:p>
-            <w:pPr>
-              <w:spacing w:after="20"/>
-            </w:pPr>
-            <w:r/>
-            <w:r>
-              <w:rPr>
-                <w:rFonts w:ascii="Segoe UI" w:hAnsi="Segoe UI" w:cs="Segoe UI"/>
-                <w:b w:val="0"/>
-                <w:i w:val="0"/>
-                <w:color w:val="0B1F2E"/>
-                <w:sz w:val="19"/>
-              </w:rPr>
-              <w:t>List registered users</w:t>
-            </w:r>
-          </w:p>
-        </w:tc>
-      </w:tr>
-      <w:tr>
-        <w:tc>
-          <w:tcPr>
-            <w:tcW w:type="dxa" w:w="3456"/>
-            <w:shd w:val="clear" w:fill="F4F8FA"/>
-            <w:tcMar>
-              <w:top w:w="80" w:type="dxa"/>
-              <w:start w:w="120" w:type="dxa"/>
-              <w:bottom w:w="80" w:type="dxa"/>
-              <w:end w:w="120" w:type="dxa"/>
-            </w:tcMar>
-            <w:vAlign w:val="center"/>
-          </w:tcPr>
-          <w:p>
-            <w:pPr>
-              <w:spacing w:after="20"/>
-            </w:pPr>
-            <w:r/>
-            <w:r>
-              <w:rPr>
-                <w:rFonts w:ascii="Segoe UI" w:hAnsi="Segoe UI" w:cs="Segoe UI"/>
-                <w:b w:val="0"/>
-                <w:i w:val="0"/>
-                <w:color w:val="0B1F2E"/>
-                <w:sz w:val="19"/>
-              </w:rPr>
-              <w:t>/notifications</w:t>
-            </w:r>
-          </w:p>
-        </w:tc>
-        <w:tc>
-          <w:tcPr>
-            <w:tcW w:type="dxa" w:w="5760"/>
-            <w:shd w:val="clear" w:fill="F4F8FA"/>
-            <w:tcMar>
-              <w:top w:w="80" w:type="dxa"/>
-              <w:start w:w="120" w:type="dxa"/>
-              <w:bottom w:w="80" w:type="dxa"/>
-              <w:end w:w="120" w:type="dxa"/>
-            </w:tcMar>
-            <w:vAlign w:val="center"/>
-          </w:tcPr>
-          <w:p>
-            <w:pPr>
-              <w:spacing w:after="20"/>
-            </w:pPr>
-            <w:r/>
-            <w:r>
-              <w:rPr>
-                <w:rFonts w:ascii="Segoe UI" w:hAnsi="Segoe UI" w:cs="Segoe UI"/>
-                <w:b w:val="0"/>
-                <w:i w:val="0"/>
-                <w:color w:val="0B1F2E"/>
-                <w:sz w:val="19"/>
-              </w:rPr>
-              <w:t>View recent payment notifications</w:t>
-            </w:r>
-          </w:p>
-        </w:tc>
-      </w:tr>
-      <w:tr>
-        <w:tc>
-          <w:tcPr>
-            <w:tcW w:type="dxa" w:w="3456"/>
-            <w:tcMar>
-              <w:top w:w="80" w:type="dxa"/>
-              <w:start w:w="120" w:type="dxa"/>
-              <w:bottom w:w="80" w:type="dxa"/>
-              <w:end w:w="120" w:type="dxa"/>
-            </w:tcMar>
-            <w:vAlign w:val="center"/>
-          </w:tcPr>
-          <w:p>
-            <w:pPr>
-              <w:spacing w:after="20"/>
-            </w:pPr>
-            <w:r/>
-            <w:r>
-              <w:rPr>
-                <w:rFonts w:ascii="Segoe UI" w:hAnsi="Segoe UI" w:cs="Segoe UI"/>
-                <w:b w:val="0"/>
-                <w:i w:val="0"/>
-                <w:color w:val="0B1F2E"/>
-                <w:sz w:val="19"/>
-              </w:rPr>
-              <w:t>/broadcast &lt;message&gt;</w:t>
-            </w:r>
-          </w:p>
-        </w:tc>
-        <w:tc>
-          <w:tcPr>
-            <w:tcW w:type="dxa" w:w="5760"/>
-            <w:tcMar>
-              <w:top w:w="80" w:type="dxa"/>
-              <w:start w:w="120" w:type="dxa"/>
-              <w:bottom w:w="80" w:type="dxa"/>
-              <w:end w:w="120" w:type="dxa"/>
-            </w:tcMar>
-            <w:vAlign w:val="center"/>
-          </w:tcPr>
-          <w:p>
-            <w:pPr>
-              <w:spacing w:after="20"/>
-            </w:pPr>
-            <w:r/>
-            <w:r>
-              <w:rPr>
-                <w:rFonts w:ascii="Segoe UI" w:hAnsi="Segoe UI" w:cs="Segoe UI"/>
-                <w:b w:val="0"/>
-                <w:i w:val="0"/>
-                <w:color w:val="0B1F2E"/>
-                <w:sz w:val="19"/>
-              </w:rPr>
-              <w:t>Send a message to all linked users</w:t>
-            </w:r>
-          </w:p>
-        </w:tc>
-      </w:tr>
-      <w:tr>
-        <w:tc>
-          <w:tcPr>
-            <w:tcW w:type="dxa" w:w="3456"/>
-            <w:shd w:val="clear" w:fill="F4F8FA"/>
-            <w:tcMar>
-              <w:top w:w="80" w:type="dxa"/>
-              <w:start w:w="120" w:type="dxa"/>
-              <w:bottom w:w="80" w:type="dxa"/>
-              <w:end w:w="120" w:type="dxa"/>
-            </w:tcMar>
-            <w:vAlign w:val="center"/>
-          </w:tcPr>
-          <w:p>
-            <w:pPr>
-              <w:spacing w:after="20"/>
-            </w:pPr>
-            <w:r/>
-            <w:r>
-              <w:rPr>
-                <w:rFonts w:ascii="Segoe UI" w:hAnsi="Segoe UI" w:cs="Segoe UI"/>
-                <w:b w:val="0"/>
-                <w:i w:val="0"/>
-                <w:color w:val="0B1F2E"/>
-                <w:sz w:val="19"/>
-              </w:rPr>
-              <w:t>/send &lt;user_id&gt; &lt;message&gt;</w:t>
-            </w:r>
-          </w:p>
-        </w:tc>
-        <w:tc>
-          <w:tcPr>
-            <w:tcW w:type="dxa" w:w="5760"/>
-            <w:shd w:val="clear" w:fill="F4F8FA"/>
-            <w:tcMar>
-              <w:top w:w="80" w:type="dxa"/>
-              <w:start w:w="120" w:type="dxa"/>
-              <w:bottom w:w="80" w:type="dxa"/>
-              <w:end w:w="120" w:type="dxa"/>
-            </w:tcMar>
-            <w:vAlign w:val="center"/>
-          </w:tcPr>
-          <w:p>
-            <w:pPr>
-              <w:spacing w:after="20"/>
-            </w:pPr>
-            <w:r/>
-            <w:r>
-              <w:rPr>
-                <w:rFonts w:ascii="Segoe UI" w:hAnsi="Segoe UI" w:cs="Segoe UI"/>
-                <w:b w:val="0"/>
-                <w:i w:val="0"/>
-                <w:color w:val="0B1F2E"/>
-                <w:sz w:val="19"/>
-              </w:rPr>
-              <w:t>Send a message to a specific user</w:t>
-            </w:r>
-          </w:p>
-        </w:tc>
-      </w:tr>
-      <w:tr>
-        <w:tc>
-          <w:tcPr>
-            <w:tcW w:type="dxa" w:w="3456"/>
-            <w:tcMar>
-              <w:top w:w="80" w:type="dxa"/>
-              <w:start w:w="120" w:type="dxa"/>
-              <w:bottom w:w="80" w:type="dxa"/>
-              <w:end w:w="120" w:type="dxa"/>
-            </w:tcMar>
-            <w:vAlign w:val="center"/>
-          </w:tcPr>
-          <w:p>
-            <w:pPr>
-              <w:spacing w:after="20"/>
-            </w:pPr>
-            <w:r/>
-            <w:r>
-              <w:rPr>
-                <w:rFonts w:ascii="Segoe UI" w:hAnsi="Segoe UI" w:cs="Segoe UI"/>
-                <w:b w:val="0"/>
-                <w:i w:val="0"/>
-                <w:color w:val="0B1F2E"/>
-                <w:sz w:val="19"/>
-              </w:rPr>
-              <w:t>/reminder-check</w:t>
-            </w:r>
-          </w:p>
-        </w:tc>
-        <w:tc>
-          <w:tcPr>
-            <w:tcW w:type="dxa" w:w="5760"/>
-            <w:tcMar>
-              <w:top w:w="80" w:type="dxa"/>
-              <w:start w:w="120" w:type="dxa"/>
-              <w:bottom w:w="80" w:type="dxa"/>
-              <w:end w:w="120" w:type="dxa"/>
-            </w:tcMar>
-            <w:vAlign w:val="center"/>
-          </w:tcPr>
-          <w:p>
-            <w:pPr>
-              <w:spacing w:after="20"/>
-            </w:pPr>
-            <w:r/>
-            <w:r>
-              <w:rPr>
-                <w:rFonts w:ascii="Segoe UI" w:hAnsi="Segoe UI" w:cs="Segoe UI"/>
-                <w:b w:val="0"/>
-                <w:i w:val="0"/>
-                <w:color w:val="0B1F2E"/>
-                <w:sz w:val="19"/>
-              </w:rPr>
-              <w:t>Manually trigger payment reminder check</w:t>
-            </w:r>
-          </w:p>
-        </w:tc>
-      </w:tr>
-    </w:tbl>
     <w:p>
       <w:pPr>
-        <w:spacing w:after="40"/>
+        <w:pStyle w:val="ListBullet"/>
       </w:pPr>
+      <w:r>
+        <w:t>/broadcast &lt;message&gt; — Send a message to all linked users via Telegram + in-app</w:t>
+      </w:r>
     </w:p>
-    <w:tbl>
-      <w:tblPr>
-        <w:tblStyle w:val="TableGrid"/>
-        <w:tblW w:type="auto" w:w="0"/>
-        <w:tblLook w:firstColumn="1" w:firstRow="1" w:lastColumn="0" w:lastRow="0" w:noHBand="0" w:noVBand="1" w:val="04A0"/>
-      </w:tblPr>
-      <w:tblGrid>
-        <w:gridCol w:w="9317"/>
-      </w:tblGrid>
-      <w:tr>
-        <w:tc>
-          <w:tcPr>
-            <w:tcW w:type="dxa" w:w="9317"/>
-            <w:tcBorders>
-              <w:left w:val="single" w:sz="28" w:space="0" w:color="C9A25C"/>
-            </w:tcBorders>
-            <w:shd w:val="clear" w:fill="FBF3E0"/>
-            <w:tcMar>
-              <w:top w:w="140" w:type="dxa"/>
-              <w:start w:w="200" w:type="dxa"/>
-              <w:bottom w:w="140" w:type="dxa"/>
-              <w:end w:w="200" w:type="dxa"/>
-            </w:tcMar>
-          </w:tcPr>
-          <w:p>
-            <w:pPr>
-              <w:spacing w:after="60"/>
-            </w:pPr>
-            <w:r/>
-            <w:r>
-              <w:rPr>
-                <w:rFonts w:ascii="Segoe UI" w:hAnsi="Segoe UI" w:cs="Segoe UI"/>
-                <w:b/>
-                <w:i w:val="0"/>
-                <w:color w:val="0B1F2E"/>
-                <w:sz w:val="21"/>
-              </w:rPr>
-              <w:t>Admin only</w:t>
-            </w:r>
-          </w:p>
-          <w:p>
-            <w:pPr>
-              <w:spacing w:after="0"/>
-            </w:pPr>
-            <w:r>
-              <w:rPr>
-                <w:rFonts w:ascii="Segoe UI" w:hAnsi="Segoe UI" w:cs="Segoe UI"/>
-                <w:b w:val="0"/>
-                <w:i w:val="0"/>
-                <w:color w:val="0B1F2E"/>
-                <w:sz w:val="20"/>
-              </w:rPr>
-              <w:t>Admin commands (/stats, /loans, /users, /broadcast, /send) are restricted to the configured admin Telegram ID.</w:t>
-            </w:r>
-          </w:p>
-        </w:tc>
-      </w:tr>
-    </w:tbl>
     <w:p>
       <w:pPr>
-        <w:spacing w:after="40"/>
+        <w:pStyle w:val="ListBullet"/>
       </w:pPr>
+      <w:r>
+        <w:t>/sweep-reminders — Trigger a manual payment reminder sweep</w:t>
+      </w:r>
+    </w:p>
+    <w:p>
+      <w:pPr>
+        <w:pStyle w:val="ListBullet"/>
+      </w:pPr>
+      <w:r>
+        <w:t>/lookup &lt;email&gt; — Look up user details by email address</w:t>
+      </w:r>
     </w:p>
     <w:p>
       <w:pPr>
         <w:pStyle w:val="Heading1"/>
-        <w:spacing w:before="360" w:after="120"/>
-        <w:pBdr>
-          <w:bottom w:val="single" w:sz="12" w:space="4" w:color="00BDAA"/>
-        </w:pBdr>
       </w:pPr>
       <w:r>
-        <w:rPr>
-          <w:rFonts w:ascii="Segoe UI" w:hAnsi="Segoe UI" w:cs="Segoe UI"/>
-          <w:b/>
-          <w:i w:val="0"/>
-          <w:color w:val="0B1F2E"/>
-          <w:sz w:val="32"/>
-        </w:rPr>
         <w:t>5. Account Linking</w:t>
       </w:r>
     </w:p>
     <w:p>
       <w:pPr>
         <w:pStyle w:val="Heading2"/>
-        <w:spacing w:before="240" w:after="80"/>
       </w:pPr>
       <w:r>
-        <w:rPr>
-          <w:rFonts w:ascii="Segoe UI" w:hAnsi="Segoe UI" w:cs="Segoe UI"/>
-          <w:b/>
-          <w:i w:val="0"/>
-          <w:color w:val="008A7C"/>
-          <w:sz w:val="26"/>
-        </w:rPr>
-        <w:t>5.1 Linking</w:t>
+        <w:t>5.1 Linking via Phone Sharing (Recommended)</w:t>
       </w:r>
     </w:p>
     <w:p>
       <w:pPr>
-        <w:pStyle w:val="ListNumber"/>
-        <w:spacing w:after="60"/>
+        <w:pStyle w:val="ListBullet"/>
       </w:pPr>
       <w:r>
-        <w:rPr>
-          <w:rFonts w:ascii="Segoe UI" w:hAnsi="Segoe UI" w:cs="Segoe UI"/>
-          <w:b w:val="0"/>
-          <w:i w:val="0"/>
-          <w:color w:val="0B1F2E"/>
-          <w:sz w:val="21"/>
-        </w:rPr>
-        <w:t>Send /link &lt;your-email&gt; to the bot</w:t>
+        <w:t>Click "Share Phone Number to Link" button in the bot chat</w:t>
       </w:r>
     </w:p>
     <w:p>
       <w:pPr>
-        <w:pStyle w:val="ListNumber"/>
-        <w:spacing w:after="60"/>
+        <w:pStyle w:val="ListBullet"/>
       </w:pPr>
       <w:r>
-        <w:rPr>
-          <w:rFonts w:ascii="Segoe UI" w:hAnsi="Segoe UI" w:cs="Segoe UI"/>
-          <w:b w:val="0"/>
-          <w:i w:val="0"/>
-          <w:color w:val="0B1F2E"/>
-          <w:sz w:val="21"/>
-        </w:rPr>
-        <w:t>A 6-digit verification code is sent to your registered email</w:t>
+        <w:t>A WebApp sheet loads and prompts the native Telegram phone sharing popup</w:t>
       </w:r>
     </w:p>
     <w:p>
       <w:pPr>
-        <w:pStyle w:val="ListNumber"/>
-        <w:spacing w:after="60"/>
+        <w:pStyle w:val="ListBullet"/>
       </w:pPr>
       <w:r>
-        <w:rPr>
-          <w:rFonts w:ascii="Segoe UI" w:hAnsi="Segoe UI" w:cs="Segoe UI"/>
-          <w:b w:val="0"/>
-          <w:i w:val="0"/>
-          <w:color w:val="0B1F2E"/>
-          <w:sz w:val="21"/>
-        </w:rPr>
-        <w:t>Send /confirm &lt;code&gt; to complete the link</w:t>
+        <w:t>Once shared, the WebApp auto-closes instantly</w:t>
       </w:r>
     </w:p>
     <w:p>
       <w:pPr>
-        <w:pStyle w:val="ListNumber"/>
-        <w:spacing w:after="60"/>
+        <w:pStyle w:val="ListBullet"/>
       </w:pPr>
       <w:r>
-        <w:rPr>
-          <w:rFonts w:ascii="Segoe UI" w:hAnsi="Segoe UI" w:cs="Segoe UI"/>
-          <w:b w:val="0"/>
-          <w:i w:val="0"/>
-          <w:color w:val="0B1F2E"/>
-          <w:sz w:val="21"/>
-        </w:rPr>
-        <w:t>The code expires after 10 minutes — run /link again for a new one</w:t>
+        <w:t>The backend links your phone number to your profile</w:t>
       </w:r>
     </w:p>
     <w:p>
+      <w:pPr>
+        <w:pStyle w:val="ListBullet"/>
+      </w:pPr>
       <w:r>
-        <w:rPr>
-          <w:rFonts w:ascii="Segoe UI" w:hAnsi="Segoe UI" w:cs="Segoe UI"/>
-          <w:b w:val="0"/>
-          <w:i w:val="0"/>
-          <w:color w:val="0B1F2E"/>
-          <w:sz w:val="21"/>
-        </w:rPr>
-        <w:t>Once linked, you will receive payment notifications and reminders.</w:t>
+        <w:t>The bot immediately sends a 6-digit OTP code in the same response</w:t>
+      </w:r>
+    </w:p>
+    <w:p>
+      <w:pPr>
+        <w:pStyle w:val="ListBullet"/>
+      </w:pPr>
+      <w:r>
+        <w:t>The website polls /auth/check-link in the background and redirects you to enter the OTP</w:t>
+      </w:r>
+    </w:p>
+    <w:p>
+      <w:pPr>
+        <w:pStyle w:val="ListBullet"/>
+      </w:pPr>
+      <w:r>
+        <w:t>Once verified, your account is fully linked — you receive payment notifications and reminders</w:t>
       </w:r>
     </w:p>
     <w:p>
       <w:pPr>
         <w:pStyle w:val="Heading2"/>
-        <w:spacing w:before="240" w:after="80"/>
       </w:pPr>
       <w:r>
-        <w:rPr>
-          <w:rFonts w:ascii="Segoe UI" w:hAnsi="Segoe UI" w:cs="Segoe UI"/>
-          <w:b/>
-          <w:i w:val="0"/>
-          <w:color w:val="008A7C"/>
-          <w:sz w:val="26"/>
-        </w:rPr>
         <w:t>5.2 Unlinking</w:t>
       </w:r>
     </w:p>
     <w:p>
       <w:r>
-        <w:rPr>
-          <w:rFonts w:ascii="Segoe UI" w:hAnsi="Segoe UI" w:cs="Segoe UI"/>
-          <w:b w:val="0"/>
-          <w:i w:val="0"/>
-          <w:color w:val="0B1F2E"/>
-          <w:sz w:val="21"/>
-        </w:rPr>
         <w:t>Send /unlink to disconnect your Telegram account from NexusFinance.</w:t>
       </w:r>
     </w:p>
     <w:p>
       <w:pPr>
         <w:pStyle w:val="Heading2"/>
-        <w:spacing w:before="240" w:after="80"/>
       </w:pPr>
       <w:r>
-        <w:rPr>
-          <w:rFonts w:ascii="Segoe UI" w:hAnsi="Segoe UI" w:cs="Segoe UI"/>
-          <w:b/>
-          <w:i w:val="0"/>
-          <w:color w:val="008A7C"/>
-          <w:sz w:val="26"/>
-        </w:rPr>
         <w:t>5.3 Status Check</w:t>
       </w:r>
     </w:p>
     <w:p>
       <w:r>
-        <w:rPr>
-          <w:rFonts w:ascii="Segoe UI" w:hAnsi="Segoe UI" w:cs="Segoe UI"/>
-          <w:b w:val="0"/>
-          <w:i w:val="0"/>
-          <w:color w:val="0B1F2E"/>
-          <w:sz w:val="21"/>
-        </w:rPr>
         <w:t>Send /status to view your linked email and current loan status, including your monthly installment amount and next due date.</w:t>
       </w:r>
     </w:p>
     <w:p>
       <w:pPr>
         <w:pStyle w:val="Heading1"/>
-        <w:spacing w:before="360" w:after="120"/>
-        <w:pBdr>
-          <w:bottom w:val="single" w:sz="12" w:space="4" w:color="00BDAA"/>
-        </w:pBdr>
       </w:pPr>
       <w:r>
-        <w:rPr>
-          <w:rFonts w:ascii="Segoe UI" w:hAnsi="Segoe UI" w:cs="Segoe UI"/>
-          <w:b/>
-          <w:i w:val="0"/>
-          <w:color w:val="0B1F2E"/>
-          <w:sz w:val="32"/>
-        </w:rPr>
         <w:t>6. Notifications &amp; Reminders</w:t>
       </w:r>
     </w:p>
     <w:p>
       <w:pPr>
         <w:pStyle w:val="ListBullet"/>
-        <w:spacing w:after="60"/>
-        <w:ind w:left="432"/>
       </w:pPr>
       <w:r>
-        <w:rPr>
-          <w:rFonts w:ascii="Segoe UI" w:hAnsi="Segoe UI" w:cs="Segoe UI"/>
-          <w:b w:val="0"/>
-          <w:i w:val="0"/>
-          <w:color w:val="0B1F2E"/>
-          <w:sz w:val="21"/>
-        </w:rPr>
         <w:t>Payment confirmations — instant notification when a payment is received</w:t>
       </w:r>
     </w:p>
     <w:p>
       <w:pPr>
         <w:pStyle w:val="ListBullet"/>
-        <w:spacing w:after="60"/>
-        <w:ind w:left="432"/>
       </w:pPr>
       <w:r>
-        <w:rPr>
-          <w:rFonts w:ascii="Segoe UI" w:hAnsi="Segoe UI" w:cs="Segoe UI"/>
-          <w:b w:val="0"/>
-          <w:i w:val="0"/>
-          <w:color w:val="0B1F2E"/>
-          <w:sz w:val="21"/>
-        </w:rPr>
         <w:t>Daily reminders — scheduled at 9:00 AM Cambodia time (Asia/Phnom_Penh)</w:t>
       </w:r>
     </w:p>
     <w:p>
       <w:pPr>
         <w:pStyle w:val="ListBullet"/>
-        <w:spacing w:after="60"/>
-        <w:ind w:left="432"/>
       </w:pPr>
       <w:r>
-        <w:rPr>
-          <w:rFonts w:ascii="Segoe UI" w:hAnsi="Segoe UI" w:cs="Segoe UI"/>
-          <w:b w:val="0"/>
-          <w:i w:val="0"/>
-          <w:color w:val="0B1F2E"/>
-          <w:sz w:val="21"/>
-        </w:rPr>
         <w:t>Reminders are based on monthly installments (amortized at 5.4% APR), not the full loan amount</w:t>
       </w:r>
     </w:p>
     <w:p>
       <w:pPr>
         <w:pStyle w:val="ListBullet"/>
-        <w:spacing w:after="60"/>
-        <w:ind w:left="432"/>
       </w:pPr>
       <w:r>
-        <w:rPr>
-          <w:rFonts w:ascii="Segoe UI" w:hAnsi="Segoe UI" w:cs="Segoe UI"/>
-          <w:b w:val="0"/>
-          <w:i w:val="0"/>
-          <w:color w:val="0B1F2E"/>
-          <w:sz w:val="21"/>
-        </w:rPr>
         <w:t>New loan alerts — admin is notified when a new loan application is submitted</w:t>
       </w:r>
     </w:p>
     <w:p>
       <w:pPr>
-        <w:pStyle w:val="Heading1"/>
-        <w:spacing w:before="360" w:after="120"/>
-        <w:pBdr>
-          <w:bottom w:val="single" w:sz="12" w:space="4" w:color="00BDAA"/>
-        </w:pBdr>
+        <w:pStyle w:val="ListBullet"/>
       </w:pPr>
       <w:r>
-        <w:rPr>
-          <w:rFonts w:ascii="Segoe UI" w:hAnsi="Segoe UI" w:cs="Segoe UI"/>
-          <w:b/>
-          <w:i w:val="0"/>
-          <w:color w:val="0B1F2E"/>
-          <w:sz w:val="32"/>
-        </w:rPr>
+        <w:t>Loan status changes — customer is notified when loan is approved/rejected/held</w:t>
+      </w:r>
+    </w:p>
+    <w:p>
+      <w:pPr>
+        <w:pStyle w:val="Heading1"/>
+      </w:pPr>
+      <w:r>
         <w:t>7. Troubleshooting</w:t>
       </w:r>
     </w:p>
-    <w:tbl>
-      <w:tblPr>
-        <w:tblStyle w:val="TableGrid"/>
-        <w:tblW w:type="auto" w:w="0"/>
-        <w:jc w:val="center"/>
-        <w:tblLayout w:type="fixed"/>
-        <w:tblLook w:firstColumn="1" w:firstRow="1" w:lastColumn="0" w:lastRow="0" w:noHBand="0" w:noVBand="1" w:val="04A0"/>
-      </w:tblPr>
-      <w:tblGrid>
-        <w:gridCol w:w="4658"/>
-        <w:gridCol w:w="4658"/>
-      </w:tblGrid>
-      <w:tr>
-        <w:tc>
-          <w:tcPr>
-            <w:tcW w:type="dxa" w:w="3456"/>
-            <w:shd w:val="clear" w:fill="0B1F2E"/>
-            <w:tcMar>
-              <w:top w:w="80" w:type="dxa"/>
-              <w:start w:w="120" w:type="dxa"/>
-              <w:bottom w:w="80" w:type="dxa"/>
-              <w:end w:w="120" w:type="dxa"/>
-            </w:tcMar>
-            <w:vAlign w:val="center"/>
-          </w:tcPr>
-          <w:p>
-            <w:pPr>
-              <w:jc w:val="left"/>
-            </w:pPr>
-            <w:r/>
-            <w:r>
-              <w:rPr>
-                <w:rFonts w:ascii="Segoe UI" w:hAnsi="Segoe UI" w:cs="Segoe UI"/>
-                <w:b/>
-                <w:i w:val="0"/>
-                <w:color w:val="FFFFFF"/>
-                <w:sz w:val="19"/>
-              </w:rPr>
-              <w:t>Problem</w:t>
-            </w:r>
-          </w:p>
-        </w:tc>
-        <w:tc>
-          <w:tcPr>
-            <w:tcW w:type="dxa" w:w="5760"/>
-            <w:shd w:val="clear" w:fill="0B1F2E"/>
-            <w:tcMar>
-              <w:top w:w="80" w:type="dxa"/>
-              <w:start w:w="120" w:type="dxa"/>
-              <w:bottom w:w="80" w:type="dxa"/>
-              <w:end w:w="120" w:type="dxa"/>
-            </w:tcMar>
-            <w:vAlign w:val="center"/>
-          </w:tcPr>
-          <w:p>
-            <w:pPr>
-              <w:jc w:val="left"/>
-            </w:pPr>
-            <w:r/>
-            <w:r>
-              <w:rPr>
-                <w:rFonts w:ascii="Segoe UI" w:hAnsi="Segoe UI" w:cs="Segoe UI"/>
-                <w:b/>
-                <w:i w:val="0"/>
-                <w:color w:val="FFFFFF"/>
-                <w:sz w:val="19"/>
-              </w:rPr>
-              <w:t>Solution</w:t>
-            </w:r>
-          </w:p>
-        </w:tc>
-      </w:tr>
-      <w:tr>
-        <w:tc>
-          <w:tcPr>
-            <w:tcW w:type="dxa" w:w="3456"/>
-            <w:tcMar>
-              <w:top w:w="80" w:type="dxa"/>
-              <w:start w:w="120" w:type="dxa"/>
-              <w:bottom w:w="80" w:type="dxa"/>
-              <w:end w:w="120" w:type="dxa"/>
-            </w:tcMar>
-            <w:vAlign w:val="center"/>
-          </w:tcPr>
-          <w:p>
-            <w:pPr>
-              <w:spacing w:after="20"/>
-            </w:pPr>
-            <w:r/>
-            <w:r>
-              <w:rPr>
-                <w:rFonts w:ascii="Segoe UI" w:hAnsi="Segoe UI" w:cs="Segoe UI"/>
-                <w:b w:val="0"/>
-                <w:i w:val="0"/>
-                <w:color w:val="0B1F2E"/>
-                <w:sz w:val="19"/>
-              </w:rPr>
-              <w:t>Bot not responding</w:t>
-            </w:r>
-          </w:p>
-        </w:tc>
-        <w:tc>
-          <w:tcPr>
-            <w:tcW w:type="dxa" w:w="5760"/>
-            <w:tcMar>
-              <w:top w:w="80" w:type="dxa"/>
-              <w:start w:w="120" w:type="dxa"/>
-              <w:bottom w:w="80" w:type="dxa"/>
-              <w:end w:w="120" w:type="dxa"/>
-            </w:tcMar>
-            <w:vAlign w:val="center"/>
-          </w:tcPr>
-          <w:p>
-            <w:pPr>
-              <w:spacing w:after="20"/>
-            </w:pPr>
-            <w:r/>
-            <w:r>
-              <w:rPr>
-                <w:rFonts w:ascii="Segoe UI" w:hAnsi="Segoe UI" w:cs="Segoe UI"/>
-                <w:b w:val="0"/>
-                <w:i w:val="0"/>
-                <w:color w:val="0B1F2E"/>
-                <w:sz w:val="19"/>
-              </w:rPr>
-              <w:t>Send /start to re-initialize</w:t>
-            </w:r>
-          </w:p>
-        </w:tc>
-      </w:tr>
-      <w:tr>
-        <w:tc>
-          <w:tcPr>
-            <w:tcW w:type="dxa" w:w="3456"/>
-            <w:shd w:val="clear" w:fill="F4F8FA"/>
-            <w:tcMar>
-              <w:top w:w="80" w:type="dxa"/>
-              <w:start w:w="120" w:type="dxa"/>
-              <w:bottom w:w="80" w:type="dxa"/>
-              <w:end w:w="120" w:type="dxa"/>
-            </w:tcMar>
-            <w:vAlign w:val="center"/>
-          </w:tcPr>
-          <w:p>
-            <w:pPr>
-              <w:spacing w:after="20"/>
-            </w:pPr>
-            <w:r/>
-            <w:r>
-              <w:rPr>
-                <w:rFonts w:ascii="Segoe UI" w:hAnsi="Segoe UI" w:cs="Segoe UI"/>
-                <w:b w:val="0"/>
-                <w:i w:val="0"/>
-                <w:color w:val="0B1F2E"/>
-                <w:sz w:val="19"/>
-              </w:rPr>
-              <w:t>409 Conflict error</w:t>
-            </w:r>
-          </w:p>
-        </w:tc>
-        <w:tc>
-          <w:tcPr>
-            <w:tcW w:type="dxa" w:w="5760"/>
-            <w:shd w:val="clear" w:fill="F4F8FA"/>
-            <w:tcMar>
-              <w:top w:w="80" w:type="dxa"/>
-              <w:start w:w="120" w:type="dxa"/>
-              <w:bottom w:w="80" w:type="dxa"/>
-              <w:end w:w="120" w:type="dxa"/>
-            </w:tcMar>
-            <w:vAlign w:val="center"/>
-          </w:tcPr>
-          <w:p>
-            <w:pPr>
-              <w:spacing w:after="20"/>
-            </w:pPr>
-            <w:r/>
-            <w:r>
-              <w:rPr>
-                <w:rFonts w:ascii="Segoe UI" w:hAnsi="Segoe UI" w:cs="Segoe UI"/>
-                <w:b w:val="0"/>
-                <w:i w:val="0"/>
-                <w:color w:val="0B1F2E"/>
-                <w:sz w:val="19"/>
-              </w:rPr>
-              <w:t>Only one bot instance can run — check Render logs</w:t>
-            </w:r>
-          </w:p>
-        </w:tc>
-      </w:tr>
-      <w:tr>
-        <w:tc>
-          <w:tcPr>
-            <w:tcW w:type="dxa" w:w="3456"/>
-            <w:tcMar>
-              <w:top w:w="80" w:type="dxa"/>
-              <w:start w:w="120" w:type="dxa"/>
-              <w:bottom w:w="80" w:type="dxa"/>
-              <w:end w:w="120" w:type="dxa"/>
-            </w:tcMar>
-            <w:vAlign w:val="center"/>
-          </w:tcPr>
-          <w:p>
-            <w:pPr>
-              <w:spacing w:after="20"/>
-            </w:pPr>
-            <w:r/>
-            <w:r>
-              <w:rPr>
-                <w:rFonts w:ascii="Segoe UI" w:hAnsi="Segoe UI" w:cs="Segoe UI"/>
-                <w:b w:val="0"/>
-                <w:i w:val="0"/>
-                <w:color w:val="0B1F2E"/>
-                <w:sz w:val="19"/>
-              </w:rPr>
-              <w:t>Not receiving notifications</w:t>
-            </w:r>
-          </w:p>
-        </w:tc>
-        <w:tc>
-          <w:tcPr>
-            <w:tcW w:type="dxa" w:w="5760"/>
-            <w:tcMar>
-              <w:top w:w="80" w:type="dxa"/>
-              <w:start w:w="120" w:type="dxa"/>
-              <w:bottom w:w="80" w:type="dxa"/>
-              <w:end w:w="120" w:type="dxa"/>
-            </w:tcMar>
-            <w:vAlign w:val="center"/>
-          </w:tcPr>
-          <w:p>
-            <w:pPr>
-              <w:spacing w:after="20"/>
-            </w:pPr>
-            <w:r/>
-            <w:r>
-              <w:rPr>
-                <w:rFonts w:ascii="Segoe UI" w:hAnsi="Segoe UI" w:cs="Segoe UI"/>
-                <w:b w:val="0"/>
-                <w:i w:val="0"/>
-                <w:color w:val="0B1F2E"/>
-                <w:sz w:val="19"/>
-              </w:rPr>
-              <w:t>Use /link to connect your account first</w:t>
-            </w:r>
-          </w:p>
-        </w:tc>
-      </w:tr>
-      <w:tr>
-        <w:tc>
-          <w:tcPr>
-            <w:tcW w:type="dxa" w:w="3456"/>
-            <w:shd w:val="clear" w:fill="F4F8FA"/>
-            <w:tcMar>
-              <w:top w:w="80" w:type="dxa"/>
-              <w:start w:w="120" w:type="dxa"/>
-              <w:bottom w:w="80" w:type="dxa"/>
-              <w:end w:w="120" w:type="dxa"/>
-            </w:tcMar>
-            <w:vAlign w:val="center"/>
-          </w:tcPr>
-          <w:p>
-            <w:pPr>
-              <w:spacing w:after="20"/>
-            </w:pPr>
-            <w:r/>
-            <w:r>
-              <w:rPr>
-                <w:rFonts w:ascii="Segoe UI" w:hAnsi="Segoe UI" w:cs="Segoe UI"/>
-                <w:b w:val="0"/>
-                <w:i w:val="0"/>
-                <w:color w:val="0B1F2E"/>
-                <w:sz w:val="19"/>
-              </w:rPr>
-              <w:t>Admin commands not working</w:t>
-            </w:r>
-          </w:p>
-        </w:tc>
-        <w:tc>
-          <w:tcPr>
-            <w:tcW w:type="dxa" w:w="5760"/>
-            <w:shd w:val="clear" w:fill="F4F8FA"/>
-            <w:tcMar>
-              <w:top w:w="80" w:type="dxa"/>
-              <w:start w:w="120" w:type="dxa"/>
-              <w:bottom w:w="80" w:type="dxa"/>
-              <w:end w:w="120" w:type="dxa"/>
-            </w:tcMar>
-            <w:vAlign w:val="center"/>
-          </w:tcPr>
-          <w:p>
-            <w:pPr>
-              <w:spacing w:after="20"/>
-            </w:pPr>
-            <w:r/>
-            <w:r>
-              <w:rPr>
-                <w:rFonts w:ascii="Segoe UI" w:hAnsi="Segoe UI" w:cs="Segoe UI"/>
-                <w:b w:val="0"/>
-                <w:i w:val="0"/>
-                <w:color w:val="0B1F2E"/>
-                <w:sz w:val="19"/>
-              </w:rPr>
-              <w:t>Verify your Telegram ID matches TELEGRAM_ADMIN_ID</w:t>
-            </w:r>
-          </w:p>
-        </w:tc>
-      </w:tr>
-    </w:tbl>
     <w:p>
       <w:pPr>
-        <w:spacing w:after="40"/>
+        <w:pStyle w:val="ListBullet"/>
       </w:pPr>
+      <w:r>
+        <w:t>Bot not responding: Check if the bot is running on the Render backend (auto-starts with server)</w:t>
+      </w:r>
+    </w:p>
+    <w:p>
+      <w:pPr>
+        <w:pStyle w:val="ListBullet"/>
+      </w:pPr>
+      <w:r>
+        <w:t>OTP not received: Check Telegram chat, then try SMS fallback (Twilio)</w:t>
+      </w:r>
+    </w:p>
+    <w:p>
+      <w:pPr>
+        <w:pStyle w:val="ListBullet"/>
+      </w:pPr>
+      <w:r>
+        <w:t>Account not linking: Send /unlink first, then try /link again</w:t>
+      </w:r>
+    </w:p>
+    <w:p>
+      <w:pPr>
+        <w:pStyle w:val="ListBullet"/>
+      </w:pPr>
+      <w:r>
+        <w:t>Notifications not arriving: Ensure your Telegram account is linked (check with /status)</w:t>
+      </w:r>
     </w:p>
     <w:sectPr>
-      <w:headerReference w:type="default" r:id="rId9"/>
-      <w:footerReference w:type="default" r:id="rId10"/>
-      <w:pgSz w:w="11909" w:h="16834"/>
-      <w:pgMar w:top="1152" w:right="1296" w:bottom="1152" w:left="1296" w:header="720" w:footer="720" w:gutter="0"/>
+      <w:pgSz w:w="12240" w:h="15840"/>
+      <w:pgMar w:top="1440" w:right="1800" w:bottom="1440" w:left="1800" w:header="720" w:footer="720" w:gutter="0"/>
       <w:cols w:space="720"/>
       <w:docGrid w:linePitch="360"/>
     </w:sectPr>
   </w:body>
 </w:document>
-</file>
-
-<file path=word/footer1.xml><?xml version="1.0" encoding="utf-8"?>
-<w:ftr xmlns:m="http://schemas.openxmlformats.org/officeDocument/2006/math" xmlns:mc="http://schemas.openxmlformats.org/markup-compatibility/2006" xmlns:mo="http://schemas.microsoft.com/office/mac/office/2008/main" xmlns:mv="urn:schemas-microsoft-com:mac:vml" xmlns:o="urn:schemas-microsoft-com:office:office" xmlns:r="http://schemas.openxmlformats.org/officeDocument/2006/relationships" xmlns:v="urn:schemas-microsoft-com:vml" xmlns:w10="urn:schemas-microsoft-com:office:word" xmlns:w14="http://schemas.microsoft.com/office/word/2010/wordml" xmlns:w="http://schemas.openxmlformats.org/wordprocessingml/2006/main" xmlns:wne="http://schemas.microsoft.com/office/word/2006/wordml" xmlns:wp14="http://schemas.microsoft.com/office/word/2010/wordprocessingDrawing" xmlns:wp="http://schemas.openxmlformats.org/drawingml/2006/wordprocessingDrawing" xmlns:wpc="http://schemas.microsoft.com/office/word/2010/wordprocessingCanvas" xmlns:wpg="http://schemas.microsoft.com/office/word/2010/wordprocessingGroup" xmlns:wpi="http://schemas.microsoft.com/office/word/2010/wordprocessingInk" xmlns:wps="http://schemas.microsoft.com/office/word/2010/wordprocessingShape" mc:Ignorable="w14 wp14">
-  <w:p>
-    <w:pPr>
-      <w:pStyle w:val="Footer"/>
-      <w:jc w:val="center"/>
-    </w:pPr>
-    <w:r/>
-    <w:r>
-      <w:rPr>
-        <w:rFonts w:ascii="Segoe UI" w:hAnsi="Segoe UI" w:cs="Segoe UI"/>
-        <w:b w:val="0"/>
-        <w:i w:val="0"/>
-        <w:color w:val="6B7A89"/>
-        <w:sz w:val="16"/>
-      </w:rPr>
-      <w:t>NexusFinance — Telegram Bot Guide  •  NF-DOC-006  •  Internal &amp; Confidential</w:t>
-    </w:r>
-    <w:r>
-      <w:rPr>
-        <w:rFonts w:ascii="Segoe UI" w:hAnsi="Segoe UI" w:cs="Segoe UI"/>
-        <w:b w:val="0"/>
-        <w:i w:val="0"/>
-        <w:color w:val="6B7A89"/>
-        <w:sz w:val="16"/>
-      </w:rPr>
-      <w:t xml:space="preserve">  •  Page </w:t>
-    </w:r>
-    <w:r>
-      <w:fldChar w:fldCharType="begin"/>
-      <w:instrText xml:space="preserve">PAGE</w:instrText>
-      <w:fldChar w:fldCharType="separate"/>
-      <w:t>1</w:t>
-      <w:fldChar w:fldCharType="end"/>
-    </w:r>
-  </w:p>
-</w:ftr>
-</file>
-
-<file path=word/header1.xml><?xml version="1.0" encoding="utf-8"?>
-<w:hdr xmlns:m="http://schemas.openxmlformats.org/officeDocument/2006/math" xmlns:mc="http://schemas.openxmlformats.org/markup-compatibility/2006" xmlns:mo="http://schemas.microsoft.com/office/mac/office/2008/main" xmlns:mv="urn:schemas-microsoft-com:mac:vml" xmlns:o="urn:schemas-microsoft-com:office:office" xmlns:r="http://schemas.openxmlformats.org/officeDocument/2006/relationships" xmlns:v="urn:schemas-microsoft-com:vml" xmlns:w10="urn:schemas-microsoft-com:office:word" xmlns:w14="http://schemas.microsoft.com/office/word/2010/wordml" xmlns:w="http://schemas.openxmlformats.org/wordprocessingml/2006/main" xmlns:wne="http://schemas.microsoft.com/office/word/2006/wordml" xmlns:wp14="http://schemas.microsoft.com/office/word/2010/wordprocessingDrawing" xmlns:wp="http://schemas.openxmlformats.org/drawingml/2006/wordprocessingDrawing" xmlns:wpc="http://schemas.microsoft.com/office/word/2010/wordprocessingCanvas" xmlns:wpg="http://schemas.microsoft.com/office/word/2010/wordprocessingGroup" xmlns:wpi="http://schemas.microsoft.com/office/word/2010/wordprocessingInk" xmlns:wps="http://schemas.microsoft.com/office/word/2010/wordprocessingShape" mc:Ignorable="w14 wp14">
-  <w:p>
-    <w:pPr>
-      <w:pStyle w:val="Header"/>
-    </w:pPr>
-    <w:r/>
-  </w:p>
-</w:hdr>
 </file>
 
 <file path=word/numbering.xml><?xml version="1.0" encoding="utf-8"?>
@@ -2784,14 +752,6 @@
     <w:name w:val="Normal"/>
     <w:qFormat/>
     <w:rsid w:val="00FC693F"/>
-    <w:pPr>
-      <w:spacing w:after="140" w:line="324" w:lineRule="auto"/>
-    </w:pPr>
-    <w:rPr>
-      <w:rFonts w:ascii="Segoe UI" w:hAnsi="Segoe UI" w:cs="Segoe UI"/>
-      <w:color w:val="0B1F2E"/>
-      <w:sz w:val="21"/>
-    </w:rPr>
   </w:style>
   <w:style w:type="paragraph" w:styleId="Header">
     <w:name w:val="header"/>

--- a/DOC/EN/NF-DOC-006_Telegram_Bot_Guide_EN.docx
+++ b/DOC/EN/NF-DOC-006_Telegram_Bot_Guide_EN.docx
@@ -2,391 +2,2923 @@
 <file path=word/document.xml><?xml version="1.0" encoding="utf-8"?>
 <w:document xmlns:wpc="http://schemas.microsoft.com/office/word/2010/wordprocessingCanvas" xmlns:mo="http://schemas.microsoft.com/office/mac/office/2008/main" xmlns:mc="http://schemas.openxmlformats.org/markup-compatibility/2006" xmlns:mv="urn:schemas-microsoft-com:mac:vml" xmlns:o="urn:schemas-microsoft-com:office:office" xmlns:r="http://schemas.openxmlformats.org/officeDocument/2006/relationships" xmlns:m="http://schemas.openxmlformats.org/officeDocument/2006/math" xmlns:v="urn:schemas-microsoft-com:vml" xmlns:wp14="http://schemas.microsoft.com/office/word/2010/wordprocessingDrawing" xmlns:wp="http://schemas.openxmlformats.org/drawingml/2006/wordprocessingDrawing" xmlns:w10="urn:schemas-microsoft-com:office:word" xmlns:w="http://schemas.openxmlformats.org/wordprocessingml/2006/main" xmlns:w14="http://schemas.microsoft.com/office/word/2010/wordml" xmlns:wpg="http://schemas.microsoft.com/office/word/2010/wordprocessingGroup" xmlns:wpi="http://schemas.microsoft.com/office/word/2010/wordprocessingInk" xmlns:wne="http://schemas.microsoft.com/office/word/2006/wordml" xmlns:wps="http://schemas.microsoft.com/office/word/2010/wordprocessingShape" mc:Ignorable="w14 wp14">
   <w:body>
+    <w:tbl>
+      <w:tblPr>
+        <w:tblStyle w:val="TableGrid"/>
+        <w:tblW w:type="auto" w:w="0"/>
+        <w:tblLook w:firstColumn="1" w:firstRow="1" w:lastColumn="0" w:lastRow="0" w:noHBand="0" w:noVBand="1" w:val="04A0"/>
+      </w:tblPr>
+      <w:tblGrid>
+        <w:gridCol w:w="9317"/>
+      </w:tblGrid>
+      <w:tr>
+        <w:tc>
+          <w:tcPr>
+            <w:tcW w:type="dxa" w:w="9317"/>
+            <w:shd w:val="clear" w:fill="0B1F2E"/>
+            <w:tcMar>
+              <w:top w:w="180" w:type="dxa"/>
+              <w:start w:w="240" w:type="dxa"/>
+              <w:bottom w:w="180" w:type="dxa"/>
+              <w:end w:w="240" w:type="dxa"/>
+            </w:tcMar>
+          </w:tcPr>
+          <w:p>
+            <w:r/>
+            <w:r>
+              <w:rPr>
+                <w:rFonts w:ascii="Segoe UI" w:hAnsi="Segoe UI" w:cs="Segoe UI"/>
+                <w:b/>
+                <w:i w:val="0"/>
+                <w:color w:val="00BDAA"/>
+                <w:sz w:val="26"/>
+              </w:rPr>
+              <w:t>NEXUSFINANCE</w:t>
+            </w:r>
+          </w:p>
+          <w:p>
+            <w:pPr>
+              <w:spacing w:after="0"/>
+            </w:pPr>
+            <w:r>
+              <w:rPr>
+                <w:rFonts w:ascii="Segoe UI" w:hAnsi="Segoe UI" w:cs="Segoe UI"/>
+                <w:b w:val="0"/>
+                <w:i w:val="0"/>
+                <w:color w:val="9FB4C4"/>
+                <w:sz w:val="18"/>
+              </w:rPr>
+              <w:t>Secure • Modern • Cutting-edge  |  Lending Platform for Cambodia</w:t>
+            </w:r>
+          </w:p>
+        </w:tc>
+      </w:tr>
+    </w:tbl>
     <w:p>
       <w:pPr>
-        <w:pStyle w:val="Title"/>
+        <w:spacing w:after="40"/>
+      </w:pPr>
+    </w:p>
+    <w:p>
+      <w:pPr>
+        <w:spacing w:after="600"/>
+      </w:pPr>
+    </w:p>
+    <w:p>
+      <w:pPr>
+        <w:spacing w:after="120"/>
+        <w:jc w:val="left"/>
       </w:pPr>
       <w:r>
+        <w:rPr>
+          <w:rFonts w:ascii="Segoe UI" w:hAnsi="Segoe UI" w:cs="Segoe UI"/>
+          <w:b/>
+          <w:i w:val="0"/>
+          <w:color w:val="0B1F2E"/>
+          <w:sz w:val="68"/>
+        </w:rPr>
         <w:t>NexusFinance — Telegram Bot Guide</w:t>
       </w:r>
     </w:p>
     <w:p>
+      <w:pPr>
+        <w:pBdr>
+          <w:bottom w:val="single" w:sz="24" w:space="4" w:color="00BDAA"/>
+        </w:pBdr>
+        <w:spacing w:after="240"/>
+      </w:pPr>
+    </w:p>
+    <w:p>
+      <w:pPr>
+        <w:spacing w:after="80"/>
+      </w:pPr>
       <w:r>
+        <w:rPr>
+          <w:rFonts w:ascii="Segoe UI" w:hAnsi="Segoe UI" w:cs="Segoe UI"/>
+          <w:b w:val="0"/>
+          <w:i w:val="0"/>
+          <w:color w:val="475A6B"/>
+          <w:sz w:val="26"/>
+        </w:rPr>
         <w:t>Digital Lending Platform for Cambodia</w:t>
       </w:r>
     </w:p>
     <w:p>
+      <w:pPr>
+        <w:spacing w:after="0"/>
+      </w:pPr>
       <w:r>
+        <w:rPr>
+          <w:rFonts w:ascii="Segoe UI" w:hAnsi="Segoe UI" w:cs="Segoe UI"/>
+          <w:b/>
+          <w:i w:val="0"/>
+          <w:color w:val="008A7C"/>
+          <w:sz w:val="20"/>
+        </w:rPr>
         <w:t>EN</w:t>
       </w:r>
     </w:p>
     <w:p>
+      <w:pPr>
+        <w:spacing w:after="600"/>
+      </w:pPr>
+    </w:p>
+    <w:tbl>
+      <w:tblPr>
+        <w:tblStyle w:val="TableGrid"/>
+        <w:tblW w:type="auto" w:w="0"/>
+        <w:tblLook w:firstColumn="1" w:firstRow="1" w:lastColumn="0" w:lastRow="0" w:noHBand="0" w:noVBand="1" w:val="04A0"/>
+      </w:tblPr>
+      <w:tblGrid>
+        <w:gridCol w:w="4658"/>
+        <w:gridCol w:w="4658"/>
+      </w:tblGrid>
+      <w:tr>
+        <w:tc>
+          <w:tcPr>
+            <w:tcW w:type="dxa" w:w="3168"/>
+            <w:shd w:val="clear" w:fill="F4F8FA"/>
+            <w:tcMar>
+              <w:top w:w="80" w:type="dxa"/>
+              <w:start w:w="120" w:type="dxa"/>
+              <w:bottom w:w="80" w:type="dxa"/>
+              <w:end w:w="120" w:type="dxa"/>
+            </w:tcMar>
+          </w:tcPr>
+          <w:p>
+            <w:r/>
+            <w:r>
+              <w:rPr>
+                <w:rFonts w:ascii="Segoe UI" w:hAnsi="Segoe UI" w:cs="Segoe UI"/>
+                <w:b/>
+                <w:i w:val="0"/>
+                <w:color w:val="0B1F2E"/>
+                <w:sz w:val="20"/>
+              </w:rPr>
+              <w:t>Document Number</w:t>
+            </w:r>
+          </w:p>
+        </w:tc>
+        <w:tc>
+          <w:tcPr>
+            <w:tcW w:type="dxa" w:w="6048"/>
+            <w:tcMar>
+              <w:top w:w="80" w:type="dxa"/>
+              <w:start w:w="120" w:type="dxa"/>
+              <w:bottom w:w="80" w:type="dxa"/>
+              <w:end w:w="120" w:type="dxa"/>
+            </w:tcMar>
+          </w:tcPr>
+          <w:p>
+            <w:r/>
+            <w:r>
+              <w:rPr>
+                <w:rFonts w:ascii="Segoe UI" w:hAnsi="Segoe UI" w:cs="Segoe UI"/>
+                <w:b w:val="0"/>
+                <w:i w:val="0"/>
+                <w:color w:val="475A6B"/>
+                <w:sz w:val="20"/>
+              </w:rPr>
+              <w:t>NF-DOC-006</w:t>
+            </w:r>
+          </w:p>
+        </w:tc>
+      </w:tr>
+      <w:tr>
+        <w:tc>
+          <w:tcPr>
+            <w:tcW w:type="dxa" w:w="3168"/>
+            <w:shd w:val="clear" w:fill="F4F8FA"/>
+            <w:tcMar>
+              <w:top w:w="80" w:type="dxa"/>
+              <w:start w:w="120" w:type="dxa"/>
+              <w:bottom w:w="80" w:type="dxa"/>
+              <w:end w:w="120" w:type="dxa"/>
+            </w:tcMar>
+          </w:tcPr>
+          <w:p>
+            <w:r/>
+            <w:r>
+              <w:rPr>
+                <w:rFonts w:ascii="Segoe UI" w:hAnsi="Segoe UI" w:cs="Segoe UI"/>
+                <w:b/>
+                <w:i w:val="0"/>
+                <w:color w:val="0B1F2E"/>
+                <w:sz w:val="20"/>
+              </w:rPr>
+              <w:t>Version</w:t>
+            </w:r>
+          </w:p>
+        </w:tc>
+        <w:tc>
+          <w:tcPr>
+            <w:tcW w:type="dxa" w:w="6048"/>
+            <w:tcMar>
+              <w:top w:w="80" w:type="dxa"/>
+              <w:start w:w="120" w:type="dxa"/>
+              <w:bottom w:w="80" w:type="dxa"/>
+              <w:end w:w="120" w:type="dxa"/>
+            </w:tcMar>
+          </w:tcPr>
+          <w:p>
+            <w:r/>
+            <w:r>
+              <w:rPr>
+                <w:rFonts w:ascii="Segoe UI" w:hAnsi="Segoe UI" w:cs="Segoe UI"/>
+                <w:b w:val="0"/>
+                <w:i w:val="0"/>
+                <w:color w:val="475A6B"/>
+                <w:sz w:val="20"/>
+              </w:rPr>
+              <w:t>1.1</w:t>
+            </w:r>
+          </w:p>
+        </w:tc>
+      </w:tr>
+      <w:tr>
+        <w:tc>
+          <w:tcPr>
+            <w:tcW w:type="dxa" w:w="3168"/>
+            <w:shd w:val="clear" w:fill="F4F8FA"/>
+            <w:tcMar>
+              <w:top w:w="80" w:type="dxa"/>
+              <w:start w:w="120" w:type="dxa"/>
+              <w:bottom w:w="80" w:type="dxa"/>
+              <w:end w:w="120" w:type="dxa"/>
+            </w:tcMar>
+          </w:tcPr>
+          <w:p>
+            <w:r/>
+            <w:r>
+              <w:rPr>
+                <w:rFonts w:ascii="Segoe UI" w:hAnsi="Segoe UI" w:cs="Segoe UI"/>
+                <w:b/>
+                <w:i w:val="0"/>
+                <w:color w:val="0B1F2E"/>
+                <w:sz w:val="20"/>
+              </w:rPr>
+              <w:t>Date</w:t>
+            </w:r>
+          </w:p>
+        </w:tc>
+        <w:tc>
+          <w:tcPr>
+            <w:tcW w:type="dxa" w:w="6048"/>
+            <w:tcMar>
+              <w:top w:w="80" w:type="dxa"/>
+              <w:start w:w="120" w:type="dxa"/>
+              <w:bottom w:w="80" w:type="dxa"/>
+              <w:end w:w="120" w:type="dxa"/>
+            </w:tcMar>
+          </w:tcPr>
+          <w:p>
+            <w:r/>
+            <w:r>
+              <w:rPr>
+                <w:rFonts w:ascii="Segoe UI" w:hAnsi="Segoe UI" w:cs="Segoe UI"/>
+                <w:b w:val="0"/>
+                <w:i w:val="0"/>
+                <w:color w:val="475A6B"/>
+                <w:sz w:val="20"/>
+              </w:rPr>
+              <w:t>August 2026</w:t>
+            </w:r>
+          </w:p>
+        </w:tc>
+      </w:tr>
+      <w:tr>
+        <w:tc>
+          <w:tcPr>
+            <w:tcW w:type="dxa" w:w="3168"/>
+            <w:shd w:val="clear" w:fill="F4F8FA"/>
+            <w:tcMar>
+              <w:top w:w="80" w:type="dxa"/>
+              <w:start w:w="120" w:type="dxa"/>
+              <w:bottom w:w="80" w:type="dxa"/>
+              <w:end w:w="120" w:type="dxa"/>
+            </w:tcMar>
+          </w:tcPr>
+          <w:p>
+            <w:r/>
+            <w:r>
+              <w:rPr>
+                <w:rFonts w:ascii="Segoe UI" w:hAnsi="Segoe UI" w:cs="Segoe UI"/>
+                <w:b/>
+                <w:i w:val="0"/>
+                <w:color w:val="0B1F2E"/>
+                <w:sz w:val="20"/>
+              </w:rPr>
+              <w:t>Prepared By</w:t>
+            </w:r>
+          </w:p>
+        </w:tc>
+        <w:tc>
+          <w:tcPr>
+            <w:tcW w:type="dxa" w:w="6048"/>
+            <w:tcMar>
+              <w:top w:w="80" w:type="dxa"/>
+              <w:start w:w="120" w:type="dxa"/>
+              <w:bottom w:w="80" w:type="dxa"/>
+              <w:end w:w="120" w:type="dxa"/>
+            </w:tcMar>
+          </w:tcPr>
+          <w:p>
+            <w:r/>
+            <w:r>
+              <w:rPr>
+                <w:rFonts w:ascii="Segoe UI" w:hAnsi="Segoe UI" w:cs="Segoe UI"/>
+                <w:b w:val="0"/>
+                <w:i w:val="0"/>
+                <w:color w:val="475A6B"/>
+                <w:sz w:val="20"/>
+              </w:rPr>
+              <w:t>NDX Digital Support</w:t>
+            </w:r>
+          </w:p>
+        </w:tc>
+      </w:tr>
+      <w:tr>
+        <w:tc>
+          <w:tcPr>
+            <w:tcW w:type="dxa" w:w="3168"/>
+            <w:shd w:val="clear" w:fill="F4F8FA"/>
+            <w:tcMar>
+              <w:top w:w="80" w:type="dxa"/>
+              <w:start w:w="120" w:type="dxa"/>
+              <w:bottom w:w="80" w:type="dxa"/>
+              <w:end w:w="120" w:type="dxa"/>
+            </w:tcMar>
+          </w:tcPr>
+          <w:p>
+            <w:r/>
+            <w:r>
+              <w:rPr>
+                <w:rFonts w:ascii="Segoe UI" w:hAnsi="Segoe UI" w:cs="Segoe UI"/>
+                <w:b/>
+                <w:i w:val="0"/>
+                <w:color w:val="0B1F2E"/>
+                <w:sz w:val="20"/>
+              </w:rPr>
+              <w:t>Classification</w:t>
+            </w:r>
+          </w:p>
+        </w:tc>
+        <w:tc>
+          <w:tcPr>
+            <w:tcW w:type="dxa" w:w="6048"/>
+            <w:tcMar>
+              <w:top w:w="80" w:type="dxa"/>
+              <w:start w:w="120" w:type="dxa"/>
+              <w:bottom w:w="80" w:type="dxa"/>
+              <w:end w:w="120" w:type="dxa"/>
+            </w:tcMar>
+          </w:tcPr>
+          <w:p>
+            <w:r/>
+            <w:r>
+              <w:rPr>
+                <w:rFonts w:ascii="Segoe UI" w:hAnsi="Segoe UI" w:cs="Segoe UI"/>
+                <w:b w:val="0"/>
+                <w:i w:val="0"/>
+                <w:color w:val="475A6B"/>
+                <w:sz w:val="20"/>
+              </w:rPr>
+              <w:t>Internal &amp; Confidential</w:t>
+            </w:r>
+          </w:p>
+        </w:tc>
+      </w:tr>
+    </w:tbl>
+    <w:p>
+      <w:pPr>
+        <w:spacing w:after="280"/>
+      </w:pPr>
+    </w:p>
+    <w:p>
       <w:r>
+        <w:rPr>
+          <w:rFonts w:ascii="Segoe UI" w:hAnsi="Segoe UI" w:cs="Segoe UI"/>
+          <w:b w:val="0"/>
+          <w:i w:val="0"/>
+          <w:color w:val="6B7A89"/>
+          <w:sz w:val="18"/>
+        </w:rPr>
         <w:t>Telegram  •  Bot  •  Notifications  •  Admin Commands</w:t>
+      </w:r>
+    </w:p>
+    <w:p>
+      <w:r>
+        <w:br w:type="page"/>
+      </w:r>
+    </w:p>
+    <w:p>
+      <w:pPr>
+        <w:spacing w:after="120"/>
+        <w:pBdr>
+          <w:bottom w:val="single" w:sz="12" w:space="4" w:color="00BDAA"/>
+        </w:pBdr>
+      </w:pPr>
+      <w:r>
+        <w:rPr>
+          <w:rFonts w:ascii="Segoe UI" w:hAnsi="Segoe UI" w:cs="Segoe UI"/>
+          <w:b/>
+          <w:i w:val="0"/>
+          <w:color w:val="0B1F2E"/>
+          <w:sz w:val="32"/>
+        </w:rPr>
+        <w:t>Table of Contents</w:t>
+      </w:r>
+    </w:p>
+    <w:p>
+      <w:pPr>
+        <w:spacing w:after="160"/>
+      </w:pPr>
+    </w:p>
+    <w:p>
+      <w:pPr>
+        <w:tabs>
+          <w:tab w:pos="9360" w:val="right" w:leader="hyphen"/>
+        </w:tabs>
+        <w:spacing w:after="80"/>
+      </w:pPr>
+      <w:r>
+        <w:rPr>
+          <w:rFonts w:ascii="Segoe UI" w:hAnsi="Segoe UI" w:cs="Segoe UI"/>
+          <w:b/>
+          <w:i w:val="0"/>
+          <w:color w:val="008A7C"/>
+          <w:sz w:val="22"/>
+        </w:rPr>
+        <w:t xml:space="preserve">1.  </w:t>
+      </w:r>
+      <w:r>
+        <w:rPr>
+          <w:rFonts w:ascii="Segoe UI" w:hAnsi="Segoe UI" w:cs="Segoe UI"/>
+          <w:b w:val="0"/>
+          <w:i w:val="0"/>
+          <w:color w:val="0B1F2E"/>
+          <w:sz w:val="22"/>
+        </w:rPr>
+        <w:t>Overview</w:t>
+      </w:r>
+    </w:p>
+    <w:p>
+      <w:pPr>
+        <w:tabs>
+          <w:tab w:pos="9360" w:val="right" w:leader="hyphen"/>
+        </w:tabs>
+        <w:spacing w:after="80"/>
+      </w:pPr>
+      <w:r>
+        <w:rPr>
+          <w:rFonts w:ascii="Segoe UI" w:hAnsi="Segoe UI" w:cs="Segoe UI"/>
+          <w:b/>
+          <w:i w:val="0"/>
+          <w:color w:val="008A7C"/>
+          <w:sz w:val="22"/>
+        </w:rPr>
+        <w:t xml:space="preserve">2.  </w:t>
+      </w:r>
+      <w:r>
+        <w:rPr>
+          <w:rFonts w:ascii="Segoe UI" w:hAnsi="Segoe UI" w:cs="Segoe UI"/>
+          <w:b w:val="0"/>
+          <w:i w:val="0"/>
+          <w:color w:val="0B1F2E"/>
+          <w:sz w:val="22"/>
+        </w:rPr>
+        <w:t>Getting Started</w:t>
+      </w:r>
+    </w:p>
+    <w:p>
+      <w:pPr>
+        <w:tabs>
+          <w:tab w:pos="9360" w:val="right" w:leader="hyphen"/>
+        </w:tabs>
+        <w:spacing w:after="80"/>
+      </w:pPr>
+      <w:r>
+        <w:rPr>
+          <w:rFonts w:ascii="Segoe UI" w:hAnsi="Segoe UI" w:cs="Segoe UI"/>
+          <w:b/>
+          <w:i w:val="0"/>
+          <w:color w:val="008A7C"/>
+          <w:sz w:val="22"/>
+        </w:rPr>
+        <w:t xml:space="preserve">3.  </w:t>
+      </w:r>
+      <w:r>
+        <w:rPr>
+          <w:rFonts w:ascii="Segoe UI" w:hAnsi="Segoe UI" w:cs="Segoe UI"/>
+          <w:b w:val="0"/>
+          <w:i w:val="0"/>
+          <w:color w:val="0B1F2E"/>
+          <w:sz w:val="22"/>
+        </w:rPr>
+        <w:t>User Commands</w:t>
+      </w:r>
+    </w:p>
+    <w:p>
+      <w:pPr>
+        <w:tabs>
+          <w:tab w:pos="9360" w:val="right" w:leader="hyphen"/>
+        </w:tabs>
+        <w:spacing w:after="80"/>
+      </w:pPr>
+      <w:r>
+        <w:rPr>
+          <w:rFonts w:ascii="Segoe UI" w:hAnsi="Segoe UI" w:cs="Segoe UI"/>
+          <w:b/>
+          <w:i w:val="0"/>
+          <w:color w:val="008A7C"/>
+          <w:sz w:val="22"/>
+        </w:rPr>
+        <w:t xml:space="preserve">4.  </w:t>
+      </w:r>
+      <w:r>
+        <w:rPr>
+          <w:rFonts w:ascii="Segoe UI" w:hAnsi="Segoe UI" w:cs="Segoe UI"/>
+          <w:b w:val="0"/>
+          <w:i w:val="0"/>
+          <w:color w:val="0B1F2E"/>
+          <w:sz w:val="22"/>
+        </w:rPr>
+        <w:t>Admin Commands</w:t>
+      </w:r>
+    </w:p>
+    <w:p>
+      <w:pPr>
+        <w:tabs>
+          <w:tab w:pos="9360" w:val="right" w:leader="hyphen"/>
+        </w:tabs>
+        <w:spacing w:after="80"/>
+      </w:pPr>
+      <w:r>
+        <w:rPr>
+          <w:rFonts w:ascii="Segoe UI" w:hAnsi="Segoe UI" w:cs="Segoe UI"/>
+          <w:b/>
+          <w:i w:val="0"/>
+          <w:color w:val="008A7C"/>
+          <w:sz w:val="22"/>
+        </w:rPr>
+        <w:t xml:space="preserve">5.  </w:t>
+      </w:r>
+      <w:r>
+        <w:rPr>
+          <w:rFonts w:ascii="Segoe UI" w:hAnsi="Segoe UI" w:cs="Segoe UI"/>
+          <w:b w:val="0"/>
+          <w:i w:val="0"/>
+          <w:color w:val="0B1F2E"/>
+          <w:sz w:val="22"/>
+        </w:rPr>
+        <w:t>Account Linking</w:t>
+      </w:r>
+    </w:p>
+    <w:p>
+      <w:pPr>
+        <w:tabs>
+          <w:tab w:pos="9360" w:val="right" w:leader="hyphen"/>
+        </w:tabs>
+        <w:spacing w:after="80"/>
+      </w:pPr>
+      <w:r>
+        <w:rPr>
+          <w:rFonts w:ascii="Segoe UI" w:hAnsi="Segoe UI" w:cs="Segoe UI"/>
+          <w:b/>
+          <w:i w:val="0"/>
+          <w:color w:val="008A7C"/>
+          <w:sz w:val="22"/>
+        </w:rPr>
+        <w:t xml:space="preserve">6.  </w:t>
+      </w:r>
+      <w:r>
+        <w:rPr>
+          <w:rFonts w:ascii="Segoe UI" w:hAnsi="Segoe UI" w:cs="Segoe UI"/>
+          <w:b w:val="0"/>
+          <w:i w:val="0"/>
+          <w:color w:val="0B1F2E"/>
+          <w:sz w:val="22"/>
+        </w:rPr>
+        <w:t>Password &amp; Phone Management</w:t>
+      </w:r>
+    </w:p>
+    <w:p>
+      <w:pPr>
+        <w:tabs>
+          <w:tab w:pos="9360" w:val="right" w:leader="hyphen"/>
+        </w:tabs>
+        <w:spacing w:after="80"/>
+      </w:pPr>
+      <w:r>
+        <w:rPr>
+          <w:rFonts w:ascii="Segoe UI" w:hAnsi="Segoe UI" w:cs="Segoe UI"/>
+          <w:b/>
+          <w:i w:val="0"/>
+          <w:color w:val="008A7C"/>
+          <w:sz w:val="22"/>
+        </w:rPr>
+        <w:t xml:space="preserve">7.  </w:t>
+      </w:r>
+      <w:r>
+        <w:rPr>
+          <w:rFonts w:ascii="Segoe UI" w:hAnsi="Segoe UI" w:cs="Segoe UI"/>
+          <w:b w:val="0"/>
+          <w:i w:val="0"/>
+          <w:color w:val="0B1F2E"/>
+          <w:sz w:val="22"/>
+        </w:rPr>
+        <w:t>Notifications &amp; Reminders</w:t>
+      </w:r>
+    </w:p>
+    <w:p>
+      <w:pPr>
+        <w:tabs>
+          <w:tab w:pos="9360" w:val="right" w:leader="hyphen"/>
+        </w:tabs>
+        <w:spacing w:after="80"/>
+      </w:pPr>
+      <w:r>
+        <w:rPr>
+          <w:rFonts w:ascii="Segoe UI" w:hAnsi="Segoe UI" w:cs="Segoe UI"/>
+          <w:b/>
+          <w:i w:val="0"/>
+          <w:color w:val="008A7C"/>
+          <w:sz w:val="22"/>
+        </w:rPr>
+        <w:t xml:space="preserve">8.  </w:t>
+      </w:r>
+      <w:r>
+        <w:rPr>
+          <w:rFonts w:ascii="Segoe UI" w:hAnsi="Segoe UI" w:cs="Segoe UI"/>
+          <w:b w:val="0"/>
+          <w:i w:val="0"/>
+          <w:color w:val="0B1F2E"/>
+          <w:sz w:val="22"/>
+        </w:rPr>
+        <w:t>Troubleshooting</w:t>
+      </w:r>
+    </w:p>
+    <w:p>
+      <w:r>
+        <w:br w:type="page"/>
       </w:r>
     </w:p>
     <w:p>
       <w:pPr>
         <w:pStyle w:val="Heading1"/>
+        <w:spacing w:before="360" w:after="120"/>
+        <w:pBdr>
+          <w:bottom w:val="single" w:sz="12" w:space="4" w:color="00BDAA"/>
+        </w:pBdr>
       </w:pPr>
       <w:r>
-        <w:t>Table of Contents</w:t>
+        <w:rPr>
+          <w:rFonts w:ascii="Segoe UI" w:hAnsi="Segoe UI" w:cs="Segoe UI"/>
+          <w:b/>
+          <w:i w:val="0"/>
+          <w:color w:val="0B1F2E"/>
+          <w:sz w:val="32"/>
+        </w:rPr>
+        <w:t>1. Overview</w:t>
       </w:r>
     </w:p>
     <w:p>
       <w:r>
-        <w:t>1.  Overview</w:t>
-      </w:r>
-    </w:p>
-    <w:p>
-      <w:r>
-        <w:t>2.  Getting Started</w:t>
-      </w:r>
-    </w:p>
-    <w:p>
-      <w:r>
-        <w:t>3.  User Commands</w:t>
-      </w:r>
-    </w:p>
-    <w:p>
-      <w:r>
-        <w:t>4.  Admin Commands</w:t>
-      </w:r>
-    </w:p>
-    <w:p>
-      <w:r>
-        <w:t>5.  Account Linking</w:t>
-      </w:r>
-    </w:p>
-    <w:p>
-      <w:r>
-        <w:t>6.  Notifications &amp; Reminders</w:t>
-      </w:r>
-    </w:p>
-    <w:p>
-      <w:r>
-        <w:t>7.  Troubleshooting</w:t>
+        <w:rPr>
+          <w:rFonts w:ascii="Segoe UI" w:hAnsi="Segoe UI" w:cs="Segoe UI"/>
+          <w:b w:val="0"/>
+          <w:i w:val="0"/>
+          <w:color w:val="0B1F2E"/>
+          <w:sz w:val="21"/>
+        </w:rPr>
+        <w:t>The NexusFinance Telegram bot (@nexusfinancefintech_bot) provides real-time notifications, payment reminders, and admin tools directly inside Telegram. Users can also link their account, change passwords, and verify phone changes through the bot.</w:t>
       </w:r>
     </w:p>
     <w:p>
       <w:pPr>
         <w:pStyle w:val="Heading1"/>
+        <w:spacing w:before="360" w:after="120"/>
+        <w:pBdr>
+          <w:bottom w:val="single" w:sz="12" w:space="4" w:color="00BDAA"/>
+        </w:pBdr>
       </w:pPr>
       <w:r>
-        <w:t>1. Overview</w:t>
+        <w:rPr>
+          <w:rFonts w:ascii="Segoe UI" w:hAnsi="Segoe UI" w:cs="Segoe UI"/>
+          <w:b/>
+          <w:i w:val="0"/>
+          <w:color w:val="0B1F2E"/>
+          <w:sz w:val="32"/>
+        </w:rPr>
+        <w:t>2. Getting Started</w:t>
       </w:r>
     </w:p>
     <w:p>
+      <w:pPr>
+        <w:pStyle w:val="ListNumber"/>
+        <w:spacing w:after="60"/>
+      </w:pPr>
       <w:r>
-        <w:t>The NexusFinance Telegram bot (@nexusfinancefintech_bot) provides real-time notifications, payment reminders, phone-based OTP delivery, and admin tools directly inside Telegram.</w:t>
+        <w:rPr>
+          <w:rFonts w:ascii="Segoe UI" w:hAnsi="Segoe UI" w:cs="Segoe UI"/>
+          <w:b w:val="0"/>
+          <w:i w:val="0"/>
+          <w:color w:val="0B1F2E"/>
+          <w:sz w:val="21"/>
+        </w:rPr>
+        <w:t>Open Telegram and search for @nexusfinancefintech_bot</w:t>
+      </w:r>
+    </w:p>
+    <w:p>
+      <w:pPr>
+        <w:pStyle w:val="ListNumber"/>
+        <w:spacing w:after="60"/>
+      </w:pPr>
+      <w:r>
+        <w:rPr>
+          <w:rFonts w:ascii="Segoe UI" w:hAnsi="Segoe UI" w:cs="Segoe UI"/>
+          <w:b w:val="0"/>
+          <w:i w:val="0"/>
+          <w:color w:val="0B1F2E"/>
+          <w:sz w:val="21"/>
+        </w:rPr>
+        <w:t>Click 'Start' or send /start</w:t>
+      </w:r>
+    </w:p>
+    <w:p>
+      <w:pPr>
+        <w:pStyle w:val="ListNumber"/>
+        <w:spacing w:after="60"/>
+      </w:pPr>
+      <w:r>
+        <w:rPr>
+          <w:rFonts w:ascii="Segoe UI" w:hAnsi="Segoe UI" w:cs="Segoe UI"/>
+          <w:b w:val="0"/>
+          <w:i w:val="0"/>
+          <w:color w:val="0B1F2E"/>
+          <w:sz w:val="21"/>
+        </w:rPr>
+        <w:t>The bot will show available commands</w:t>
+      </w:r>
+    </w:p>
+    <w:p>
+      <w:pPr>
+        <w:pStyle w:val="ListNumber"/>
+        <w:spacing w:after="60"/>
+      </w:pPr>
+      <w:r>
+        <w:rPr>
+          <w:rFonts w:ascii="Segoe UI" w:hAnsi="Segoe UI" w:cs="Segoe UI"/>
+          <w:b w:val="0"/>
+          <w:i w:val="0"/>
+          <w:color w:val="0B1F2E"/>
+          <w:sz w:val="21"/>
+        </w:rPr>
+        <w:t>Tap 'Share Phone Number' to instantly link your account</w:t>
       </w:r>
     </w:p>
     <w:p>
       <w:pPr>
         <w:pStyle w:val="Heading1"/>
+        <w:spacing w:before="360" w:after="120"/>
+        <w:pBdr>
+          <w:bottom w:val="single" w:sz="12" w:space="4" w:color="00BDAA"/>
+        </w:pBdr>
       </w:pPr>
       <w:r>
-        <w:t>2. Getting Started</w:t>
+        <w:rPr>
+          <w:rFonts w:ascii="Segoe UI" w:hAnsi="Segoe UI" w:cs="Segoe UI"/>
+          <w:b/>
+          <w:i w:val="0"/>
+          <w:color w:val="0B1F2E"/>
+          <w:sz w:val="32"/>
+        </w:rPr>
+        <w:t>3. User Commands</w:t>
       </w:r>
     </w:p>
+    <w:tbl>
+      <w:tblPr>
+        <w:tblStyle w:val="TableGrid"/>
+        <w:tblW w:type="auto" w:w="0"/>
+        <w:jc w:val="center"/>
+        <w:tblLayout w:type="fixed"/>
+        <w:tblLook w:firstColumn="1" w:firstRow="1" w:lastColumn="0" w:lastRow="0" w:noHBand="0" w:noVBand="1" w:val="04A0"/>
+      </w:tblPr>
+      <w:tblGrid>
+        <w:gridCol w:w="4658"/>
+        <w:gridCol w:w="4658"/>
+      </w:tblGrid>
+      <w:tr>
+        <w:tc>
+          <w:tcPr>
+            <w:tcW w:type="dxa" w:w="2592"/>
+            <w:shd w:val="clear" w:fill="0B1F2E"/>
+            <w:tcMar>
+              <w:top w:w="80" w:type="dxa"/>
+              <w:start w:w="120" w:type="dxa"/>
+              <w:bottom w:w="80" w:type="dxa"/>
+              <w:end w:w="120" w:type="dxa"/>
+            </w:tcMar>
+            <w:vAlign w:val="center"/>
+          </w:tcPr>
+          <w:p>
+            <w:pPr>
+              <w:jc w:val="left"/>
+            </w:pPr>
+            <w:r/>
+            <w:r>
+              <w:rPr>
+                <w:rFonts w:ascii="Segoe UI" w:hAnsi="Segoe UI" w:cs="Segoe UI"/>
+                <w:b/>
+                <w:i w:val="0"/>
+                <w:color w:val="FFFFFF"/>
+                <w:sz w:val="19"/>
+              </w:rPr>
+              <w:t>Command</w:t>
+            </w:r>
+          </w:p>
+        </w:tc>
+        <w:tc>
+          <w:tcPr>
+            <w:tcW w:type="dxa" w:w="6624"/>
+            <w:shd w:val="clear" w:fill="0B1F2E"/>
+            <w:tcMar>
+              <w:top w:w="80" w:type="dxa"/>
+              <w:start w:w="120" w:type="dxa"/>
+              <w:bottom w:w="80" w:type="dxa"/>
+              <w:end w:w="120" w:type="dxa"/>
+            </w:tcMar>
+            <w:vAlign w:val="center"/>
+          </w:tcPr>
+          <w:p>
+            <w:pPr>
+              <w:jc w:val="left"/>
+            </w:pPr>
+            <w:r/>
+            <w:r>
+              <w:rPr>
+                <w:rFonts w:ascii="Segoe UI" w:hAnsi="Segoe UI" w:cs="Segoe UI"/>
+                <w:b/>
+                <w:i w:val="0"/>
+                <w:color w:val="FFFFFF"/>
+                <w:sz w:val="19"/>
+              </w:rPr>
+              <w:t>Description</w:t>
+            </w:r>
+          </w:p>
+        </w:tc>
+      </w:tr>
+      <w:tr>
+        <w:tc>
+          <w:tcPr>
+            <w:tcW w:type="dxa" w:w="2592"/>
+            <w:tcMar>
+              <w:top w:w="80" w:type="dxa"/>
+              <w:start w:w="120" w:type="dxa"/>
+              <w:bottom w:w="80" w:type="dxa"/>
+              <w:end w:w="120" w:type="dxa"/>
+            </w:tcMar>
+            <w:vAlign w:val="center"/>
+          </w:tcPr>
+          <w:p>
+            <w:pPr>
+              <w:spacing w:after="20"/>
+            </w:pPr>
+            <w:r/>
+            <w:r>
+              <w:rPr>
+                <w:rFonts w:ascii="Segoe UI" w:hAnsi="Segoe UI" w:cs="Segoe UI"/>
+                <w:b w:val="0"/>
+                <w:i w:val="0"/>
+                <w:color w:val="0B1F2E"/>
+                <w:sz w:val="19"/>
+              </w:rPr>
+              <w:t>/start</w:t>
+            </w:r>
+          </w:p>
+        </w:tc>
+        <w:tc>
+          <w:tcPr>
+            <w:tcW w:type="dxa" w:w="6624"/>
+            <w:tcMar>
+              <w:top w:w="80" w:type="dxa"/>
+              <w:start w:w="120" w:type="dxa"/>
+              <w:bottom w:w="80" w:type="dxa"/>
+              <w:end w:w="120" w:type="dxa"/>
+            </w:tcMar>
+            <w:vAlign w:val="center"/>
+          </w:tcPr>
+          <w:p>
+            <w:pPr>
+              <w:spacing w:after="20"/>
+            </w:pPr>
+            <w:r/>
+            <w:r>
+              <w:rPr>
+                <w:rFonts w:ascii="Segoe UI" w:hAnsi="Segoe UI" w:cs="Segoe UI"/>
+                <w:b w:val="0"/>
+                <w:i w:val="0"/>
+                <w:color w:val="0B1F2E"/>
+                <w:sz w:val="19"/>
+              </w:rPr>
+              <w:t>Welcome message and quick actions</w:t>
+            </w:r>
+          </w:p>
+        </w:tc>
+      </w:tr>
+      <w:tr>
+        <w:tc>
+          <w:tcPr>
+            <w:tcW w:type="dxa" w:w="2592"/>
+            <w:shd w:val="clear" w:fill="F4F8FA"/>
+            <w:tcMar>
+              <w:top w:w="80" w:type="dxa"/>
+              <w:start w:w="120" w:type="dxa"/>
+              <w:bottom w:w="80" w:type="dxa"/>
+              <w:end w:w="120" w:type="dxa"/>
+            </w:tcMar>
+            <w:vAlign w:val="center"/>
+          </w:tcPr>
+          <w:p>
+            <w:pPr>
+              <w:spacing w:after="20"/>
+            </w:pPr>
+            <w:r/>
+            <w:r>
+              <w:rPr>
+                <w:rFonts w:ascii="Segoe UI" w:hAnsi="Segoe UI" w:cs="Segoe UI"/>
+                <w:b w:val="0"/>
+                <w:i w:val="0"/>
+                <w:color w:val="0B1F2E"/>
+                <w:sz w:val="19"/>
+              </w:rPr>
+              <w:t>/help</w:t>
+            </w:r>
+          </w:p>
+        </w:tc>
+        <w:tc>
+          <w:tcPr>
+            <w:tcW w:type="dxa" w:w="6624"/>
+            <w:shd w:val="clear" w:fill="F4F8FA"/>
+            <w:tcMar>
+              <w:top w:w="80" w:type="dxa"/>
+              <w:start w:w="120" w:type="dxa"/>
+              <w:bottom w:w="80" w:type="dxa"/>
+              <w:end w:w="120" w:type="dxa"/>
+            </w:tcMar>
+            <w:vAlign w:val="center"/>
+          </w:tcPr>
+          <w:p>
+            <w:pPr>
+              <w:spacing w:after="20"/>
+            </w:pPr>
+            <w:r/>
+            <w:r>
+              <w:rPr>
+                <w:rFonts w:ascii="Segoe UI" w:hAnsi="Segoe UI" w:cs="Segoe UI"/>
+                <w:b w:val="0"/>
+                <w:i w:val="0"/>
+                <w:color w:val="0B1F2E"/>
+                <w:sz w:val="19"/>
+              </w:rPr>
+              <w:t>Show all available commands</w:t>
+            </w:r>
+          </w:p>
+        </w:tc>
+      </w:tr>
+      <w:tr>
+        <w:tc>
+          <w:tcPr>
+            <w:tcW w:type="dxa" w:w="2592"/>
+            <w:tcMar>
+              <w:top w:w="80" w:type="dxa"/>
+              <w:start w:w="120" w:type="dxa"/>
+              <w:bottom w:w="80" w:type="dxa"/>
+              <w:end w:w="120" w:type="dxa"/>
+            </w:tcMar>
+            <w:vAlign w:val="center"/>
+          </w:tcPr>
+          <w:p>
+            <w:pPr>
+              <w:spacing w:after="20"/>
+            </w:pPr>
+            <w:r/>
+            <w:r>
+              <w:rPr>
+                <w:rFonts w:ascii="Segoe UI" w:hAnsi="Segoe UI" w:cs="Segoe UI"/>
+                <w:b w:val="0"/>
+                <w:i w:val="0"/>
+                <w:color w:val="0B1F2E"/>
+                <w:sz w:val="19"/>
+              </w:rPr>
+              <w:t>/link &lt;email&gt;</w:t>
+            </w:r>
+          </w:p>
+        </w:tc>
+        <w:tc>
+          <w:tcPr>
+            <w:tcW w:type="dxa" w:w="6624"/>
+            <w:tcMar>
+              <w:top w:w="80" w:type="dxa"/>
+              <w:start w:w="120" w:type="dxa"/>
+              <w:bottom w:w="80" w:type="dxa"/>
+              <w:end w:w="120" w:type="dxa"/>
+            </w:tcMar>
+            <w:vAlign w:val="center"/>
+          </w:tcPr>
+          <w:p>
+            <w:pPr>
+              <w:spacing w:after="20"/>
+            </w:pPr>
+            <w:r/>
+            <w:r>
+              <w:rPr>
+                <w:rFonts w:ascii="Segoe UI" w:hAnsi="Segoe UI" w:cs="Segoe UI"/>
+                <w:b w:val="0"/>
+                <w:i w:val="0"/>
+                <w:color w:val="0B1F2E"/>
+                <w:sz w:val="19"/>
+              </w:rPr>
+              <w:t>Link your Telegram account — emails a verification code</w:t>
+            </w:r>
+          </w:p>
+        </w:tc>
+      </w:tr>
+      <w:tr>
+        <w:tc>
+          <w:tcPr>
+            <w:tcW w:type="dxa" w:w="2592"/>
+            <w:shd w:val="clear" w:fill="F4F8FA"/>
+            <w:tcMar>
+              <w:top w:w="80" w:type="dxa"/>
+              <w:start w:w="120" w:type="dxa"/>
+              <w:bottom w:w="80" w:type="dxa"/>
+              <w:end w:w="120" w:type="dxa"/>
+            </w:tcMar>
+            <w:vAlign w:val="center"/>
+          </w:tcPr>
+          <w:p>
+            <w:pPr>
+              <w:spacing w:after="20"/>
+            </w:pPr>
+            <w:r/>
+            <w:r>
+              <w:rPr>
+                <w:rFonts w:ascii="Segoe UI" w:hAnsi="Segoe UI" w:cs="Segoe UI"/>
+                <w:b w:val="0"/>
+                <w:i w:val="0"/>
+                <w:color w:val="0B1F2E"/>
+                <w:sz w:val="19"/>
+              </w:rPr>
+              <w:t>/confirm &lt;code&gt;</w:t>
+            </w:r>
+          </w:p>
+        </w:tc>
+        <w:tc>
+          <w:tcPr>
+            <w:tcW w:type="dxa" w:w="6624"/>
+            <w:shd w:val="clear" w:fill="F4F8FA"/>
+            <w:tcMar>
+              <w:top w:w="80" w:type="dxa"/>
+              <w:start w:w="120" w:type="dxa"/>
+              <w:bottom w:w="80" w:type="dxa"/>
+              <w:end w:w="120" w:type="dxa"/>
+            </w:tcMar>
+            <w:vAlign w:val="center"/>
+          </w:tcPr>
+          <w:p>
+            <w:pPr>
+              <w:spacing w:after="20"/>
+            </w:pPr>
+            <w:r/>
+            <w:r>
+              <w:rPr>
+                <w:rFonts w:ascii="Segoe UI" w:hAnsi="Segoe UI" w:cs="Segoe UI"/>
+                <w:b w:val="0"/>
+                <w:i w:val="0"/>
+                <w:color w:val="0B1F2E"/>
+                <w:sz w:val="19"/>
+              </w:rPr>
+              <w:t>Complete linking with the code sent to your email</w:t>
+            </w:r>
+          </w:p>
+        </w:tc>
+      </w:tr>
+      <w:tr>
+        <w:tc>
+          <w:tcPr>
+            <w:tcW w:type="dxa" w:w="2592"/>
+            <w:tcMar>
+              <w:top w:w="80" w:type="dxa"/>
+              <w:start w:w="120" w:type="dxa"/>
+              <w:bottom w:w="80" w:type="dxa"/>
+              <w:end w:w="120" w:type="dxa"/>
+            </w:tcMar>
+            <w:vAlign w:val="center"/>
+          </w:tcPr>
+          <w:p>
+            <w:pPr>
+              <w:spacing w:after="20"/>
+            </w:pPr>
+            <w:r/>
+            <w:r>
+              <w:rPr>
+                <w:rFonts w:ascii="Segoe UI" w:hAnsi="Segoe UI" w:cs="Segoe UI"/>
+                <w:b w:val="0"/>
+                <w:i w:val="0"/>
+                <w:color w:val="0B1F2E"/>
+                <w:sz w:val="19"/>
+              </w:rPr>
+              <w:t>/unlink</w:t>
+            </w:r>
+          </w:p>
+        </w:tc>
+        <w:tc>
+          <w:tcPr>
+            <w:tcW w:type="dxa" w:w="6624"/>
+            <w:tcMar>
+              <w:top w:w="80" w:type="dxa"/>
+              <w:start w:w="120" w:type="dxa"/>
+              <w:bottom w:w="80" w:type="dxa"/>
+              <w:end w:w="120" w:type="dxa"/>
+            </w:tcMar>
+            <w:vAlign w:val="center"/>
+          </w:tcPr>
+          <w:p>
+            <w:pPr>
+              <w:spacing w:after="20"/>
+            </w:pPr>
+            <w:r/>
+            <w:r>
+              <w:rPr>
+                <w:rFonts w:ascii="Segoe UI" w:hAnsi="Segoe UI" w:cs="Segoe UI"/>
+                <w:b w:val="0"/>
+                <w:i w:val="0"/>
+                <w:color w:val="0B1F2E"/>
+                <w:sz w:val="19"/>
+              </w:rPr>
+              <w:t>Unlink your Telegram account</w:t>
+            </w:r>
+          </w:p>
+        </w:tc>
+      </w:tr>
+      <w:tr>
+        <w:tc>
+          <w:tcPr>
+            <w:tcW w:type="dxa" w:w="2592"/>
+            <w:shd w:val="clear" w:fill="F4F8FA"/>
+            <w:tcMar>
+              <w:top w:w="80" w:type="dxa"/>
+              <w:start w:w="120" w:type="dxa"/>
+              <w:bottom w:w="80" w:type="dxa"/>
+              <w:end w:w="120" w:type="dxa"/>
+            </w:tcMar>
+            <w:vAlign w:val="center"/>
+          </w:tcPr>
+          <w:p>
+            <w:pPr>
+              <w:spacing w:after="20"/>
+            </w:pPr>
+            <w:r/>
+            <w:r>
+              <w:rPr>
+                <w:rFonts w:ascii="Segoe UI" w:hAnsi="Segoe UI" w:cs="Segoe UI"/>
+                <w:b w:val="0"/>
+                <w:i w:val="0"/>
+                <w:color w:val="0B1F2E"/>
+                <w:sz w:val="19"/>
+              </w:rPr>
+              <w:t>/status</w:t>
+            </w:r>
+          </w:p>
+        </w:tc>
+        <w:tc>
+          <w:tcPr>
+            <w:tcW w:type="dxa" w:w="6624"/>
+            <w:shd w:val="clear" w:fill="F4F8FA"/>
+            <w:tcMar>
+              <w:top w:w="80" w:type="dxa"/>
+              <w:start w:w="120" w:type="dxa"/>
+              <w:bottom w:w="80" w:type="dxa"/>
+              <w:end w:w="120" w:type="dxa"/>
+            </w:tcMar>
+            <w:vAlign w:val="center"/>
+          </w:tcPr>
+          <w:p>
+            <w:pPr>
+              <w:spacing w:after="20"/>
+            </w:pPr>
+            <w:r/>
+            <w:r>
+              <w:rPr>
+                <w:rFonts w:ascii="Segoe UI" w:hAnsi="Segoe UI" w:cs="Segoe UI"/>
+                <w:b w:val="0"/>
+                <w:i w:val="0"/>
+                <w:color w:val="0B1F2E"/>
+                <w:sz w:val="19"/>
+              </w:rPr>
+              <w:t>View your linked account and loan status</w:t>
+            </w:r>
+          </w:p>
+        </w:tc>
+      </w:tr>
+      <w:tr>
+        <w:tc>
+          <w:tcPr>
+            <w:tcW w:type="dxa" w:w="2592"/>
+            <w:tcMar>
+              <w:top w:w="80" w:type="dxa"/>
+              <w:start w:w="120" w:type="dxa"/>
+              <w:bottom w:w="80" w:type="dxa"/>
+              <w:end w:w="120" w:type="dxa"/>
+            </w:tcMar>
+            <w:vAlign w:val="center"/>
+          </w:tcPr>
+          <w:p>
+            <w:pPr>
+              <w:spacing w:after="20"/>
+            </w:pPr>
+            <w:r/>
+            <w:r>
+              <w:rPr>
+                <w:rFonts w:ascii="Segoe UI" w:hAnsi="Segoe UI" w:cs="Segoe UI"/>
+                <w:b w:val="0"/>
+                <w:i w:val="0"/>
+                <w:color w:val="0B1F2E"/>
+                <w:sz w:val="19"/>
+              </w:rPr>
+              <w:t>/changepassword</w:t>
+            </w:r>
+          </w:p>
+        </w:tc>
+        <w:tc>
+          <w:tcPr>
+            <w:tcW w:type="dxa" w:w="6624"/>
+            <w:tcMar>
+              <w:top w:w="80" w:type="dxa"/>
+              <w:start w:w="120" w:type="dxa"/>
+              <w:bottom w:w="80" w:type="dxa"/>
+              <w:end w:w="120" w:type="dxa"/>
+            </w:tcMar>
+            <w:vAlign w:val="center"/>
+          </w:tcPr>
+          <w:p>
+            <w:pPr>
+              <w:spacing w:after="20"/>
+            </w:pPr>
+            <w:r/>
+            <w:r>
+              <w:rPr>
+                <w:rFonts w:ascii="Segoe UI" w:hAnsi="Segoe UI" w:cs="Segoe UI"/>
+                <w:b w:val="0"/>
+                <w:i w:val="0"/>
+                <w:color w:val="0B1F2E"/>
+                <w:sz w:val="19"/>
+              </w:rPr>
+              <w:t>Start password change flow — OTP sent via Telegram</w:t>
+            </w:r>
+          </w:p>
+        </w:tc>
+      </w:tr>
+      <w:tr>
+        <w:tc>
+          <w:tcPr>
+            <w:tcW w:type="dxa" w:w="2592"/>
+            <w:shd w:val="clear" w:fill="F4F8FA"/>
+            <w:tcMar>
+              <w:top w:w="80" w:type="dxa"/>
+              <w:start w:w="120" w:type="dxa"/>
+              <w:bottom w:w="80" w:type="dxa"/>
+              <w:end w:w="120" w:type="dxa"/>
+            </w:tcMar>
+            <w:vAlign w:val="center"/>
+          </w:tcPr>
+          <w:p>
+            <w:pPr>
+              <w:spacing w:after="20"/>
+            </w:pPr>
+            <w:r/>
+            <w:r>
+              <w:rPr>
+                <w:rFonts w:ascii="Segoe UI" w:hAnsi="Segoe UI" w:cs="Segoe UI"/>
+                <w:b w:val="0"/>
+                <w:i w:val="0"/>
+                <w:color w:val="0B1F2E"/>
+                <w:sz w:val="19"/>
+              </w:rPr>
+              <w:t>Share Phone</w:t>
+            </w:r>
+          </w:p>
+        </w:tc>
+        <w:tc>
+          <w:tcPr>
+            <w:tcW w:type="dxa" w:w="6624"/>
+            <w:shd w:val="clear" w:fill="F4F8FA"/>
+            <w:tcMar>
+              <w:top w:w="80" w:type="dxa"/>
+              <w:start w:w="120" w:type="dxa"/>
+              <w:bottom w:w="80" w:type="dxa"/>
+              <w:end w:w="120" w:type="dxa"/>
+            </w:tcMar>
+            <w:vAlign w:val="center"/>
+          </w:tcPr>
+          <w:p>
+            <w:pPr>
+              <w:spacing w:after="20"/>
+            </w:pPr>
+            <w:r/>
+            <w:r>
+              <w:rPr>
+                <w:rFonts w:ascii="Segoe UI" w:hAnsi="Segoe UI" w:cs="Segoe UI"/>
+                <w:b w:val="0"/>
+                <w:i w:val="0"/>
+                <w:color w:val="0B1F2E"/>
+                <w:sz w:val="19"/>
+              </w:rPr>
+              <w:t>Tap button to share phone number for single-trip linkage</w:t>
+            </w:r>
+          </w:p>
+        </w:tc>
+      </w:tr>
+    </w:tbl>
     <w:p>
       <w:pPr>
-        <w:pStyle w:val="ListBullet"/>
+        <w:spacing w:after="40"/>
       </w:pPr>
-      <w:r>
-        <w:t>Open Telegram and search for @nexusfinancefintech_bot</w:t>
-      </w:r>
-    </w:p>
-    <w:p>
-      <w:pPr>
-        <w:pStyle w:val="ListBullet"/>
-      </w:pPr>
-      <w:r>
-        <w:t>Click 'Start' or send /start</w:t>
-      </w:r>
-    </w:p>
-    <w:p>
-      <w:pPr>
-        <w:pStyle w:val="ListBullet"/>
-      </w:pPr>
-      <w:r>
-        <w:t>The bot will show available commands</w:t>
-      </w:r>
-    </w:p>
-    <w:p>
-      <w:pPr>
-        <w:pStyle w:val="ListBullet"/>
-      </w:pPr>
-      <w:r>
-        <w:t>Use the "Share Phone Number to Link" button to link your account (no email required)</w:t>
-      </w:r>
     </w:p>
     <w:p>
       <w:pPr>
         <w:pStyle w:val="Heading1"/>
+        <w:spacing w:before="360" w:after="120"/>
+        <w:pBdr>
+          <w:bottom w:val="single" w:sz="12" w:space="4" w:color="00BDAA"/>
+        </w:pBdr>
       </w:pPr>
       <w:r>
-        <w:t>3. User Commands</w:t>
+        <w:rPr>
+          <w:rFonts w:ascii="Segoe UI" w:hAnsi="Segoe UI" w:cs="Segoe UI"/>
+          <w:b/>
+          <w:i w:val="0"/>
+          <w:color w:val="0B1F2E"/>
+          <w:sz w:val="32"/>
+        </w:rPr>
+        <w:t>4. Admin Commands</w:t>
       </w:r>
     </w:p>
+    <w:tbl>
+      <w:tblPr>
+        <w:tblStyle w:val="TableGrid"/>
+        <w:tblW w:type="auto" w:w="0"/>
+        <w:jc w:val="center"/>
+        <w:tblLayout w:type="fixed"/>
+        <w:tblLook w:firstColumn="1" w:firstRow="1" w:lastColumn="0" w:lastRow="0" w:noHBand="0" w:noVBand="1" w:val="04A0"/>
+      </w:tblPr>
+      <w:tblGrid>
+        <w:gridCol w:w="4658"/>
+        <w:gridCol w:w="4658"/>
+      </w:tblGrid>
+      <w:tr>
+        <w:tc>
+          <w:tcPr>
+            <w:tcW w:type="dxa" w:w="3456"/>
+            <w:shd w:val="clear" w:fill="0B1F2E"/>
+            <w:tcMar>
+              <w:top w:w="80" w:type="dxa"/>
+              <w:start w:w="120" w:type="dxa"/>
+              <w:bottom w:w="80" w:type="dxa"/>
+              <w:end w:w="120" w:type="dxa"/>
+            </w:tcMar>
+            <w:vAlign w:val="center"/>
+          </w:tcPr>
+          <w:p>
+            <w:pPr>
+              <w:jc w:val="left"/>
+            </w:pPr>
+            <w:r/>
+            <w:r>
+              <w:rPr>
+                <w:rFonts w:ascii="Segoe UI" w:hAnsi="Segoe UI" w:cs="Segoe UI"/>
+                <w:b/>
+                <w:i w:val="0"/>
+                <w:color w:val="FFFFFF"/>
+                <w:sz w:val="19"/>
+              </w:rPr>
+              <w:t>Command</w:t>
+            </w:r>
+          </w:p>
+        </w:tc>
+        <w:tc>
+          <w:tcPr>
+            <w:tcW w:type="dxa" w:w="5760"/>
+            <w:shd w:val="clear" w:fill="0B1F2E"/>
+            <w:tcMar>
+              <w:top w:w="80" w:type="dxa"/>
+              <w:start w:w="120" w:type="dxa"/>
+              <w:bottom w:w="80" w:type="dxa"/>
+              <w:end w:w="120" w:type="dxa"/>
+            </w:tcMar>
+            <w:vAlign w:val="center"/>
+          </w:tcPr>
+          <w:p>
+            <w:pPr>
+              <w:jc w:val="left"/>
+            </w:pPr>
+            <w:r/>
+            <w:r>
+              <w:rPr>
+                <w:rFonts w:ascii="Segoe UI" w:hAnsi="Segoe UI" w:cs="Segoe UI"/>
+                <w:b/>
+                <w:i w:val="0"/>
+                <w:color w:val="FFFFFF"/>
+                <w:sz w:val="19"/>
+              </w:rPr>
+              <w:t>Description</w:t>
+            </w:r>
+          </w:p>
+        </w:tc>
+      </w:tr>
+      <w:tr>
+        <w:tc>
+          <w:tcPr>
+            <w:tcW w:type="dxa" w:w="3456"/>
+            <w:tcMar>
+              <w:top w:w="80" w:type="dxa"/>
+              <w:start w:w="120" w:type="dxa"/>
+              <w:bottom w:w="80" w:type="dxa"/>
+              <w:end w:w="120" w:type="dxa"/>
+            </w:tcMar>
+            <w:vAlign w:val="center"/>
+          </w:tcPr>
+          <w:p>
+            <w:pPr>
+              <w:spacing w:after="20"/>
+            </w:pPr>
+            <w:r/>
+            <w:r>
+              <w:rPr>
+                <w:rFonts w:ascii="Segoe UI" w:hAnsi="Segoe UI" w:cs="Segoe UI"/>
+                <w:b w:val="0"/>
+                <w:i w:val="0"/>
+                <w:color w:val="0B1F2E"/>
+                <w:sz w:val="19"/>
+              </w:rPr>
+              <w:t>/stats</w:t>
+            </w:r>
+          </w:p>
+        </w:tc>
+        <w:tc>
+          <w:tcPr>
+            <w:tcW w:type="dxa" w:w="5760"/>
+            <w:tcMar>
+              <w:top w:w="80" w:type="dxa"/>
+              <w:start w:w="120" w:type="dxa"/>
+              <w:bottom w:w="80" w:type="dxa"/>
+              <w:end w:w="120" w:type="dxa"/>
+            </w:tcMar>
+            <w:vAlign w:val="center"/>
+          </w:tcPr>
+          <w:p>
+            <w:pPr>
+              <w:spacing w:after="20"/>
+            </w:pPr>
+            <w:r/>
+            <w:r>
+              <w:rPr>
+                <w:rFonts w:ascii="Segoe UI" w:hAnsi="Segoe UI" w:cs="Segoe UI"/>
+                <w:b w:val="0"/>
+                <w:i w:val="0"/>
+                <w:color w:val="0B1F2E"/>
+                <w:sz w:val="19"/>
+              </w:rPr>
+              <w:t>View platform statistics (volume, customers, loans)</w:t>
+            </w:r>
+          </w:p>
+        </w:tc>
+      </w:tr>
+      <w:tr>
+        <w:tc>
+          <w:tcPr>
+            <w:tcW w:type="dxa" w:w="3456"/>
+            <w:shd w:val="clear" w:fill="F4F8FA"/>
+            <w:tcMar>
+              <w:top w:w="80" w:type="dxa"/>
+              <w:start w:w="120" w:type="dxa"/>
+              <w:bottom w:w="80" w:type="dxa"/>
+              <w:end w:w="120" w:type="dxa"/>
+            </w:tcMar>
+            <w:vAlign w:val="center"/>
+          </w:tcPr>
+          <w:p>
+            <w:pPr>
+              <w:spacing w:after="20"/>
+            </w:pPr>
+            <w:r/>
+            <w:r>
+              <w:rPr>
+                <w:rFonts w:ascii="Segoe UI" w:hAnsi="Segoe UI" w:cs="Segoe UI"/>
+                <w:b w:val="0"/>
+                <w:i w:val="0"/>
+                <w:color w:val="0B1F2E"/>
+                <w:sz w:val="19"/>
+              </w:rPr>
+              <w:t>/loans</w:t>
+            </w:r>
+          </w:p>
+        </w:tc>
+        <w:tc>
+          <w:tcPr>
+            <w:tcW w:type="dxa" w:w="5760"/>
+            <w:shd w:val="clear" w:fill="F4F8FA"/>
+            <w:tcMar>
+              <w:top w:w="80" w:type="dxa"/>
+              <w:start w:w="120" w:type="dxa"/>
+              <w:bottom w:w="80" w:type="dxa"/>
+              <w:end w:w="120" w:type="dxa"/>
+            </w:tcMar>
+            <w:vAlign w:val="center"/>
+          </w:tcPr>
+          <w:p>
+            <w:pPr>
+              <w:spacing w:after="20"/>
+            </w:pPr>
+            <w:r/>
+            <w:r>
+              <w:rPr>
+                <w:rFonts w:ascii="Segoe UI" w:hAnsi="Segoe UI" w:cs="Segoe UI"/>
+                <w:b w:val="0"/>
+                <w:i w:val="0"/>
+                <w:color w:val="0B1F2E"/>
+                <w:sz w:val="19"/>
+              </w:rPr>
+              <w:t>List recent loan applications with status</w:t>
+            </w:r>
+          </w:p>
+        </w:tc>
+      </w:tr>
+      <w:tr>
+        <w:tc>
+          <w:tcPr>
+            <w:tcW w:type="dxa" w:w="3456"/>
+            <w:tcMar>
+              <w:top w:w="80" w:type="dxa"/>
+              <w:start w:w="120" w:type="dxa"/>
+              <w:bottom w:w="80" w:type="dxa"/>
+              <w:end w:w="120" w:type="dxa"/>
+            </w:tcMar>
+            <w:vAlign w:val="center"/>
+          </w:tcPr>
+          <w:p>
+            <w:pPr>
+              <w:spacing w:after="20"/>
+            </w:pPr>
+            <w:r/>
+            <w:r>
+              <w:rPr>
+                <w:rFonts w:ascii="Segoe UI" w:hAnsi="Segoe UI" w:cs="Segoe UI"/>
+                <w:b w:val="0"/>
+                <w:i w:val="0"/>
+                <w:color w:val="0B1F2E"/>
+                <w:sz w:val="19"/>
+              </w:rPr>
+              <w:t>/users</w:t>
+            </w:r>
+          </w:p>
+        </w:tc>
+        <w:tc>
+          <w:tcPr>
+            <w:tcW w:type="dxa" w:w="5760"/>
+            <w:tcMar>
+              <w:top w:w="80" w:type="dxa"/>
+              <w:start w:w="120" w:type="dxa"/>
+              <w:bottom w:w="80" w:type="dxa"/>
+              <w:end w:w="120" w:type="dxa"/>
+            </w:tcMar>
+            <w:vAlign w:val="center"/>
+          </w:tcPr>
+          <w:p>
+            <w:pPr>
+              <w:spacing w:after="20"/>
+            </w:pPr>
+            <w:r/>
+            <w:r>
+              <w:rPr>
+                <w:rFonts w:ascii="Segoe UI" w:hAnsi="Segoe UI" w:cs="Segoe UI"/>
+                <w:b w:val="0"/>
+                <w:i w:val="0"/>
+                <w:color w:val="0B1F2E"/>
+                <w:sz w:val="19"/>
+              </w:rPr>
+              <w:t>List registered users</w:t>
+            </w:r>
+          </w:p>
+        </w:tc>
+      </w:tr>
+      <w:tr>
+        <w:tc>
+          <w:tcPr>
+            <w:tcW w:type="dxa" w:w="3456"/>
+            <w:shd w:val="clear" w:fill="F4F8FA"/>
+            <w:tcMar>
+              <w:top w:w="80" w:type="dxa"/>
+              <w:start w:w="120" w:type="dxa"/>
+              <w:bottom w:w="80" w:type="dxa"/>
+              <w:end w:w="120" w:type="dxa"/>
+            </w:tcMar>
+            <w:vAlign w:val="center"/>
+          </w:tcPr>
+          <w:p>
+            <w:pPr>
+              <w:spacing w:after="20"/>
+            </w:pPr>
+            <w:r/>
+            <w:r>
+              <w:rPr>
+                <w:rFonts w:ascii="Segoe UI" w:hAnsi="Segoe UI" w:cs="Segoe UI"/>
+                <w:b w:val="0"/>
+                <w:i w:val="0"/>
+                <w:color w:val="0B1F2E"/>
+                <w:sz w:val="19"/>
+              </w:rPr>
+              <w:t>/notifications</w:t>
+            </w:r>
+          </w:p>
+        </w:tc>
+        <w:tc>
+          <w:tcPr>
+            <w:tcW w:type="dxa" w:w="5760"/>
+            <w:shd w:val="clear" w:fill="F4F8FA"/>
+            <w:tcMar>
+              <w:top w:w="80" w:type="dxa"/>
+              <w:start w:w="120" w:type="dxa"/>
+              <w:bottom w:w="80" w:type="dxa"/>
+              <w:end w:w="120" w:type="dxa"/>
+            </w:tcMar>
+            <w:vAlign w:val="center"/>
+          </w:tcPr>
+          <w:p>
+            <w:pPr>
+              <w:spacing w:after="20"/>
+            </w:pPr>
+            <w:r/>
+            <w:r>
+              <w:rPr>
+                <w:rFonts w:ascii="Segoe UI" w:hAnsi="Segoe UI" w:cs="Segoe UI"/>
+                <w:b w:val="0"/>
+                <w:i w:val="0"/>
+                <w:color w:val="0B1F2E"/>
+                <w:sz w:val="19"/>
+              </w:rPr>
+              <w:t>View recent payment notifications</w:t>
+            </w:r>
+          </w:p>
+        </w:tc>
+      </w:tr>
+      <w:tr>
+        <w:tc>
+          <w:tcPr>
+            <w:tcW w:type="dxa" w:w="3456"/>
+            <w:tcMar>
+              <w:top w:w="80" w:type="dxa"/>
+              <w:start w:w="120" w:type="dxa"/>
+              <w:bottom w:w="80" w:type="dxa"/>
+              <w:end w:w="120" w:type="dxa"/>
+            </w:tcMar>
+            <w:vAlign w:val="center"/>
+          </w:tcPr>
+          <w:p>
+            <w:pPr>
+              <w:spacing w:after="20"/>
+            </w:pPr>
+            <w:r/>
+            <w:r>
+              <w:rPr>
+                <w:rFonts w:ascii="Segoe UI" w:hAnsi="Segoe UI" w:cs="Segoe UI"/>
+                <w:b w:val="0"/>
+                <w:i w:val="0"/>
+                <w:color w:val="0B1F2E"/>
+                <w:sz w:val="19"/>
+              </w:rPr>
+              <w:t>/broadcast &lt;message&gt;</w:t>
+            </w:r>
+          </w:p>
+        </w:tc>
+        <w:tc>
+          <w:tcPr>
+            <w:tcW w:type="dxa" w:w="5760"/>
+            <w:tcMar>
+              <w:top w:w="80" w:type="dxa"/>
+              <w:start w:w="120" w:type="dxa"/>
+              <w:bottom w:w="80" w:type="dxa"/>
+              <w:end w:w="120" w:type="dxa"/>
+            </w:tcMar>
+            <w:vAlign w:val="center"/>
+          </w:tcPr>
+          <w:p>
+            <w:pPr>
+              <w:spacing w:after="20"/>
+            </w:pPr>
+            <w:r/>
+            <w:r>
+              <w:rPr>
+                <w:rFonts w:ascii="Segoe UI" w:hAnsi="Segoe UI" w:cs="Segoe UI"/>
+                <w:b w:val="0"/>
+                <w:i w:val="0"/>
+                <w:color w:val="0B1F2E"/>
+                <w:sz w:val="19"/>
+              </w:rPr>
+              <w:t>Send a message to all linked users</w:t>
+            </w:r>
+          </w:p>
+        </w:tc>
+      </w:tr>
+      <w:tr>
+        <w:tc>
+          <w:tcPr>
+            <w:tcW w:type="dxa" w:w="3456"/>
+            <w:shd w:val="clear" w:fill="F4F8FA"/>
+            <w:tcMar>
+              <w:top w:w="80" w:type="dxa"/>
+              <w:start w:w="120" w:type="dxa"/>
+              <w:bottom w:w="80" w:type="dxa"/>
+              <w:end w:w="120" w:type="dxa"/>
+            </w:tcMar>
+            <w:vAlign w:val="center"/>
+          </w:tcPr>
+          <w:p>
+            <w:pPr>
+              <w:spacing w:after="20"/>
+            </w:pPr>
+            <w:r/>
+            <w:r>
+              <w:rPr>
+                <w:rFonts w:ascii="Segoe UI" w:hAnsi="Segoe UI" w:cs="Segoe UI"/>
+                <w:b w:val="0"/>
+                <w:i w:val="0"/>
+                <w:color w:val="0B1F2E"/>
+                <w:sz w:val="19"/>
+              </w:rPr>
+              <w:t>/send &lt;user_id&gt; &lt;message&gt;</w:t>
+            </w:r>
+          </w:p>
+        </w:tc>
+        <w:tc>
+          <w:tcPr>
+            <w:tcW w:type="dxa" w:w="5760"/>
+            <w:shd w:val="clear" w:fill="F4F8FA"/>
+            <w:tcMar>
+              <w:top w:w="80" w:type="dxa"/>
+              <w:start w:w="120" w:type="dxa"/>
+              <w:bottom w:w="80" w:type="dxa"/>
+              <w:end w:w="120" w:type="dxa"/>
+            </w:tcMar>
+            <w:vAlign w:val="center"/>
+          </w:tcPr>
+          <w:p>
+            <w:pPr>
+              <w:spacing w:after="20"/>
+            </w:pPr>
+            <w:r/>
+            <w:r>
+              <w:rPr>
+                <w:rFonts w:ascii="Segoe UI" w:hAnsi="Segoe UI" w:cs="Segoe UI"/>
+                <w:b w:val="0"/>
+                <w:i w:val="0"/>
+                <w:color w:val="0B1F2E"/>
+                <w:sz w:val="19"/>
+              </w:rPr>
+              <w:t>Send a message to a specific user</w:t>
+            </w:r>
+          </w:p>
+        </w:tc>
+      </w:tr>
+      <w:tr>
+        <w:tc>
+          <w:tcPr>
+            <w:tcW w:type="dxa" w:w="3456"/>
+            <w:tcMar>
+              <w:top w:w="80" w:type="dxa"/>
+              <w:start w:w="120" w:type="dxa"/>
+              <w:bottom w:w="80" w:type="dxa"/>
+              <w:end w:w="120" w:type="dxa"/>
+            </w:tcMar>
+            <w:vAlign w:val="center"/>
+          </w:tcPr>
+          <w:p>
+            <w:pPr>
+              <w:spacing w:after="20"/>
+            </w:pPr>
+            <w:r/>
+            <w:r>
+              <w:rPr>
+                <w:rFonts w:ascii="Segoe UI" w:hAnsi="Segoe UI" w:cs="Segoe UI"/>
+                <w:b w:val="0"/>
+                <w:i w:val="0"/>
+                <w:color w:val="0B1F2E"/>
+                <w:sz w:val="19"/>
+              </w:rPr>
+              <w:t>/reminder-check</w:t>
+            </w:r>
+          </w:p>
+        </w:tc>
+        <w:tc>
+          <w:tcPr>
+            <w:tcW w:type="dxa" w:w="5760"/>
+            <w:tcMar>
+              <w:top w:w="80" w:type="dxa"/>
+              <w:start w:w="120" w:type="dxa"/>
+              <w:bottom w:w="80" w:type="dxa"/>
+              <w:end w:w="120" w:type="dxa"/>
+            </w:tcMar>
+            <w:vAlign w:val="center"/>
+          </w:tcPr>
+          <w:p>
+            <w:pPr>
+              <w:spacing w:after="20"/>
+            </w:pPr>
+            <w:r/>
+            <w:r>
+              <w:rPr>
+                <w:rFonts w:ascii="Segoe UI" w:hAnsi="Segoe UI" w:cs="Segoe UI"/>
+                <w:b w:val="0"/>
+                <w:i w:val="0"/>
+                <w:color w:val="0B1F2E"/>
+                <w:sz w:val="19"/>
+              </w:rPr>
+              <w:t>Manually trigger payment reminder check</w:t>
+            </w:r>
+          </w:p>
+        </w:tc>
+      </w:tr>
+    </w:tbl>
     <w:p>
       <w:pPr>
-        <w:pStyle w:val="ListBullet"/>
+        <w:spacing w:after="40"/>
       </w:pPr>
-      <w:r>
-        <w:t>/start — Show available commands and welcome message</w:t>
-      </w:r>
     </w:p>
+    <w:tbl>
+      <w:tblPr>
+        <w:tblStyle w:val="TableGrid"/>
+        <w:tblW w:type="auto" w:w="0"/>
+        <w:tblLook w:firstColumn="1" w:firstRow="1" w:lastColumn="0" w:lastRow="0" w:noHBand="0" w:noVBand="1" w:val="04A0"/>
+      </w:tblPr>
+      <w:tblGrid>
+        <w:gridCol w:w="9317"/>
+      </w:tblGrid>
+      <w:tr>
+        <w:tc>
+          <w:tcPr>
+            <w:tcW w:type="dxa" w:w="9317"/>
+            <w:tcBorders>
+              <w:left w:val="single" w:sz="28" w:space="0" w:color="C9A25C"/>
+            </w:tcBorders>
+            <w:shd w:val="clear" w:fill="FBF3E0"/>
+            <w:tcMar>
+              <w:top w:w="140" w:type="dxa"/>
+              <w:start w:w="200" w:type="dxa"/>
+              <w:bottom w:w="140" w:type="dxa"/>
+              <w:end w:w="200" w:type="dxa"/>
+            </w:tcMar>
+          </w:tcPr>
+          <w:p>
+            <w:pPr>
+              <w:spacing w:after="60"/>
+            </w:pPr>
+            <w:r/>
+            <w:r>
+              <w:rPr>
+                <w:rFonts w:ascii="Segoe UI" w:hAnsi="Segoe UI" w:cs="Segoe UI"/>
+                <w:b/>
+                <w:i w:val="0"/>
+                <w:color w:val="0B1F2E"/>
+                <w:sz w:val="21"/>
+              </w:rPr>
+              <w:t>Admin only</w:t>
+            </w:r>
+          </w:p>
+          <w:p>
+            <w:pPr>
+              <w:spacing w:after="0"/>
+            </w:pPr>
+            <w:r>
+              <w:rPr>
+                <w:rFonts w:ascii="Segoe UI" w:hAnsi="Segoe UI" w:cs="Segoe UI"/>
+                <w:b w:val="0"/>
+                <w:i w:val="0"/>
+                <w:color w:val="0B1F2E"/>
+                <w:sz w:val="20"/>
+              </w:rPr>
+              <w:t>Admin commands (/stats, /loans, /users, /broadcast, /send) are restricted to the configured admin Telegram ID (set in Super Admin Settings).</w:t>
+            </w:r>
+          </w:p>
+        </w:tc>
+      </w:tr>
+    </w:tbl>
     <w:p>
       <w:pPr>
-        <w:pStyle w:val="ListBullet"/>
+        <w:spacing w:after="40"/>
       </w:pPr>
-      <w:r>
-        <w:t>/link — Share your phone number via WebApp to link your Telegram account (single-trip flow)</w:t>
-      </w:r>
-    </w:p>
-    <w:p>
-      <w:pPr>
-        <w:pStyle w:val="ListBullet"/>
-      </w:pPr>
-      <w:r>
-        <w:t>/unlink — Disconnect your Telegram account from NexusFinance</w:t>
-      </w:r>
-    </w:p>
-    <w:p>
-      <w:pPr>
-        <w:pStyle w:val="ListBullet"/>
-      </w:pPr>
-      <w:r>
-        <w:t>/status — View your linked email, current loan status, monthly installment, and next due date</w:t>
-      </w:r>
     </w:p>
     <w:p>
       <w:pPr>
         <w:pStyle w:val="Heading1"/>
+        <w:spacing w:before="360" w:after="120"/>
+        <w:pBdr>
+          <w:bottom w:val="single" w:sz="12" w:space="4" w:color="00BDAA"/>
+        </w:pBdr>
       </w:pPr>
       <w:r>
-        <w:t>4. Admin Commands</w:t>
-      </w:r>
-    </w:p>
-    <w:p>
-      <w:pPr>
-        <w:pStyle w:val="ListBullet"/>
-      </w:pPr>
-      <w:r>
-        <w:t>/broadcast &lt;message&gt; — Send a message to all linked users via Telegram + in-app</w:t>
-      </w:r>
-    </w:p>
-    <w:p>
-      <w:pPr>
-        <w:pStyle w:val="ListBullet"/>
-      </w:pPr>
-      <w:r>
-        <w:t>/sweep-reminders — Trigger a manual payment reminder sweep</w:t>
-      </w:r>
-    </w:p>
-    <w:p>
-      <w:pPr>
-        <w:pStyle w:val="ListBullet"/>
-      </w:pPr>
-      <w:r>
-        <w:t>/lookup &lt;email&gt; — Look up user details by email address</w:t>
-      </w:r>
-    </w:p>
-    <w:p>
-      <w:pPr>
-        <w:pStyle w:val="Heading1"/>
-      </w:pPr>
-      <w:r>
+        <w:rPr>
+          <w:rFonts w:ascii="Segoe UI" w:hAnsi="Segoe UI" w:cs="Segoe UI"/>
+          <w:b/>
+          <w:i w:val="0"/>
+          <w:color w:val="0B1F2E"/>
+          <w:sz w:val="32"/>
+        </w:rPr>
         <w:t>5. Account Linking</w:t>
       </w:r>
     </w:p>
     <w:p>
       <w:pPr>
         <w:pStyle w:val="Heading2"/>
+        <w:spacing w:before="240" w:after="80"/>
       </w:pPr>
       <w:r>
-        <w:t>5.1 Linking via Phone Sharing (Recommended)</w:t>
+        <w:rPr>
+          <w:rFonts w:ascii="Segoe UI" w:hAnsi="Segoe UI" w:cs="Segoe UI"/>
+          <w:b/>
+          <w:i w:val="0"/>
+          <w:color w:val="008A7C"/>
+          <w:sz w:val="26"/>
+        </w:rPr>
+        <w:t>5.1 Single-Trip Phone Linkage (Recommended)</w:t>
       </w:r>
     </w:p>
     <w:p>
       <w:pPr>
-        <w:pStyle w:val="ListBullet"/>
+        <w:pStyle w:val="ListNumber"/>
+        <w:spacing w:after="60"/>
       </w:pPr>
       <w:r>
-        <w:t>Click "Share Phone Number to Link" button in the bot chat</w:t>
+        <w:rPr>
+          <w:rFonts w:ascii="Segoe UI" w:hAnsi="Segoe UI" w:cs="Segoe UI"/>
+          <w:b w:val="0"/>
+          <w:i w:val="0"/>
+          <w:color w:val="0B1F2E"/>
+          <w:sz w:val="21"/>
+        </w:rPr>
+        <w:t>Open the bot chat and tap 'Share Phone Number'</w:t>
       </w:r>
     </w:p>
     <w:p>
       <w:pPr>
-        <w:pStyle w:val="ListBullet"/>
+        <w:pStyle w:val="ListNumber"/>
+        <w:spacing w:after="60"/>
       </w:pPr>
       <w:r>
+        <w:rPr>
+          <w:rFonts w:ascii="Segoe UI" w:hAnsi="Segoe UI" w:cs="Segoe UI"/>
+          <w:b w:val="0"/>
+          <w:i w:val="0"/>
+          <w:color w:val="0B1F2E"/>
+          <w:sz w:val="21"/>
+        </w:rPr>
         <w:t>A WebApp sheet loads and prompts the native Telegram phone sharing popup</w:t>
       </w:r>
     </w:p>
     <w:p>
       <w:pPr>
-        <w:pStyle w:val="ListBullet"/>
+        <w:pStyle w:val="ListNumber"/>
+        <w:spacing w:after="60"/>
       </w:pPr>
       <w:r>
-        <w:t>Once shared, the WebApp auto-closes instantly</w:t>
+        <w:rPr>
+          <w:rFonts w:ascii="Segoe UI" w:hAnsi="Segoe UI" w:cs="Segoe UI"/>
+          <w:b w:val="0"/>
+          <w:i w:val="0"/>
+          <w:color w:val="0B1F2E"/>
+          <w:sz w:val="21"/>
+        </w:rPr>
+        <w:t>Once shared, the WebApp auto-closes and you return to the chat</w:t>
       </w:r>
     </w:p>
     <w:p>
       <w:pPr>
-        <w:pStyle w:val="ListBullet"/>
+        <w:pStyle w:val="ListNumber"/>
+        <w:spacing w:after="60"/>
       </w:pPr>
       <w:r>
-        <w:t>The backend links your phone number to your profile</w:t>
+        <w:rPr>
+          <w:rFonts w:ascii="Segoe UI" w:hAnsi="Segoe UI" w:cs="Segoe UI"/>
+          <w:b w:val="0"/>
+          <w:i w:val="0"/>
+          <w:color w:val="0B1F2E"/>
+          <w:sz w:val="21"/>
+        </w:rPr>
+        <w:t>The bot sends a 6-digit OTP code in the same response</w:t>
       </w:r>
     </w:p>
     <w:p>
       <w:pPr>
-        <w:pStyle w:val="ListBullet"/>
+        <w:pStyle w:val="ListNumber"/>
+        <w:spacing w:after="60"/>
       </w:pPr>
       <w:r>
-        <w:t>The bot immediately sends a 6-digit OTP code in the same response</w:t>
-      </w:r>
-    </w:p>
-    <w:p>
-      <w:pPr>
-        <w:pStyle w:val="ListBullet"/>
-      </w:pPr>
-      <w:r>
-        <w:t>The website polls /auth/check-link in the background and redirects you to enter the OTP</w:t>
-      </w:r>
-    </w:p>
-    <w:p>
-      <w:pPr>
-        <w:pStyle w:val="ListBullet"/>
-      </w:pPr>
-      <w:r>
-        <w:t>Once verified, your account is fully linked — you receive payment notifications and reminders</w:t>
+        <w:rPr>
+          <w:rFonts w:ascii="Segoe UI" w:hAnsi="Segoe UI" w:cs="Segoe UI"/>
+          <w:b w:val="0"/>
+          <w:i w:val="0"/>
+          <w:color w:val="0B1F2E"/>
+          <w:sz w:val="21"/>
+        </w:rPr>
+        <w:t>Your account is now linked — no email required</w:t>
       </w:r>
     </w:p>
     <w:p>
       <w:pPr>
         <w:pStyle w:val="Heading2"/>
+        <w:spacing w:before="240" w:after="80"/>
       </w:pPr>
       <w:r>
-        <w:t>5.2 Unlinking</w:t>
+        <w:rPr>
+          <w:rFonts w:ascii="Segoe UI" w:hAnsi="Segoe UI" w:cs="Segoe UI"/>
+          <w:b/>
+          <w:i w:val="0"/>
+          <w:color w:val="008A7C"/>
+          <w:sz w:val="26"/>
+        </w:rPr>
+        <w:t>5.2 Email-Based Linking</w:t>
+      </w:r>
+    </w:p>
+    <w:p>
+      <w:pPr>
+        <w:pStyle w:val="ListNumber"/>
+        <w:spacing w:after="60"/>
+      </w:pPr>
+      <w:r>
+        <w:rPr>
+          <w:rFonts w:ascii="Segoe UI" w:hAnsi="Segoe UI" w:cs="Segoe UI"/>
+          <w:b w:val="0"/>
+          <w:i w:val="0"/>
+          <w:color w:val="0B1F2E"/>
+          <w:sz w:val="21"/>
+        </w:rPr>
+        <w:t>Send /link &lt;your-email&gt; to the bot</w:t>
+      </w:r>
+    </w:p>
+    <w:p>
+      <w:pPr>
+        <w:pStyle w:val="ListNumber"/>
+        <w:spacing w:after="60"/>
+      </w:pPr>
+      <w:r>
+        <w:rPr>
+          <w:rFonts w:ascii="Segoe UI" w:hAnsi="Segoe UI" w:cs="Segoe UI"/>
+          <w:b w:val="0"/>
+          <w:i w:val="0"/>
+          <w:color w:val="0B1F2E"/>
+          <w:sz w:val="21"/>
+        </w:rPr>
+        <w:t>A 6-digit verification code is sent to your registered email</w:t>
+      </w:r>
+    </w:p>
+    <w:p>
+      <w:pPr>
+        <w:pStyle w:val="ListNumber"/>
+        <w:spacing w:after="60"/>
+      </w:pPr>
+      <w:r>
+        <w:rPr>
+          <w:rFonts w:ascii="Segoe UI" w:hAnsi="Segoe UI" w:cs="Segoe UI"/>
+          <w:b w:val="0"/>
+          <w:i w:val="0"/>
+          <w:color w:val="0B1F2E"/>
+          <w:sz w:val="21"/>
+        </w:rPr>
+        <w:t>Send /confirm &lt;code&gt; to complete the link</w:t>
+      </w:r>
+    </w:p>
+    <w:p>
+      <w:pPr>
+        <w:pStyle w:val="ListNumber"/>
+        <w:spacing w:after="60"/>
+      </w:pPr>
+      <w:r>
+        <w:rPr>
+          <w:rFonts w:ascii="Segoe UI" w:hAnsi="Segoe UI" w:cs="Segoe UI"/>
+          <w:b w:val="0"/>
+          <w:i w:val="0"/>
+          <w:color w:val="0B1F2E"/>
+          <w:sz w:val="21"/>
+        </w:rPr>
+        <w:t>The code expires after 10 minutes — run /link again for a new one</w:t>
+      </w:r>
+    </w:p>
+    <w:p>
+      <w:pPr>
+        <w:pStyle w:val="Heading2"/>
+        <w:spacing w:before="240" w:after="80"/>
+      </w:pPr>
+      <w:r>
+        <w:rPr>
+          <w:rFonts w:ascii="Segoe UI" w:hAnsi="Segoe UI" w:cs="Segoe UI"/>
+          <w:b/>
+          <w:i w:val="0"/>
+          <w:color w:val="008A7C"/>
+          <w:sz w:val="26"/>
+        </w:rPr>
+        <w:t>5.3 Unlinking</w:t>
       </w:r>
     </w:p>
     <w:p>
       <w:r>
+        <w:rPr>
+          <w:rFonts w:ascii="Segoe UI" w:hAnsi="Segoe UI" w:cs="Segoe UI"/>
+          <w:b w:val="0"/>
+          <w:i w:val="0"/>
+          <w:color w:val="0B1F2E"/>
+          <w:sz w:val="21"/>
+        </w:rPr>
         <w:t>Send /unlink to disconnect your Telegram account from NexusFinance.</w:t>
       </w:r>
     </w:p>
     <w:p>
       <w:pPr>
         <w:pStyle w:val="Heading2"/>
+        <w:spacing w:before="240" w:after="80"/>
       </w:pPr>
       <w:r>
-        <w:t>5.3 Status Check</w:t>
+        <w:rPr>
+          <w:rFonts w:ascii="Segoe UI" w:hAnsi="Segoe UI" w:cs="Segoe UI"/>
+          <w:b/>
+          <w:i w:val="0"/>
+          <w:color w:val="008A7C"/>
+          <w:sz w:val="26"/>
+        </w:rPr>
+        <w:t>5.4 Status Check</w:t>
       </w:r>
     </w:p>
     <w:p>
       <w:r>
+        <w:rPr>
+          <w:rFonts w:ascii="Segoe UI" w:hAnsi="Segoe UI" w:cs="Segoe UI"/>
+          <w:b w:val="0"/>
+          <w:i w:val="0"/>
+          <w:color w:val="0B1F2E"/>
+          <w:sz w:val="21"/>
+        </w:rPr>
         <w:t>Send /status to view your linked email and current loan status, including your monthly installment amount and next due date.</w:t>
       </w:r>
     </w:p>
     <w:p>
       <w:pPr>
         <w:pStyle w:val="Heading1"/>
+        <w:spacing w:before="360" w:after="120"/>
+        <w:pBdr>
+          <w:bottom w:val="single" w:sz="12" w:space="4" w:color="00BDAA"/>
+        </w:pBdr>
       </w:pPr>
       <w:r>
-        <w:t>6. Notifications &amp; Reminders</w:t>
+        <w:rPr>
+          <w:rFonts w:ascii="Segoe UI" w:hAnsi="Segoe UI" w:cs="Segoe UI"/>
+          <w:b/>
+          <w:i w:val="0"/>
+          <w:color w:val="0B1F2E"/>
+          <w:sz w:val="32"/>
+        </w:rPr>
+        <w:t>6. Password &amp; Phone Management</w:t>
+      </w:r>
+    </w:p>
+    <w:p>
+      <w:pPr>
+        <w:pStyle w:val="Heading2"/>
+        <w:spacing w:before="240" w:after="80"/>
+      </w:pPr>
+      <w:r>
+        <w:rPr>
+          <w:rFonts w:ascii="Segoe UI" w:hAnsi="Segoe UI" w:cs="Segoe UI"/>
+          <w:b/>
+          <w:i w:val="0"/>
+          <w:color w:val="008A7C"/>
+          <w:sz w:val="26"/>
+        </w:rPr>
+        <w:t>6.1 Password Change via Telegram</w:t>
+      </w:r>
+    </w:p>
+    <w:p>
+      <w:pPr>
+        <w:pStyle w:val="ListNumber"/>
+        <w:spacing w:after="60"/>
+      </w:pPr>
+      <w:r>
+        <w:rPr>
+          <w:rFonts w:ascii="Segoe UI" w:hAnsi="Segoe UI" w:cs="Segoe UI"/>
+          <w:b w:val="0"/>
+          <w:i w:val="0"/>
+          <w:color w:val="0B1F2E"/>
+          <w:sz w:val="21"/>
+        </w:rPr>
+        <w:t>Send /changepassword to the bot</w:t>
+      </w:r>
+    </w:p>
+    <w:p>
+      <w:pPr>
+        <w:pStyle w:val="ListNumber"/>
+        <w:spacing w:after="60"/>
+      </w:pPr>
+      <w:r>
+        <w:rPr>
+          <w:rFonts w:ascii="Segoe UI" w:hAnsi="Segoe UI" w:cs="Segoe UI"/>
+          <w:b w:val="0"/>
+          <w:i w:val="0"/>
+          <w:color w:val="0B1F2E"/>
+          <w:sz w:val="21"/>
+        </w:rPr>
+        <w:t>The bot sends a 6-digit OTP to your Telegram chat</w:t>
+      </w:r>
+    </w:p>
+    <w:p>
+      <w:pPr>
+        <w:pStyle w:val="ListNumber"/>
+        <w:spacing w:after="60"/>
+      </w:pPr>
+      <w:r>
+        <w:rPr>
+          <w:rFonts w:ascii="Segoe UI" w:hAnsi="Segoe UI" w:cs="Segoe UI"/>
+          <w:b w:val="0"/>
+          <w:i w:val="0"/>
+          <w:color w:val="0B1F2E"/>
+          <w:sz w:val="21"/>
+        </w:rPr>
+        <w:t>Enter the OTP code when prompted</w:t>
+      </w:r>
+    </w:p>
+    <w:p>
+      <w:pPr>
+        <w:pStyle w:val="ListNumber"/>
+        <w:spacing w:after="60"/>
+      </w:pPr>
+      <w:r>
+        <w:rPr>
+          <w:rFonts w:ascii="Segoe UI" w:hAnsi="Segoe UI" w:cs="Segoe UI"/>
+          <w:b w:val="0"/>
+          <w:i w:val="0"/>
+          <w:color w:val="0B1F2E"/>
+          <w:sz w:val="21"/>
+        </w:rPr>
+        <w:t>Enter your new password (min 6 characters)</w:t>
+      </w:r>
+    </w:p>
+    <w:p>
+      <w:pPr>
+        <w:pStyle w:val="ListNumber"/>
+        <w:spacing w:after="60"/>
+      </w:pPr>
+      <w:r>
+        <w:rPr>
+          <w:rFonts w:ascii="Segoe UI" w:hAnsi="Segoe UI" w:cs="Segoe UI"/>
+          <w:b w:val="0"/>
+          <w:i w:val="0"/>
+          <w:color w:val="0B1F2E"/>
+          <w:sz w:val="21"/>
+        </w:rPr>
+        <w:t>Password is updated immediately</w:t>
+      </w:r>
+    </w:p>
+    <w:p>
+      <w:pPr>
+        <w:pStyle w:val="Heading2"/>
+        <w:spacing w:before="240" w:after="80"/>
+      </w:pPr>
+      <w:r>
+        <w:rPr>
+          <w:rFonts w:ascii="Segoe UI" w:hAnsi="Segoe UI" w:cs="Segoe UI"/>
+          <w:b/>
+          <w:i w:val="0"/>
+          <w:color w:val="008A7C"/>
+          <w:sz w:val="26"/>
+        </w:rPr>
+        <w:t>6.2 Phone Number Change</w:t>
+      </w:r>
+    </w:p>
+    <w:p>
+      <w:pPr>
+        <w:pStyle w:val="ListNumber"/>
+        <w:spacing w:after="60"/>
+      </w:pPr>
+      <w:r>
+        <w:rPr>
+          <w:rFonts w:ascii="Segoe UI" w:hAnsi="Segoe UI" w:cs="Segoe UI"/>
+          <w:b w:val="0"/>
+          <w:i w:val="0"/>
+          <w:color w:val="0B1F2E"/>
+          <w:sz w:val="21"/>
+        </w:rPr>
+        <w:t>Go to Profile on the website and update your phone number</w:t>
+      </w:r>
+    </w:p>
+    <w:p>
+      <w:pPr>
+        <w:pStyle w:val="ListNumber"/>
+        <w:spacing w:after="60"/>
+      </w:pPr>
+      <w:r>
+        <w:rPr>
+          <w:rFonts w:ascii="Segoe UI" w:hAnsi="Segoe UI" w:cs="Segoe UI"/>
+          <w:b w:val="0"/>
+          <w:i w:val="0"/>
+          <w:color w:val="0B1F2E"/>
+          <w:sz w:val="21"/>
+        </w:rPr>
+        <w:t>An amber notification appears — click 'Verify via Telegram'</w:t>
+      </w:r>
+    </w:p>
+    <w:p>
+      <w:pPr>
+        <w:pStyle w:val="ListNumber"/>
+        <w:spacing w:after="60"/>
+      </w:pPr>
+      <w:r>
+        <w:rPr>
+          <w:rFonts w:ascii="Segoe UI" w:hAnsi="Segoe UI" w:cs="Segoe UI"/>
+          <w:b w:val="0"/>
+          <w:i w:val="0"/>
+          <w:color w:val="0B1F2E"/>
+          <w:sz w:val="21"/>
+        </w:rPr>
+        <w:t>The bot sends a deep link to complete verification</w:t>
+      </w:r>
+    </w:p>
+    <w:p>
+      <w:pPr>
+        <w:pStyle w:val="ListNumber"/>
+        <w:spacing w:after="60"/>
+      </w:pPr>
+      <w:r>
+        <w:rPr>
+          <w:rFonts w:ascii="Segoe UI" w:hAnsi="Segoe UI" w:cs="Segoe UI"/>
+          <w:b w:val="0"/>
+          <w:i w:val="0"/>
+          <w:color w:val="0B1F2E"/>
+          <w:sz w:val="21"/>
+        </w:rPr>
+        <w:t>Tap the link to verify and finalize the phone change</w:t>
+      </w:r>
+    </w:p>
+    <w:p>
+      <w:pPr>
+        <w:pStyle w:val="Heading1"/>
+        <w:spacing w:before="360" w:after="120"/>
+        <w:pBdr>
+          <w:bottom w:val="single" w:sz="12" w:space="4" w:color="00BDAA"/>
+        </w:pBdr>
+      </w:pPr>
+      <w:r>
+        <w:rPr>
+          <w:rFonts w:ascii="Segoe UI" w:hAnsi="Segoe UI" w:cs="Segoe UI"/>
+          <w:b/>
+          <w:i w:val="0"/>
+          <w:color w:val="0B1F2E"/>
+          <w:sz w:val="32"/>
+        </w:rPr>
+        <w:t>7. Notifications &amp; Reminders</w:t>
       </w:r>
     </w:p>
     <w:p>
       <w:pPr>
         <w:pStyle w:val="ListBullet"/>
+        <w:spacing w:after="60"/>
+        <w:ind w:left="432"/>
       </w:pPr>
       <w:r>
+        <w:rPr>
+          <w:rFonts w:ascii="Segoe UI" w:hAnsi="Segoe UI" w:cs="Segoe UI"/>
+          <w:b w:val="0"/>
+          <w:i w:val="0"/>
+          <w:color w:val="0B1F2E"/>
+          <w:sz w:val="21"/>
+        </w:rPr>
         <w:t>Payment confirmations — instant notification when a payment is received</w:t>
       </w:r>
     </w:p>
     <w:p>
       <w:pPr>
         <w:pStyle w:val="ListBullet"/>
+        <w:spacing w:after="60"/>
+        <w:ind w:left="432"/>
       </w:pPr>
       <w:r>
+        <w:rPr>
+          <w:rFonts w:ascii="Segoe UI" w:hAnsi="Segoe UI" w:cs="Segoe UI"/>
+          <w:b w:val="0"/>
+          <w:i w:val="0"/>
+          <w:color w:val="0B1F2E"/>
+          <w:sz w:val="21"/>
+        </w:rPr>
         <w:t>Daily reminders — scheduled at 9:00 AM Cambodia time (Asia/Phnom_Penh)</w:t>
       </w:r>
     </w:p>
     <w:p>
       <w:pPr>
         <w:pStyle w:val="ListBullet"/>
+        <w:spacing w:after="60"/>
+        <w:ind w:left="432"/>
       </w:pPr>
       <w:r>
+        <w:rPr>
+          <w:rFonts w:ascii="Segoe UI" w:hAnsi="Segoe UI" w:cs="Segoe UI"/>
+          <w:b w:val="0"/>
+          <w:i w:val="0"/>
+          <w:color w:val="0B1F2E"/>
+          <w:sz w:val="21"/>
+        </w:rPr>
         <w:t>Reminders are based on monthly installments (amortized at 5.4% APR), not the full loan amount</w:t>
       </w:r>
     </w:p>
     <w:p>
       <w:pPr>
         <w:pStyle w:val="ListBullet"/>
+        <w:spacing w:after="60"/>
+        <w:ind w:left="432"/>
       </w:pPr>
       <w:r>
+        <w:rPr>
+          <w:rFonts w:ascii="Segoe UI" w:hAnsi="Segoe UI" w:cs="Segoe UI"/>
+          <w:b w:val="0"/>
+          <w:i w:val="0"/>
+          <w:color w:val="0B1F2E"/>
+          <w:sz w:val="21"/>
+        </w:rPr>
         <w:t>New loan alerts — admin is notified when a new loan application is submitted</w:t>
       </w:r>
     </w:p>
     <w:p>
       <w:pPr>
         <w:pStyle w:val="ListBullet"/>
+        <w:spacing w:after="60"/>
+        <w:ind w:left="432"/>
       </w:pPr>
       <w:r>
-        <w:t>Loan status changes — customer is notified when loan is approved/rejected/held</w:t>
+        <w:rPr>
+          <w:rFonts w:ascii="Segoe UI" w:hAnsi="Segoe UI" w:cs="Segoe UI"/>
+          <w:b w:val="0"/>
+          <w:i w:val="0"/>
+          <w:color w:val="0B1F2E"/>
+          <w:sz w:val="21"/>
+        </w:rPr>
+        <w:t>Configurable reminder rules — Super Admin can set per-interval and overdue reminders</w:t>
       </w:r>
     </w:p>
     <w:p>
       <w:pPr>
         <w:pStyle w:val="Heading1"/>
+        <w:spacing w:before="360" w:after="120"/>
+        <w:pBdr>
+          <w:bottom w:val="single" w:sz="12" w:space="4" w:color="00BDAA"/>
+        </w:pBdr>
       </w:pPr>
       <w:r>
-        <w:t>7. Troubleshooting</w:t>
+        <w:rPr>
+          <w:rFonts w:ascii="Segoe UI" w:hAnsi="Segoe UI" w:cs="Segoe UI"/>
+          <w:b/>
+          <w:i w:val="0"/>
+          <w:color w:val="0B1F2E"/>
+          <w:sz w:val="32"/>
+        </w:rPr>
+        <w:t>8. Troubleshooting</w:t>
       </w:r>
     </w:p>
+    <w:tbl>
+      <w:tblPr>
+        <w:tblStyle w:val="TableGrid"/>
+        <w:tblW w:type="auto" w:w="0"/>
+        <w:jc w:val="center"/>
+        <w:tblLayout w:type="fixed"/>
+        <w:tblLook w:firstColumn="1" w:firstRow="1" w:lastColumn="0" w:lastRow="0" w:noHBand="0" w:noVBand="1" w:val="04A0"/>
+      </w:tblPr>
+      <w:tblGrid>
+        <w:gridCol w:w="4658"/>
+        <w:gridCol w:w="4658"/>
+      </w:tblGrid>
+      <w:tr>
+        <w:tc>
+          <w:tcPr>
+            <w:tcW w:type="dxa" w:w="3456"/>
+            <w:shd w:val="clear" w:fill="0B1F2E"/>
+            <w:tcMar>
+              <w:top w:w="80" w:type="dxa"/>
+              <w:start w:w="120" w:type="dxa"/>
+              <w:bottom w:w="80" w:type="dxa"/>
+              <w:end w:w="120" w:type="dxa"/>
+            </w:tcMar>
+            <w:vAlign w:val="center"/>
+          </w:tcPr>
+          <w:p>
+            <w:pPr>
+              <w:jc w:val="left"/>
+            </w:pPr>
+            <w:r/>
+            <w:r>
+              <w:rPr>
+                <w:rFonts w:ascii="Segoe UI" w:hAnsi="Segoe UI" w:cs="Segoe UI"/>
+                <w:b/>
+                <w:i w:val="0"/>
+                <w:color w:val="FFFFFF"/>
+                <w:sz w:val="19"/>
+              </w:rPr>
+              <w:t>Problem</w:t>
+            </w:r>
+          </w:p>
+        </w:tc>
+        <w:tc>
+          <w:tcPr>
+            <w:tcW w:type="dxa" w:w="5760"/>
+            <w:shd w:val="clear" w:fill="0B1F2E"/>
+            <w:tcMar>
+              <w:top w:w="80" w:type="dxa"/>
+              <w:start w:w="120" w:type="dxa"/>
+              <w:bottom w:w="80" w:type="dxa"/>
+              <w:end w:w="120" w:type="dxa"/>
+            </w:tcMar>
+            <w:vAlign w:val="center"/>
+          </w:tcPr>
+          <w:p>
+            <w:pPr>
+              <w:jc w:val="left"/>
+            </w:pPr>
+            <w:r/>
+            <w:r>
+              <w:rPr>
+                <w:rFonts w:ascii="Segoe UI" w:hAnsi="Segoe UI" w:cs="Segoe UI"/>
+                <w:b/>
+                <w:i w:val="0"/>
+                <w:color w:val="FFFFFF"/>
+                <w:sz w:val="19"/>
+              </w:rPr>
+              <w:t>Solution</w:t>
+            </w:r>
+          </w:p>
+        </w:tc>
+      </w:tr>
+      <w:tr>
+        <w:tc>
+          <w:tcPr>
+            <w:tcW w:type="dxa" w:w="3456"/>
+            <w:tcMar>
+              <w:top w:w="80" w:type="dxa"/>
+              <w:start w:w="120" w:type="dxa"/>
+              <w:bottom w:w="80" w:type="dxa"/>
+              <w:end w:w="120" w:type="dxa"/>
+            </w:tcMar>
+            <w:vAlign w:val="center"/>
+          </w:tcPr>
+          <w:p>
+            <w:pPr>
+              <w:spacing w:after="20"/>
+            </w:pPr>
+            <w:r/>
+            <w:r>
+              <w:rPr>
+                <w:rFonts w:ascii="Segoe UI" w:hAnsi="Segoe UI" w:cs="Segoe UI"/>
+                <w:b w:val="0"/>
+                <w:i w:val="0"/>
+                <w:color w:val="0B1F2E"/>
+                <w:sz w:val="19"/>
+              </w:rPr>
+              <w:t>Bot not responding</w:t>
+            </w:r>
+          </w:p>
+        </w:tc>
+        <w:tc>
+          <w:tcPr>
+            <w:tcW w:type="dxa" w:w="5760"/>
+            <w:tcMar>
+              <w:top w:w="80" w:type="dxa"/>
+              <w:start w:w="120" w:type="dxa"/>
+              <w:bottom w:w="80" w:type="dxa"/>
+              <w:end w:w="120" w:type="dxa"/>
+            </w:tcMar>
+            <w:vAlign w:val="center"/>
+          </w:tcPr>
+          <w:p>
+            <w:pPr>
+              <w:spacing w:after="20"/>
+            </w:pPr>
+            <w:r/>
+            <w:r>
+              <w:rPr>
+                <w:rFonts w:ascii="Segoe UI" w:hAnsi="Segoe UI" w:cs="Segoe UI"/>
+                <w:b w:val="0"/>
+                <w:i w:val="0"/>
+                <w:color w:val="0B1F2E"/>
+                <w:sz w:val="19"/>
+              </w:rPr>
+              <w:t>Send /start to re-initialize</w:t>
+            </w:r>
+          </w:p>
+        </w:tc>
+      </w:tr>
+      <w:tr>
+        <w:tc>
+          <w:tcPr>
+            <w:tcW w:type="dxa" w:w="3456"/>
+            <w:shd w:val="clear" w:fill="F4F8FA"/>
+            <w:tcMar>
+              <w:top w:w="80" w:type="dxa"/>
+              <w:start w:w="120" w:type="dxa"/>
+              <w:bottom w:w="80" w:type="dxa"/>
+              <w:end w:w="120" w:type="dxa"/>
+            </w:tcMar>
+            <w:vAlign w:val="center"/>
+          </w:tcPr>
+          <w:p>
+            <w:pPr>
+              <w:spacing w:after="20"/>
+            </w:pPr>
+            <w:r/>
+            <w:r>
+              <w:rPr>
+                <w:rFonts w:ascii="Segoe UI" w:hAnsi="Segoe UI" w:cs="Segoe UI"/>
+                <w:b w:val="0"/>
+                <w:i w:val="0"/>
+                <w:color w:val="0B1F2E"/>
+                <w:sz w:val="19"/>
+              </w:rPr>
+              <w:t>409 Conflict error</w:t>
+            </w:r>
+          </w:p>
+        </w:tc>
+        <w:tc>
+          <w:tcPr>
+            <w:tcW w:type="dxa" w:w="5760"/>
+            <w:shd w:val="clear" w:fill="F4F8FA"/>
+            <w:tcMar>
+              <w:top w:w="80" w:type="dxa"/>
+              <w:start w:w="120" w:type="dxa"/>
+              <w:bottom w:w="80" w:type="dxa"/>
+              <w:end w:w="120" w:type="dxa"/>
+            </w:tcMar>
+            <w:vAlign w:val="center"/>
+          </w:tcPr>
+          <w:p>
+            <w:pPr>
+              <w:spacing w:after="20"/>
+            </w:pPr>
+            <w:r/>
+            <w:r>
+              <w:rPr>
+                <w:rFonts w:ascii="Segoe UI" w:hAnsi="Segoe UI" w:cs="Segoe UI"/>
+                <w:b w:val="0"/>
+                <w:i w:val="0"/>
+                <w:color w:val="0B1F2E"/>
+                <w:sz w:val="19"/>
+              </w:rPr>
+              <w:t>Only one bot instance can run — check Render logs</w:t>
+            </w:r>
+          </w:p>
+        </w:tc>
+      </w:tr>
+      <w:tr>
+        <w:tc>
+          <w:tcPr>
+            <w:tcW w:type="dxa" w:w="3456"/>
+            <w:tcMar>
+              <w:top w:w="80" w:type="dxa"/>
+              <w:start w:w="120" w:type="dxa"/>
+              <w:bottom w:w="80" w:type="dxa"/>
+              <w:end w:w="120" w:type="dxa"/>
+            </w:tcMar>
+            <w:vAlign w:val="center"/>
+          </w:tcPr>
+          <w:p>
+            <w:pPr>
+              <w:spacing w:after="20"/>
+            </w:pPr>
+            <w:r/>
+            <w:r>
+              <w:rPr>
+                <w:rFonts w:ascii="Segoe UI" w:hAnsi="Segoe UI" w:cs="Segoe UI"/>
+                <w:b w:val="0"/>
+                <w:i w:val="0"/>
+                <w:color w:val="0B1F2E"/>
+                <w:sz w:val="19"/>
+              </w:rPr>
+              <w:t>Not receiving notifications</w:t>
+            </w:r>
+          </w:p>
+        </w:tc>
+        <w:tc>
+          <w:tcPr>
+            <w:tcW w:type="dxa" w:w="5760"/>
+            <w:tcMar>
+              <w:top w:w="80" w:type="dxa"/>
+              <w:start w:w="120" w:type="dxa"/>
+              <w:bottom w:w="80" w:type="dxa"/>
+              <w:end w:w="120" w:type="dxa"/>
+            </w:tcMar>
+            <w:vAlign w:val="center"/>
+          </w:tcPr>
+          <w:p>
+            <w:pPr>
+              <w:spacing w:after="20"/>
+            </w:pPr>
+            <w:r/>
+            <w:r>
+              <w:rPr>
+                <w:rFonts w:ascii="Segoe UI" w:hAnsi="Segoe UI" w:cs="Segoe UI"/>
+                <w:b w:val="0"/>
+                <w:i w:val="0"/>
+                <w:color w:val="0B1F2E"/>
+                <w:sz w:val="19"/>
+              </w:rPr>
+              <w:t>Tap 'Share Phone Number' to link your account first</w:t>
+            </w:r>
+          </w:p>
+        </w:tc>
+      </w:tr>
+      <w:tr>
+        <w:tc>
+          <w:tcPr>
+            <w:tcW w:type="dxa" w:w="3456"/>
+            <w:shd w:val="clear" w:fill="F4F8FA"/>
+            <w:tcMar>
+              <w:top w:w="80" w:type="dxa"/>
+              <w:start w:w="120" w:type="dxa"/>
+              <w:bottom w:w="80" w:type="dxa"/>
+              <w:end w:w="120" w:type="dxa"/>
+            </w:tcMar>
+            <w:vAlign w:val="center"/>
+          </w:tcPr>
+          <w:p>
+            <w:pPr>
+              <w:spacing w:after="20"/>
+            </w:pPr>
+            <w:r/>
+            <w:r>
+              <w:rPr>
+                <w:rFonts w:ascii="Segoe UI" w:hAnsi="Segoe UI" w:cs="Segoe UI"/>
+                <w:b w:val="0"/>
+                <w:i w:val="0"/>
+                <w:color w:val="0B1F2E"/>
+                <w:sz w:val="19"/>
+              </w:rPr>
+              <w:t>Admin commands not working</w:t>
+            </w:r>
+          </w:p>
+        </w:tc>
+        <w:tc>
+          <w:tcPr>
+            <w:tcW w:type="dxa" w:w="5760"/>
+            <w:shd w:val="clear" w:fill="F4F8FA"/>
+            <w:tcMar>
+              <w:top w:w="80" w:type="dxa"/>
+              <w:start w:w="120" w:type="dxa"/>
+              <w:bottom w:w="80" w:type="dxa"/>
+              <w:end w:w="120" w:type="dxa"/>
+            </w:tcMar>
+            <w:vAlign w:val="center"/>
+          </w:tcPr>
+          <w:p>
+            <w:pPr>
+              <w:spacing w:after="20"/>
+            </w:pPr>
+            <w:r/>
+            <w:r>
+              <w:rPr>
+                <w:rFonts w:ascii="Segoe UI" w:hAnsi="Segoe UI" w:cs="Segoe UI"/>
+                <w:b w:val="0"/>
+                <w:i w:val="0"/>
+                <w:color w:val="0B1F2E"/>
+                <w:sz w:val="19"/>
+              </w:rPr>
+              <w:t>Verify your Telegram ID matches the configured admin ID in Settings</w:t>
+            </w:r>
+          </w:p>
+        </w:tc>
+      </w:tr>
+      <w:tr>
+        <w:tc>
+          <w:tcPr>
+            <w:tcW w:type="dxa" w:w="3456"/>
+            <w:tcMar>
+              <w:top w:w="80" w:type="dxa"/>
+              <w:start w:w="120" w:type="dxa"/>
+              <w:bottom w:w="80" w:type="dxa"/>
+              <w:end w:w="120" w:type="dxa"/>
+            </w:tcMar>
+            <w:vAlign w:val="center"/>
+          </w:tcPr>
+          <w:p>
+            <w:pPr>
+              <w:spacing w:after="20"/>
+            </w:pPr>
+            <w:r/>
+            <w:r>
+              <w:rPr>
+                <w:rFonts w:ascii="Segoe UI" w:hAnsi="Segoe UI" w:cs="Segoe UI"/>
+                <w:b w:val="0"/>
+                <w:i w:val="0"/>
+                <w:color w:val="0B1F2E"/>
+                <w:sz w:val="19"/>
+              </w:rPr>
+              <w:t>Password change not working</w:t>
+            </w:r>
+          </w:p>
+        </w:tc>
+        <w:tc>
+          <w:tcPr>
+            <w:tcW w:type="dxa" w:w="5760"/>
+            <w:tcMar>
+              <w:top w:w="80" w:type="dxa"/>
+              <w:start w:w="120" w:type="dxa"/>
+              <w:bottom w:w="80" w:type="dxa"/>
+              <w:end w:w="120" w:type="dxa"/>
+            </w:tcMar>
+            <w:vAlign w:val="center"/>
+          </w:tcPr>
+          <w:p>
+            <w:pPr>
+              <w:spacing w:after="20"/>
+            </w:pPr>
+            <w:r/>
+            <w:r>
+              <w:rPr>
+                <w:rFonts w:ascii="Segoe UI" w:hAnsi="Segoe UI" w:cs="Segoe UI"/>
+                <w:b w:val="0"/>
+                <w:i w:val="0"/>
+                <w:color w:val="0B1F2E"/>
+                <w:sz w:val="19"/>
+              </w:rPr>
+              <w:t>Ensure you're linked first, then send /changepassword</w:t>
+            </w:r>
+          </w:p>
+        </w:tc>
+      </w:tr>
+    </w:tbl>
     <w:p>
       <w:pPr>
-        <w:pStyle w:val="ListBullet"/>
+        <w:spacing w:after="40"/>
       </w:pPr>
-      <w:r>
-        <w:t>Bot not responding: Check if the bot is running on the Render backend (auto-starts with server)</w:t>
-      </w:r>
-    </w:p>
-    <w:p>
-      <w:pPr>
-        <w:pStyle w:val="ListBullet"/>
-      </w:pPr>
-      <w:r>
-        <w:t>OTP not received: Check Telegram chat, then try SMS fallback (Twilio)</w:t>
-      </w:r>
-    </w:p>
-    <w:p>
-      <w:pPr>
-        <w:pStyle w:val="ListBullet"/>
-      </w:pPr>
-      <w:r>
-        <w:t>Account not linking: Send /unlink first, then try /link again</w:t>
-      </w:r>
-    </w:p>
-    <w:p>
-      <w:pPr>
-        <w:pStyle w:val="ListBullet"/>
-      </w:pPr>
-      <w:r>
-        <w:t>Notifications not arriving: Ensure your Telegram account is linked (check with /status)</w:t>
-      </w:r>
     </w:p>
     <w:sectPr>
-      <w:pgSz w:w="12240" w:h="15840"/>
-      <w:pgMar w:top="1440" w:right="1800" w:bottom="1440" w:left="1800" w:header="720" w:footer="720" w:gutter="0"/>
+      <w:headerReference w:type="default" r:id="rId9"/>
+      <w:footerReference w:type="default" r:id="rId10"/>
+      <w:pgSz w:w="11909" w:h="16834"/>
+      <w:pgMar w:top="1152" w:right="1296" w:bottom="1152" w:left="1296" w:header="720" w:footer="720" w:gutter="0"/>
       <w:cols w:space="720"/>
       <w:docGrid w:linePitch="360"/>
     </w:sectPr>
   </w:body>
 </w:document>
+</file>
+
+<file path=word/footer1.xml><?xml version="1.0" encoding="utf-8"?>
+<w:ftr xmlns:m="http://schemas.openxmlformats.org/officeDocument/2006/math" xmlns:mc="http://schemas.openxmlformats.org/markup-compatibility/2006" xmlns:mo="http://schemas.microsoft.com/office/mac/office/2008/main" xmlns:mv="urn:schemas-microsoft-com:mac:vml" xmlns:o="urn:schemas-microsoft-com:office:office" xmlns:r="http://schemas.openxmlformats.org/officeDocument/2006/relationships" xmlns:v="urn:schemas-microsoft-com:vml" xmlns:w10="urn:schemas-microsoft-com:office:word" xmlns:w14="http://schemas.microsoft.com/office/word/2010/wordml" xmlns:w="http://schemas.openxmlformats.org/wordprocessingml/2006/main" xmlns:wne="http://schemas.microsoft.com/office/word/2006/wordml" xmlns:wp14="http://schemas.microsoft.com/office/word/2010/wordprocessingDrawing" xmlns:wp="http://schemas.openxmlformats.org/drawingml/2006/wordprocessingDrawing" xmlns:wpc="http://schemas.microsoft.com/office/word/2010/wordprocessingCanvas" xmlns:wpg="http://schemas.microsoft.com/office/word/2010/wordprocessingGroup" xmlns:wpi="http://schemas.microsoft.com/office/word/2010/wordprocessingInk" xmlns:wps="http://schemas.microsoft.com/office/word/2010/wordprocessingShape" mc:Ignorable="w14 wp14">
+  <w:p>
+    <w:pPr>
+      <w:pStyle w:val="Footer"/>
+      <w:jc w:val="center"/>
+    </w:pPr>
+    <w:r/>
+    <w:r>
+      <w:rPr>
+        <w:rFonts w:ascii="Segoe UI" w:hAnsi="Segoe UI" w:cs="Segoe UI"/>
+        <w:b w:val="0"/>
+        <w:i w:val="0"/>
+        <w:color w:val="6B7A89"/>
+        <w:sz w:val="16"/>
+      </w:rPr>
+      <w:t>NexusFinance — Telegram Bot Guide  •  NF-DOC-006  •  Internal &amp; Confidential</w:t>
+    </w:r>
+    <w:r>
+      <w:rPr>
+        <w:rFonts w:ascii="Segoe UI" w:hAnsi="Segoe UI" w:cs="Segoe UI"/>
+        <w:b w:val="0"/>
+        <w:i w:val="0"/>
+        <w:color w:val="6B7A89"/>
+        <w:sz w:val="16"/>
+      </w:rPr>
+      <w:t xml:space="preserve">  •  Page </w:t>
+    </w:r>
+    <w:r>
+      <w:fldChar w:fldCharType="begin"/>
+      <w:instrText xml:space="preserve">PAGE</w:instrText>
+      <w:fldChar w:fldCharType="separate"/>
+      <w:t>1</w:t>
+      <w:fldChar w:fldCharType="end"/>
+    </w:r>
+  </w:p>
+</w:ftr>
+</file>
+
+<file path=word/header1.xml><?xml version="1.0" encoding="utf-8"?>
+<w:hdr xmlns:m="http://schemas.openxmlformats.org/officeDocument/2006/math" xmlns:mc="http://schemas.openxmlformats.org/markup-compatibility/2006" xmlns:mo="http://schemas.microsoft.com/office/mac/office/2008/main" xmlns:mv="urn:schemas-microsoft-com:mac:vml" xmlns:o="urn:schemas-microsoft-com:office:office" xmlns:r="http://schemas.openxmlformats.org/officeDocument/2006/relationships" xmlns:v="urn:schemas-microsoft-com:vml" xmlns:w10="urn:schemas-microsoft-com:office:word" xmlns:w14="http://schemas.microsoft.com/office/word/2010/wordml" xmlns:w="http://schemas.openxmlformats.org/wordprocessingml/2006/main" xmlns:wne="http://schemas.microsoft.com/office/word/2006/wordml" xmlns:wp14="http://schemas.microsoft.com/office/word/2010/wordprocessingDrawing" xmlns:wp="http://schemas.openxmlformats.org/drawingml/2006/wordprocessingDrawing" xmlns:wpc="http://schemas.microsoft.com/office/word/2010/wordprocessingCanvas" xmlns:wpg="http://schemas.microsoft.com/office/word/2010/wordprocessingGroup" xmlns:wpi="http://schemas.microsoft.com/office/word/2010/wordprocessingInk" xmlns:wps="http://schemas.microsoft.com/office/word/2010/wordprocessingShape" mc:Ignorable="w14 wp14">
+  <w:p>
+    <w:pPr>
+      <w:pStyle w:val="Header"/>
+    </w:pPr>
+    <w:r/>
+  </w:p>
+</w:hdr>
 </file>
 
 <file path=word/numbering.xml><?xml version="1.0" encoding="utf-8"?>
@@ -752,6 +3284,14 @@
     <w:name w:val="Normal"/>
     <w:qFormat/>
     <w:rsid w:val="00FC693F"/>
+    <w:pPr>
+      <w:spacing w:after="140" w:line="324" w:lineRule="auto"/>
+    </w:pPr>
+    <w:rPr>
+      <w:rFonts w:ascii="Segoe UI" w:hAnsi="Segoe UI" w:cs="Segoe UI"/>
+      <w:color w:val="0B1F2E"/>
+      <w:sz w:val="21"/>
+    </w:rPr>
   </w:style>
   <w:style w:type="paragraph" w:styleId="Header">
     <w:name w:val="header"/>
